--- a/storage/app/admin_fop_agreement.docx
+++ b/storage/app/admin_fop_agreement.docx
@@ -123,6 +123,7 @@
         </w:rPr>
         <w:t>${</w:t>
       </w:r>
+      <w:proofErr w:type="spellStart"/>
       <w:r>
         <w:rPr>
           <w:rFonts w:ascii="Times New Roman" w:eastAsia="Times New Roman" w:hAnsi="Times New Roman" w:cs="Times New Roman"/>
@@ -136,6 +137,7 @@
         </w:rPr>
         <w:t>agreementNumber</w:t>
       </w:r>
+      <w:proofErr w:type="spellEnd"/>
       <w:r>
         <w:rPr>
           <w:rFonts w:ascii="Times New Roman" w:eastAsia="Times New Roman" w:hAnsi="Times New Roman" w:cs="Times New Roman"/>
@@ -172,6 +174,7 @@
         </w:rPr>
         <w:t>${</w:t>
       </w:r>
+      <w:proofErr w:type="spellStart"/>
       <w:r>
         <w:rPr>
           <w:rFonts w:ascii="Times New Roman" w:eastAsia="Times New Roman" w:hAnsi="Times New Roman" w:cs="Times New Roman"/>
@@ -182,6 +185,7 @@
         </w:rPr>
         <w:t>adminDate</w:t>
       </w:r>
+      <w:proofErr w:type="spellEnd"/>
       <w:r>
         <w:rPr>
           <w:rFonts w:ascii="Times New Roman" w:eastAsia="Times New Roman" w:hAnsi="Times New Roman" w:cs="Times New Roman"/>
@@ -596,8 +600,9 @@
           <w:szCs w:val="16"/>
           <w:lang w:val="uk-UA"/>
         </w:rPr>
-        <w:t xml:space="preserve"> ${name}</w:t>
-      </w:r>
+        <w:t xml:space="preserve"> ${</w:t>
+      </w:r>
+      <w:proofErr w:type="spellStart"/>
       <w:r>
         <w:rPr>
           <w:rFonts w:ascii="Times New Roman" w:eastAsia="Times New Roman" w:hAnsi="Times New Roman" w:cs="Times New Roman"/>
@@ -607,18 +612,9 @@
           <w:szCs w:val="16"/>
           <w:lang w:val="uk-UA"/>
         </w:rPr>
-        <w:t xml:space="preserve">, </w:t>
-      </w:r>
-      <w:r>
-        <w:rPr>
-          <w:rFonts w:ascii="Times New Roman" w:eastAsia="Times New Roman" w:hAnsi="Times New Roman" w:cs="Times New Roman"/>
-          <w:bCs/>
-          <w:sz w:val="16"/>
-          <w:szCs w:val="16"/>
-          <w:lang w:val="uk-UA"/>
-        </w:rPr>
-        <w:t>іменований надалі</w:t>
-      </w:r>
+        <w:t>name</w:t>
+      </w:r>
+      <w:proofErr w:type="spellEnd"/>
       <w:r>
         <w:rPr>
           <w:rFonts w:ascii="Times New Roman" w:eastAsia="Times New Roman" w:hAnsi="Times New Roman" w:cs="Times New Roman"/>
@@ -628,6 +624,38 @@
           <w:szCs w:val="16"/>
           <w:lang w:val="uk-UA"/>
         </w:rPr>
+        <w:t>}</w:t>
+      </w:r>
+      <w:r>
+        <w:rPr>
+          <w:rFonts w:ascii="Times New Roman" w:eastAsia="Times New Roman" w:hAnsi="Times New Roman" w:cs="Times New Roman"/>
+          <w:b/>
+          <w:bCs/>
+          <w:sz w:val="16"/>
+          <w:szCs w:val="16"/>
+          <w:lang w:val="uk-UA"/>
+        </w:rPr>
+        <w:t xml:space="preserve">, </w:t>
+      </w:r>
+      <w:r>
+        <w:rPr>
+          <w:rFonts w:ascii="Times New Roman" w:eastAsia="Times New Roman" w:hAnsi="Times New Roman" w:cs="Times New Roman"/>
+          <w:bCs/>
+          <w:sz w:val="16"/>
+          <w:szCs w:val="16"/>
+          <w:lang w:val="uk-UA"/>
+        </w:rPr>
+        <w:t>іменований надалі</w:t>
+      </w:r>
+      <w:r>
+        <w:rPr>
+          <w:rFonts w:ascii="Times New Roman" w:eastAsia="Times New Roman" w:hAnsi="Times New Roman" w:cs="Times New Roman"/>
+          <w:b/>
+          <w:bCs/>
+          <w:sz w:val="16"/>
+          <w:szCs w:val="16"/>
+          <w:lang w:val="uk-UA"/>
+        </w:rPr>
         <w:t xml:space="preserve"> «Орендар», </w:t>
       </w:r>
       <w:r>
@@ -646,7 +674,27 @@
           <w:szCs w:val="16"/>
           <w:lang w:val="uk-UA"/>
         </w:rPr>
-        <w:t>${name}</w:t>
+        <w:t>${</w:t>
+      </w:r>
+      <w:proofErr w:type="spellStart"/>
+      <w:r>
+        <w:rPr>
+          <w:rFonts w:ascii="Times New Roman" w:eastAsia="Times New Roman" w:hAnsi="Times New Roman" w:cs="Times New Roman"/>
+          <w:sz w:val="16"/>
+          <w:szCs w:val="16"/>
+          <w:lang w:val="uk-UA"/>
+        </w:rPr>
+        <w:t>name</w:t>
+      </w:r>
+      <w:proofErr w:type="spellEnd"/>
+      <w:r>
+        <w:rPr>
+          <w:rFonts w:ascii="Times New Roman" w:eastAsia="Times New Roman" w:hAnsi="Times New Roman" w:cs="Times New Roman"/>
+          <w:sz w:val="16"/>
+          <w:szCs w:val="16"/>
+          <w:lang w:val="uk-UA"/>
+        </w:rPr>
+        <w:t>}</w:t>
       </w:r>
       <w:r>
         <w:rPr>
@@ -664,7 +712,27 @@
           <w:szCs w:val="16"/>
           <w:lang w:val="uk-UA"/>
         </w:rPr>
-        <w:t>${clientINN}</w:t>
+        <w:t>${</w:t>
+      </w:r>
+      <w:proofErr w:type="spellStart"/>
+      <w:r>
+        <w:rPr>
+          <w:rFonts w:ascii="Times New Roman" w:eastAsia="Times New Roman" w:hAnsi="Times New Roman" w:cs="Times New Roman"/>
+          <w:sz w:val="16"/>
+          <w:szCs w:val="16"/>
+          <w:lang w:val="uk-UA"/>
+        </w:rPr>
+        <w:t>clientINN</w:t>
+      </w:r>
+      <w:proofErr w:type="spellEnd"/>
+      <w:r>
+        <w:rPr>
+          <w:rFonts w:ascii="Times New Roman" w:eastAsia="Times New Roman" w:hAnsi="Times New Roman" w:cs="Times New Roman"/>
+          <w:sz w:val="16"/>
+          <w:szCs w:val="16"/>
+          <w:lang w:val="uk-UA"/>
+        </w:rPr>
+        <w:t>}</w:t>
       </w:r>
       <w:r>
         <w:rPr>
@@ -682,7 +750,27 @@
           <w:szCs w:val="16"/>
           <w:lang w:val="uk-UA"/>
         </w:rPr>
-        <w:t>${registerNumber}</w:t>
+        <w:t>${</w:t>
+      </w:r>
+      <w:proofErr w:type="spellStart"/>
+      <w:r>
+        <w:rPr>
+          <w:rFonts w:ascii="Times New Roman" w:eastAsia="Times New Roman" w:hAnsi="Times New Roman" w:cs="Times New Roman"/>
+          <w:sz w:val="16"/>
+          <w:szCs w:val="16"/>
+          <w:lang w:val="uk-UA"/>
+        </w:rPr>
+        <w:t>registerNumber</w:t>
+      </w:r>
+      <w:proofErr w:type="spellEnd"/>
+      <w:r>
+        <w:rPr>
+          <w:rFonts w:ascii="Times New Roman" w:eastAsia="Times New Roman" w:hAnsi="Times New Roman" w:cs="Times New Roman"/>
+          <w:sz w:val="16"/>
+          <w:szCs w:val="16"/>
+          <w:lang w:val="uk-UA"/>
+        </w:rPr>
+        <w:t>}</w:t>
       </w:r>
       <w:r>
         <w:rPr>
@@ -700,7 +788,27 @@
           <w:szCs w:val="16"/>
           <w:lang w:val="uk-UA"/>
         </w:rPr>
-        <w:t>${registerDate}</w:t>
+        <w:t>${</w:t>
+      </w:r>
+      <w:proofErr w:type="spellStart"/>
+      <w:r>
+        <w:rPr>
+          <w:rFonts w:ascii="Times New Roman" w:eastAsia="Times New Roman" w:hAnsi="Times New Roman" w:cs="Times New Roman"/>
+          <w:sz w:val="16"/>
+          <w:szCs w:val="16"/>
+          <w:lang w:val="uk-UA"/>
+        </w:rPr>
+        <w:t>registerDate</w:t>
+      </w:r>
+      <w:proofErr w:type="spellEnd"/>
+      <w:r>
+        <w:rPr>
+          <w:rFonts w:ascii="Times New Roman" w:eastAsia="Times New Roman" w:hAnsi="Times New Roman" w:cs="Times New Roman"/>
+          <w:sz w:val="16"/>
+          <w:szCs w:val="16"/>
+          <w:lang w:val="uk-UA"/>
+        </w:rPr>
+        <w:t>}</w:t>
       </w:r>
       <w:r>
         <w:rPr>
@@ -796,8 +904,9 @@
           <w:szCs w:val="16"/>
           <w:lang w:val="uk-UA" w:eastAsia="ru-RU"/>
         </w:rPr>
-        <w:t>№${agreementNumber}</w:t>
-      </w:r>
+        <w:t>№${</w:t>
+      </w:r>
+      <w:proofErr w:type="spellStart"/>
       <w:r>
         <w:rPr>
           <w:rFonts w:ascii="Times New Roman" w:eastAsia="Times New Roman" w:hAnsi="Times New Roman" w:cs="Times New Roman"/>
@@ -806,6 +915,27 @@
           <w:szCs w:val="16"/>
           <w:lang w:val="uk-UA" w:eastAsia="ru-RU"/>
         </w:rPr>
+        <w:t>agreementNumber</w:t>
+      </w:r>
+      <w:proofErr w:type="spellEnd"/>
+      <w:r>
+        <w:rPr>
+          <w:rFonts w:ascii="Times New Roman" w:eastAsia="Times New Roman" w:hAnsi="Times New Roman" w:cs="Times New Roman"/>
+          <w:color w:val="010101"/>
+          <w:sz w:val="16"/>
+          <w:szCs w:val="16"/>
+          <w:lang w:val="uk-UA" w:eastAsia="ru-RU"/>
+        </w:rPr>
+        <w:t>}</w:t>
+      </w:r>
+      <w:r>
+        <w:rPr>
+          <w:rFonts w:ascii="Times New Roman" w:eastAsia="Times New Roman" w:hAnsi="Times New Roman" w:cs="Times New Roman"/>
+          <w:color w:val="010101"/>
+          <w:sz w:val="16"/>
+          <w:szCs w:val="16"/>
+          <w:lang w:val="uk-UA" w:eastAsia="ru-RU"/>
+        </w:rPr>
         <w:t xml:space="preserve"> від </w:t>
       </w:r>
       <w:r>
@@ -818,6 +948,7 @@
         </w:rPr>
         <w:t>${</w:t>
       </w:r>
+      <w:proofErr w:type="spellStart"/>
       <w:r>
         <w:rPr>
           <w:rFonts w:ascii="Times New Roman" w:eastAsia="Times New Roman" w:hAnsi="Times New Roman" w:cs="Times New Roman"/>
@@ -828,6 +959,7 @@
         </w:rPr>
         <w:t>adminDate</w:t>
       </w:r>
+      <w:proofErr w:type="spellEnd"/>
       <w:r>
         <w:rPr>
           <w:rFonts w:ascii="Times New Roman" w:eastAsia="Times New Roman" w:hAnsi="Times New Roman" w:cs="Times New Roman"/>
@@ -1004,7 +1136,27 @@
           <w:szCs w:val="16"/>
           <w:lang w:val="uk-UA"/>
         </w:rPr>
-        <w:t>1.2. Найменування Об’єкта оренди: ${adminEquipModel}</w:t>
+        <w:t>1.2. Найменування Об’єкта оренди: ${</w:t>
+      </w:r>
+      <w:proofErr w:type="spellStart"/>
+      <w:r>
+        <w:rPr>
+          <w:rFonts w:ascii="Times New Roman" w:hAnsi="Times New Roman" w:cs="Times New Roman"/>
+          <w:sz w:val="16"/>
+          <w:szCs w:val="16"/>
+          <w:lang w:val="uk-UA"/>
+        </w:rPr>
+        <w:t>adminEquipModel</w:t>
+      </w:r>
+      <w:proofErr w:type="spellEnd"/>
+      <w:r>
+        <w:rPr>
+          <w:rFonts w:ascii="Times New Roman" w:hAnsi="Times New Roman" w:cs="Times New Roman"/>
+          <w:sz w:val="16"/>
+          <w:szCs w:val="16"/>
+          <w:lang w:val="uk-UA"/>
+        </w:rPr>
+        <w:t>}</w:t>
       </w:r>
     </w:p>
     <w:p>
@@ -1046,7 +1198,47 @@
           <w:szCs w:val="16"/>
           <w:lang w:val="uk-UA"/>
         </w:rPr>
-        <w:t>${adminEquipModel} - ${adminEquipCost} грн.</w:t>
+        <w:t>${</w:t>
+      </w:r>
+      <w:proofErr w:type="spellStart"/>
+      <w:r>
+        <w:rPr>
+          <w:rFonts w:ascii="Times New Roman" w:hAnsi="Times New Roman" w:cs="Times New Roman"/>
+          <w:sz w:val="16"/>
+          <w:szCs w:val="16"/>
+          <w:lang w:val="uk-UA"/>
+        </w:rPr>
+        <w:t>adminEquipModel</w:t>
+      </w:r>
+      <w:proofErr w:type="spellEnd"/>
+      <w:r>
+        <w:rPr>
+          <w:rFonts w:ascii="Times New Roman" w:hAnsi="Times New Roman" w:cs="Times New Roman"/>
+          <w:sz w:val="16"/>
+          <w:szCs w:val="16"/>
+          <w:lang w:val="uk-UA"/>
+        </w:rPr>
+        <w:t>} - ${</w:t>
+      </w:r>
+      <w:proofErr w:type="spellStart"/>
+      <w:r>
+        <w:rPr>
+          <w:rFonts w:ascii="Times New Roman" w:hAnsi="Times New Roman" w:cs="Times New Roman"/>
+          <w:sz w:val="16"/>
+          <w:szCs w:val="16"/>
+          <w:lang w:val="uk-UA"/>
+        </w:rPr>
+        <w:t>adminEquipCost</w:t>
+      </w:r>
+      <w:proofErr w:type="spellEnd"/>
+      <w:r>
+        <w:rPr>
+          <w:rFonts w:ascii="Times New Roman" w:hAnsi="Times New Roman" w:cs="Times New Roman"/>
+          <w:sz w:val="16"/>
+          <w:szCs w:val="16"/>
+          <w:lang w:val="uk-UA"/>
+        </w:rPr>
+        <w:t>} грн.</w:t>
       </w:r>
     </w:p>
     <w:p>
@@ -1067,7 +1259,27 @@
           <w:szCs w:val="16"/>
           <w:lang w:val="uk-UA"/>
         </w:rPr>
-        <w:t xml:space="preserve">1.4. Сторони домовилися, що протягом строку оренди Об’єкт оренди буде знаходитися за адресою: </w:t>
+        <w:t xml:space="preserve">1.4. Сторони домовилися, що протягом строку оренди Об’єкт оренди буде знаходитися за </w:t>
+      </w:r>
+      <w:proofErr w:type="spellStart"/>
+      <w:r>
+        <w:rPr>
+          <w:rFonts w:ascii="Times New Roman" w:hAnsi="Times New Roman" w:cs="Times New Roman"/>
+          <w:sz w:val="16"/>
+          <w:szCs w:val="16"/>
+          <w:lang w:val="uk-UA"/>
+        </w:rPr>
+        <w:t>адресою</w:t>
+      </w:r>
+      <w:proofErr w:type="spellEnd"/>
+      <w:r>
+        <w:rPr>
+          <w:rFonts w:ascii="Times New Roman" w:hAnsi="Times New Roman" w:cs="Times New Roman"/>
+          <w:sz w:val="16"/>
+          <w:szCs w:val="16"/>
+          <w:lang w:val="uk-UA"/>
+        </w:rPr>
+        <w:t xml:space="preserve">: </w:t>
       </w:r>
       <w:r>
         <w:rPr>
@@ -1078,6 +1290,7 @@
         </w:rPr>
         <w:t>${</w:t>
       </w:r>
+      <w:proofErr w:type="spellStart"/>
       <w:r>
         <w:rPr>
           <w:rFonts w:ascii="Times New Roman" w:hAnsi="Times New Roman" w:cs="Times New Roman"/>
@@ -1087,6 +1300,7 @@
         </w:rPr>
         <w:t>equipRegion</w:t>
       </w:r>
+      <w:proofErr w:type="spellEnd"/>
       <w:r>
         <w:rPr>
           <w:rFonts w:ascii="Times New Roman" w:hAnsi="Times New Roman" w:cs="Times New Roman"/>
@@ -1112,7 +1326,27 @@
           <w:szCs w:val="16"/>
           <w:lang w:val="uk-UA"/>
         </w:rPr>
-        <w:t>${equipAdditional}</w:t>
+        <w:t>${</w:t>
+      </w:r>
+      <w:proofErr w:type="spellStart"/>
+      <w:r>
+        <w:rPr>
+          <w:rFonts w:ascii="Times New Roman" w:hAnsi="Times New Roman" w:cs="Times New Roman"/>
+          <w:sz w:val="16"/>
+          <w:szCs w:val="16"/>
+          <w:lang w:val="uk-UA"/>
+        </w:rPr>
+        <w:t>equipAdditional</w:t>
+      </w:r>
+      <w:proofErr w:type="spellEnd"/>
+      <w:r>
+        <w:rPr>
+          <w:rFonts w:ascii="Times New Roman" w:hAnsi="Times New Roman" w:cs="Times New Roman"/>
+          <w:sz w:val="16"/>
+          <w:szCs w:val="16"/>
+          <w:lang w:val="uk-UA"/>
+        </w:rPr>
+        <w:t>}</w:t>
       </w:r>
       <w:r>
         <w:rPr>
@@ -1298,16 +1532,170 @@
           <w:sz w:val="16"/>
           <w:szCs w:val="16"/>
         </w:rPr>
-        <w:t>2.1. Об’єкт оренди передається в оренду для використання виключн</w:t>
-      </w:r>
-      <w:r>
-        <w:rPr>
-          <w:rFonts w:ascii="Times New Roman" w:hAnsi="Times New Roman" w:cs="Times New Roman"/>
-          <w:sz w:val="16"/>
-          <w:szCs w:val="16"/>
-        </w:rPr>
-        <w:t>о за його цільовим призначенням</w:t>
-      </w:r>
+        <w:t xml:space="preserve">2.1. </w:t>
+      </w:r>
+      <w:proofErr w:type="spellStart"/>
+      <w:r>
+        <w:rPr>
+          <w:rFonts w:ascii="Times New Roman" w:hAnsi="Times New Roman" w:cs="Times New Roman"/>
+          <w:sz w:val="16"/>
+          <w:szCs w:val="16"/>
+        </w:rPr>
+        <w:t>Об’єкт</w:t>
+      </w:r>
+      <w:proofErr w:type="spellEnd"/>
+      <w:r>
+        <w:rPr>
+          <w:rFonts w:ascii="Times New Roman" w:hAnsi="Times New Roman" w:cs="Times New Roman"/>
+          <w:sz w:val="16"/>
+          <w:szCs w:val="16"/>
+        </w:rPr>
+        <w:t xml:space="preserve"> </w:t>
+      </w:r>
+      <w:proofErr w:type="spellStart"/>
+      <w:r>
+        <w:rPr>
+          <w:rFonts w:ascii="Times New Roman" w:hAnsi="Times New Roman" w:cs="Times New Roman"/>
+          <w:sz w:val="16"/>
+          <w:szCs w:val="16"/>
+        </w:rPr>
+        <w:t>оренди</w:t>
+      </w:r>
+      <w:proofErr w:type="spellEnd"/>
+      <w:r>
+        <w:rPr>
+          <w:rFonts w:ascii="Times New Roman" w:hAnsi="Times New Roman" w:cs="Times New Roman"/>
+          <w:sz w:val="16"/>
+          <w:szCs w:val="16"/>
+        </w:rPr>
+        <w:t xml:space="preserve"> </w:t>
+      </w:r>
+      <w:proofErr w:type="spellStart"/>
+      <w:r>
+        <w:rPr>
+          <w:rFonts w:ascii="Times New Roman" w:hAnsi="Times New Roman" w:cs="Times New Roman"/>
+          <w:sz w:val="16"/>
+          <w:szCs w:val="16"/>
+        </w:rPr>
+        <w:t>передається</w:t>
+      </w:r>
+      <w:proofErr w:type="spellEnd"/>
+      <w:r>
+        <w:rPr>
+          <w:rFonts w:ascii="Times New Roman" w:hAnsi="Times New Roman" w:cs="Times New Roman"/>
+          <w:sz w:val="16"/>
+          <w:szCs w:val="16"/>
+        </w:rPr>
+        <w:t xml:space="preserve"> в </w:t>
+      </w:r>
+      <w:proofErr w:type="spellStart"/>
+      <w:r>
+        <w:rPr>
+          <w:rFonts w:ascii="Times New Roman" w:hAnsi="Times New Roman" w:cs="Times New Roman"/>
+          <w:sz w:val="16"/>
+          <w:szCs w:val="16"/>
+        </w:rPr>
+        <w:t>оренду</w:t>
+      </w:r>
+      <w:proofErr w:type="spellEnd"/>
+      <w:r>
+        <w:rPr>
+          <w:rFonts w:ascii="Times New Roman" w:hAnsi="Times New Roman" w:cs="Times New Roman"/>
+          <w:sz w:val="16"/>
+          <w:szCs w:val="16"/>
+        </w:rPr>
+        <w:t xml:space="preserve"> для </w:t>
+      </w:r>
+      <w:proofErr w:type="spellStart"/>
+      <w:r>
+        <w:rPr>
+          <w:rFonts w:ascii="Times New Roman" w:hAnsi="Times New Roman" w:cs="Times New Roman"/>
+          <w:sz w:val="16"/>
+          <w:szCs w:val="16"/>
+        </w:rPr>
+        <w:t>використання</w:t>
+      </w:r>
+      <w:proofErr w:type="spellEnd"/>
+      <w:r>
+        <w:rPr>
+          <w:rFonts w:ascii="Times New Roman" w:hAnsi="Times New Roman" w:cs="Times New Roman"/>
+          <w:sz w:val="16"/>
+          <w:szCs w:val="16"/>
+        </w:rPr>
+        <w:t xml:space="preserve"> </w:t>
+      </w:r>
+      <w:proofErr w:type="spellStart"/>
+      <w:r>
+        <w:rPr>
+          <w:rFonts w:ascii="Times New Roman" w:hAnsi="Times New Roman" w:cs="Times New Roman"/>
+          <w:sz w:val="16"/>
+          <w:szCs w:val="16"/>
+        </w:rPr>
+        <w:t>виключн</w:t>
+      </w:r>
+      <w:r>
+        <w:rPr>
+          <w:rFonts w:ascii="Times New Roman" w:hAnsi="Times New Roman" w:cs="Times New Roman"/>
+          <w:sz w:val="16"/>
+          <w:szCs w:val="16"/>
+        </w:rPr>
+        <w:t>о</w:t>
+      </w:r>
+      <w:proofErr w:type="spellEnd"/>
+      <w:r>
+        <w:rPr>
+          <w:rFonts w:ascii="Times New Roman" w:hAnsi="Times New Roman" w:cs="Times New Roman"/>
+          <w:sz w:val="16"/>
+          <w:szCs w:val="16"/>
+        </w:rPr>
+        <w:t xml:space="preserve"> за </w:t>
+      </w:r>
+      <w:proofErr w:type="spellStart"/>
+      <w:r>
+        <w:rPr>
+          <w:rFonts w:ascii="Times New Roman" w:hAnsi="Times New Roman" w:cs="Times New Roman"/>
+          <w:sz w:val="16"/>
+          <w:szCs w:val="16"/>
+        </w:rPr>
+        <w:t>його</w:t>
+      </w:r>
+      <w:proofErr w:type="spellEnd"/>
+      <w:r>
+        <w:rPr>
+          <w:rFonts w:ascii="Times New Roman" w:hAnsi="Times New Roman" w:cs="Times New Roman"/>
+          <w:sz w:val="16"/>
+          <w:szCs w:val="16"/>
+        </w:rPr>
+        <w:t xml:space="preserve"> </w:t>
+      </w:r>
+      <w:proofErr w:type="spellStart"/>
+      <w:r>
+        <w:rPr>
+          <w:rFonts w:ascii="Times New Roman" w:hAnsi="Times New Roman" w:cs="Times New Roman"/>
+          <w:sz w:val="16"/>
+          <w:szCs w:val="16"/>
+        </w:rPr>
+        <w:t>цільовим</w:t>
+      </w:r>
+      <w:proofErr w:type="spellEnd"/>
+      <w:r>
+        <w:rPr>
+          <w:rFonts w:ascii="Times New Roman" w:hAnsi="Times New Roman" w:cs="Times New Roman"/>
+          <w:sz w:val="16"/>
+          <w:szCs w:val="16"/>
+        </w:rPr>
+        <w:t xml:space="preserve"> </w:t>
+      </w:r>
+      <w:proofErr w:type="spellStart"/>
+      <w:r>
+        <w:rPr>
+          <w:rFonts w:ascii="Times New Roman" w:hAnsi="Times New Roman" w:cs="Times New Roman"/>
+          <w:sz w:val="16"/>
+          <w:szCs w:val="16"/>
+        </w:rPr>
+        <w:t>призначенням</w:t>
+      </w:r>
+      <w:proofErr w:type="spellEnd"/>
       <w:r>
         <w:rPr>
           <w:rFonts w:ascii="Times New Roman" w:hAnsi="Times New Roman" w:cs="Times New Roman"/>
@@ -1335,13 +1723,131 @@
         </w:rPr>
         <w:t xml:space="preserve"> х</w:t>
       </w:r>
-      <w:r>
-        <w:rPr>
-          <w:rFonts w:ascii="Times New Roman" w:hAnsi="Times New Roman" w:cs="Times New Roman"/>
-          <w:sz w:val="16"/>
-          <w:szCs w:val="16"/>
-        </w:rPr>
-        <w:t>олодильна вітрина для зберігання та реалізації кондитерських виробів та десертів.</w:t>
+      <w:proofErr w:type="spellStart"/>
+      <w:r>
+        <w:rPr>
+          <w:rFonts w:ascii="Times New Roman" w:hAnsi="Times New Roman" w:cs="Times New Roman"/>
+          <w:sz w:val="16"/>
+          <w:szCs w:val="16"/>
+        </w:rPr>
+        <w:t>олодильна</w:t>
+      </w:r>
+      <w:proofErr w:type="spellEnd"/>
+      <w:r>
+        <w:rPr>
+          <w:rFonts w:ascii="Times New Roman" w:hAnsi="Times New Roman" w:cs="Times New Roman"/>
+          <w:sz w:val="16"/>
+          <w:szCs w:val="16"/>
+        </w:rPr>
+        <w:t xml:space="preserve"> </w:t>
+      </w:r>
+      <w:proofErr w:type="spellStart"/>
+      <w:r>
+        <w:rPr>
+          <w:rFonts w:ascii="Times New Roman" w:hAnsi="Times New Roman" w:cs="Times New Roman"/>
+          <w:sz w:val="16"/>
+          <w:szCs w:val="16"/>
+        </w:rPr>
+        <w:t>вітрина</w:t>
+      </w:r>
+      <w:proofErr w:type="spellEnd"/>
+      <w:r>
+        <w:rPr>
+          <w:rFonts w:ascii="Times New Roman" w:hAnsi="Times New Roman" w:cs="Times New Roman"/>
+          <w:sz w:val="16"/>
+          <w:szCs w:val="16"/>
+        </w:rPr>
+        <w:t xml:space="preserve"> для </w:t>
+      </w:r>
+      <w:proofErr w:type="spellStart"/>
+      <w:r>
+        <w:rPr>
+          <w:rFonts w:ascii="Times New Roman" w:hAnsi="Times New Roman" w:cs="Times New Roman"/>
+          <w:sz w:val="16"/>
+          <w:szCs w:val="16"/>
+        </w:rPr>
+        <w:t>зберігання</w:t>
+      </w:r>
+      <w:proofErr w:type="spellEnd"/>
+      <w:r>
+        <w:rPr>
+          <w:rFonts w:ascii="Times New Roman" w:hAnsi="Times New Roman" w:cs="Times New Roman"/>
+          <w:sz w:val="16"/>
+          <w:szCs w:val="16"/>
+        </w:rPr>
+        <w:t xml:space="preserve"> та </w:t>
+      </w:r>
+      <w:proofErr w:type="spellStart"/>
+      <w:r>
+        <w:rPr>
+          <w:rFonts w:ascii="Times New Roman" w:hAnsi="Times New Roman" w:cs="Times New Roman"/>
+          <w:sz w:val="16"/>
+          <w:szCs w:val="16"/>
+        </w:rPr>
+        <w:t>реалізації</w:t>
+      </w:r>
+      <w:proofErr w:type="spellEnd"/>
+      <w:r>
+        <w:rPr>
+          <w:rFonts w:ascii="Times New Roman" w:hAnsi="Times New Roman" w:cs="Times New Roman"/>
+          <w:sz w:val="16"/>
+          <w:szCs w:val="16"/>
+        </w:rPr>
+        <w:t xml:space="preserve"> </w:t>
+      </w:r>
+      <w:proofErr w:type="spellStart"/>
+      <w:r>
+        <w:rPr>
+          <w:rFonts w:ascii="Times New Roman" w:hAnsi="Times New Roman" w:cs="Times New Roman"/>
+          <w:sz w:val="16"/>
+          <w:szCs w:val="16"/>
+        </w:rPr>
+        <w:t>кондитерських</w:t>
+      </w:r>
+      <w:proofErr w:type="spellEnd"/>
+      <w:r>
+        <w:rPr>
+          <w:rFonts w:ascii="Times New Roman" w:hAnsi="Times New Roman" w:cs="Times New Roman"/>
+          <w:sz w:val="16"/>
+          <w:szCs w:val="16"/>
+        </w:rPr>
+        <w:t xml:space="preserve"> </w:t>
+      </w:r>
+      <w:proofErr w:type="spellStart"/>
+      <w:r>
+        <w:rPr>
+          <w:rFonts w:ascii="Times New Roman" w:hAnsi="Times New Roman" w:cs="Times New Roman"/>
+          <w:sz w:val="16"/>
+          <w:szCs w:val="16"/>
+        </w:rPr>
+        <w:t>виробів</w:t>
+      </w:r>
+      <w:proofErr w:type="spellEnd"/>
+      <w:r>
+        <w:rPr>
+          <w:rFonts w:ascii="Times New Roman" w:hAnsi="Times New Roman" w:cs="Times New Roman"/>
+          <w:sz w:val="16"/>
+          <w:szCs w:val="16"/>
+        </w:rPr>
+        <w:t xml:space="preserve"> та </w:t>
+      </w:r>
+      <w:proofErr w:type="spellStart"/>
+      <w:r>
+        <w:rPr>
+          <w:rFonts w:ascii="Times New Roman" w:hAnsi="Times New Roman" w:cs="Times New Roman"/>
+          <w:sz w:val="16"/>
+          <w:szCs w:val="16"/>
+        </w:rPr>
+        <w:t>десертів</w:t>
+      </w:r>
+      <w:proofErr w:type="spellEnd"/>
+      <w:r>
+        <w:rPr>
+          <w:rFonts w:ascii="Times New Roman" w:hAnsi="Times New Roman" w:cs="Times New Roman"/>
+          <w:sz w:val="16"/>
+          <w:szCs w:val="16"/>
+        </w:rPr>
+        <w:t>.</w:t>
       </w:r>
     </w:p>
     <w:p>
@@ -1363,22 +1869,70 @@
         </w:rPr>
         <w:t xml:space="preserve">2.2 </w:t>
       </w:r>
-      <w:r>
-        <w:rPr>
-          <w:rFonts w:ascii="Times New Roman" w:hAnsi="Times New Roman" w:cs="Times New Roman"/>
-          <w:sz w:val="16"/>
-          <w:szCs w:val="16"/>
-        </w:rPr>
-        <w:t xml:space="preserve">Об’єкт оренди </w:t>
-      </w:r>
-      <w:r>
-        <w:rPr>
-          <w:rFonts w:ascii="Times New Roman" w:hAnsi="Times New Roman" w:cs="Times New Roman"/>
-          <w:sz w:val="16"/>
-          <w:szCs w:val="16"/>
-        </w:rPr>
-        <w:t>може використовуватис</w:t>
-      </w:r>
+      <w:proofErr w:type="spellStart"/>
+      <w:r>
+        <w:rPr>
+          <w:rFonts w:ascii="Times New Roman" w:hAnsi="Times New Roman" w:cs="Times New Roman"/>
+          <w:sz w:val="16"/>
+          <w:szCs w:val="16"/>
+        </w:rPr>
+        <w:t>Об’єкт</w:t>
+      </w:r>
+      <w:proofErr w:type="spellEnd"/>
+      <w:r>
+        <w:rPr>
+          <w:rFonts w:ascii="Times New Roman" w:hAnsi="Times New Roman" w:cs="Times New Roman"/>
+          <w:sz w:val="16"/>
+          <w:szCs w:val="16"/>
+        </w:rPr>
+        <w:t xml:space="preserve"> </w:t>
+      </w:r>
+      <w:proofErr w:type="spellStart"/>
+      <w:r>
+        <w:rPr>
+          <w:rFonts w:ascii="Times New Roman" w:hAnsi="Times New Roman" w:cs="Times New Roman"/>
+          <w:sz w:val="16"/>
+          <w:szCs w:val="16"/>
+        </w:rPr>
+        <w:t>оренди</w:t>
+      </w:r>
+      <w:proofErr w:type="spellEnd"/>
+      <w:r>
+        <w:rPr>
+          <w:rFonts w:ascii="Times New Roman" w:hAnsi="Times New Roman" w:cs="Times New Roman"/>
+          <w:sz w:val="16"/>
+          <w:szCs w:val="16"/>
+        </w:rPr>
+        <w:t xml:space="preserve"> </w:t>
+      </w:r>
+      <w:proofErr w:type="spellStart"/>
+      <w:r>
+        <w:rPr>
+          <w:rFonts w:ascii="Times New Roman" w:hAnsi="Times New Roman" w:cs="Times New Roman"/>
+          <w:sz w:val="16"/>
+          <w:szCs w:val="16"/>
+        </w:rPr>
+        <w:t>може</w:t>
+      </w:r>
+      <w:proofErr w:type="spellEnd"/>
+      <w:r>
+        <w:rPr>
+          <w:rFonts w:ascii="Times New Roman" w:hAnsi="Times New Roman" w:cs="Times New Roman"/>
+          <w:sz w:val="16"/>
+          <w:szCs w:val="16"/>
+        </w:rPr>
+        <w:t xml:space="preserve"> </w:t>
+      </w:r>
+      <w:proofErr w:type="spellStart"/>
+      <w:r>
+        <w:rPr>
+          <w:rFonts w:ascii="Times New Roman" w:hAnsi="Times New Roman" w:cs="Times New Roman"/>
+          <w:sz w:val="16"/>
+          <w:szCs w:val="16"/>
+        </w:rPr>
+        <w:t>використовуватис</w:t>
+      </w:r>
+      <w:proofErr w:type="spellEnd"/>
       <w:r>
         <w:rPr>
           <w:rFonts w:ascii="Times New Roman" w:hAnsi="Times New Roman" w:cs="Times New Roman"/>
@@ -1394,8 +1948,36 @@
           <w:sz w:val="16"/>
           <w:szCs w:val="16"/>
         </w:rPr>
-        <w:t xml:space="preserve"> лише за адресою</w:t>
-      </w:r>
+        <w:t xml:space="preserve"> </w:t>
+      </w:r>
+      <w:proofErr w:type="spellStart"/>
+      <w:r>
+        <w:rPr>
+          <w:rFonts w:ascii="Times New Roman" w:hAnsi="Times New Roman" w:cs="Times New Roman"/>
+          <w:sz w:val="16"/>
+          <w:szCs w:val="16"/>
+        </w:rPr>
+        <w:t>лише</w:t>
+      </w:r>
+      <w:proofErr w:type="spellEnd"/>
+      <w:r>
+        <w:rPr>
+          <w:rFonts w:ascii="Times New Roman" w:hAnsi="Times New Roman" w:cs="Times New Roman"/>
+          <w:sz w:val="16"/>
+          <w:szCs w:val="16"/>
+        </w:rPr>
+        <w:t xml:space="preserve"> за </w:t>
+      </w:r>
+      <w:proofErr w:type="spellStart"/>
+      <w:r>
+        <w:rPr>
+          <w:rFonts w:ascii="Times New Roman" w:hAnsi="Times New Roman" w:cs="Times New Roman"/>
+          <w:sz w:val="16"/>
+          <w:szCs w:val="16"/>
+        </w:rPr>
+        <w:t>адресою</w:t>
+      </w:r>
+      <w:proofErr w:type="spellEnd"/>
       <w:r>
         <w:rPr>
           <w:rFonts w:ascii="Times New Roman" w:hAnsi="Times New Roman" w:cs="Times New Roman"/>
@@ -1429,7 +2011,61 @@
           <w:sz w:val="16"/>
           <w:szCs w:val="16"/>
         </w:rPr>
-        <w:t xml:space="preserve">. При переміщенні Орендар зобов’язаний </w:t>
+        <w:t xml:space="preserve">. При </w:t>
+      </w:r>
+      <w:proofErr w:type="spellStart"/>
+      <w:r>
+        <w:rPr>
+          <w:rFonts w:ascii="Times New Roman" w:hAnsi="Times New Roman" w:cs="Times New Roman"/>
+          <w:sz w:val="16"/>
+          <w:szCs w:val="16"/>
+        </w:rPr>
+        <w:t>переміщенні</w:t>
+      </w:r>
+      <w:proofErr w:type="spellEnd"/>
+      <w:r>
+        <w:rPr>
+          <w:rFonts w:ascii="Times New Roman" w:hAnsi="Times New Roman" w:cs="Times New Roman"/>
+          <w:sz w:val="16"/>
+          <w:szCs w:val="16"/>
+        </w:rPr>
+        <w:t xml:space="preserve"> </w:t>
+      </w:r>
+      <w:proofErr w:type="spellStart"/>
+      <w:r>
+        <w:rPr>
+          <w:rFonts w:ascii="Times New Roman" w:hAnsi="Times New Roman" w:cs="Times New Roman"/>
+          <w:sz w:val="16"/>
+          <w:szCs w:val="16"/>
+        </w:rPr>
+        <w:t>Орендар</w:t>
+      </w:r>
+      <w:proofErr w:type="spellEnd"/>
+      <w:r>
+        <w:rPr>
+          <w:rFonts w:ascii="Times New Roman" w:hAnsi="Times New Roman" w:cs="Times New Roman"/>
+          <w:sz w:val="16"/>
+          <w:szCs w:val="16"/>
+        </w:rPr>
+        <w:t xml:space="preserve"> </w:t>
+      </w:r>
+      <w:proofErr w:type="spellStart"/>
+      <w:r>
+        <w:rPr>
+          <w:rFonts w:ascii="Times New Roman" w:hAnsi="Times New Roman" w:cs="Times New Roman"/>
+          <w:sz w:val="16"/>
+          <w:szCs w:val="16"/>
+        </w:rPr>
+        <w:t>зобов’язаний</w:t>
+      </w:r>
+      <w:proofErr w:type="spellEnd"/>
+      <w:r>
+        <w:rPr>
+          <w:rFonts w:ascii="Times New Roman" w:hAnsi="Times New Roman" w:cs="Times New Roman"/>
+          <w:sz w:val="16"/>
+          <w:szCs w:val="16"/>
+        </w:rPr>
+        <w:t xml:space="preserve"> </w:t>
       </w:r>
       <w:r>
         <w:rPr>
@@ -1484,6 +2120,7 @@
         </w:rPr>
         <w:t xml:space="preserve">робочих днів, </w:t>
       </w:r>
+      <w:proofErr w:type="spellStart"/>
       <w:r>
         <w:rPr>
           <w:rFonts w:ascii="Times New Roman" w:hAnsi="Times New Roman" w:cs="Times New Roman"/>
@@ -1492,6 +2129,7 @@
         </w:rPr>
         <w:t>повідомити</w:t>
       </w:r>
+      <w:proofErr w:type="spellEnd"/>
       <w:r>
         <w:rPr>
           <w:rFonts w:ascii="Times New Roman" w:hAnsi="Times New Roman" w:cs="Times New Roman"/>
@@ -1507,8 +2145,18 @@
           <w:sz w:val="16"/>
           <w:szCs w:val="16"/>
         </w:rPr>
-        <w:t xml:space="preserve"> Орендодавця</w:t>
-      </w:r>
+        <w:t xml:space="preserve"> </w:t>
+      </w:r>
+      <w:proofErr w:type="spellStart"/>
+      <w:r>
+        <w:rPr>
+          <w:rFonts w:ascii="Times New Roman" w:hAnsi="Times New Roman" w:cs="Times New Roman"/>
+          <w:sz w:val="16"/>
+          <w:szCs w:val="16"/>
+        </w:rPr>
+        <w:t>Орендодавця</w:t>
+      </w:r>
+      <w:proofErr w:type="spellEnd"/>
       <w:r>
         <w:rPr>
           <w:rFonts w:ascii="Times New Roman" w:hAnsi="Times New Roman" w:cs="Times New Roman"/>
@@ -1803,8 +2451,9 @@
           <w:szCs w:val="16"/>
           <w:lang w:val="uk-UA" w:eastAsia="ru-RU"/>
         </w:rPr>
-        <w:t>з дня підписання Сторонами Акт</w:t>
-      </w:r>
+        <w:t xml:space="preserve">з дня підписання Сторонами </w:t>
+      </w:r>
+      <w:proofErr w:type="spellStart"/>
       <w:r>
         <w:rPr>
           <w:rFonts w:ascii="Times New Roman" w:eastAsia="Times New Roman" w:hAnsi="Times New Roman" w:cs="Times New Roman"/>
@@ -1813,8 +2462,19 @@
           <w:szCs w:val="16"/>
           <w:lang w:val="uk-UA" w:eastAsia="ru-RU"/>
         </w:rPr>
+        <w:t>Акт</w:t>
+      </w:r>
+      <w:r>
+        <w:rPr>
+          <w:rFonts w:ascii="Times New Roman" w:eastAsia="Times New Roman" w:hAnsi="Times New Roman" w:cs="Times New Roman"/>
+          <w:color w:val="010101"/>
+          <w:sz w:val="16"/>
+          <w:szCs w:val="16"/>
+          <w:lang w:val="uk-UA" w:eastAsia="ru-RU"/>
+        </w:rPr>
         <w:t>а</w:t>
       </w:r>
+      <w:proofErr w:type="spellEnd"/>
       <w:r>
         <w:rPr>
           <w:rFonts w:ascii="Times New Roman" w:eastAsia="Times New Roman" w:hAnsi="Times New Roman" w:cs="Times New Roman"/>
@@ -1912,7 +2572,43 @@
           <w:sz w:val="16"/>
           <w:szCs w:val="16"/>
         </w:rPr>
-        <w:t xml:space="preserve">3.2. Після закінчення </w:t>
+        <w:t xml:space="preserve">3.2. </w:t>
+      </w:r>
+      <w:proofErr w:type="spellStart"/>
+      <w:r>
+        <w:rPr>
+          <w:rFonts w:ascii="Times New Roman" w:hAnsi="Times New Roman" w:cs="Times New Roman"/>
+          <w:sz w:val="16"/>
+          <w:szCs w:val="16"/>
+        </w:rPr>
+        <w:t>Після</w:t>
+      </w:r>
+      <w:proofErr w:type="spellEnd"/>
+      <w:r>
+        <w:rPr>
+          <w:rFonts w:ascii="Times New Roman" w:hAnsi="Times New Roman" w:cs="Times New Roman"/>
+          <w:sz w:val="16"/>
+          <w:szCs w:val="16"/>
+        </w:rPr>
+        <w:t xml:space="preserve"> </w:t>
+      </w:r>
+      <w:proofErr w:type="spellStart"/>
+      <w:r>
+        <w:rPr>
+          <w:rFonts w:ascii="Times New Roman" w:hAnsi="Times New Roman" w:cs="Times New Roman"/>
+          <w:sz w:val="16"/>
+          <w:szCs w:val="16"/>
+        </w:rPr>
+        <w:t>закінчення</w:t>
+      </w:r>
+      <w:proofErr w:type="spellEnd"/>
+      <w:r>
+        <w:rPr>
+          <w:rFonts w:ascii="Times New Roman" w:hAnsi="Times New Roman" w:cs="Times New Roman"/>
+          <w:sz w:val="16"/>
+          <w:szCs w:val="16"/>
+        </w:rPr>
+        <w:t xml:space="preserve"> </w:t>
       </w:r>
       <w:r>
         <w:rPr>
@@ -1949,13 +2645,77 @@
         </w:rPr>
         <w:t>О</w:t>
       </w:r>
-      <w:r>
-        <w:rPr>
-          <w:rFonts w:ascii="Times New Roman" w:hAnsi="Times New Roman" w:cs="Times New Roman"/>
-          <w:sz w:val="16"/>
-          <w:szCs w:val="16"/>
-        </w:rPr>
-        <w:t xml:space="preserve">рендар має переважне право його </w:t>
+      <w:proofErr w:type="spellStart"/>
+      <w:r>
+        <w:rPr>
+          <w:rFonts w:ascii="Times New Roman" w:hAnsi="Times New Roman" w:cs="Times New Roman"/>
+          <w:sz w:val="16"/>
+          <w:szCs w:val="16"/>
+        </w:rPr>
+        <w:t>рендар</w:t>
+      </w:r>
+      <w:proofErr w:type="spellEnd"/>
+      <w:r>
+        <w:rPr>
+          <w:rFonts w:ascii="Times New Roman" w:hAnsi="Times New Roman" w:cs="Times New Roman"/>
+          <w:sz w:val="16"/>
+          <w:szCs w:val="16"/>
+        </w:rPr>
+        <w:t xml:space="preserve"> </w:t>
+      </w:r>
+      <w:proofErr w:type="spellStart"/>
+      <w:r>
+        <w:rPr>
+          <w:rFonts w:ascii="Times New Roman" w:hAnsi="Times New Roman" w:cs="Times New Roman"/>
+          <w:sz w:val="16"/>
+          <w:szCs w:val="16"/>
+        </w:rPr>
+        <w:t>має</w:t>
+      </w:r>
+      <w:proofErr w:type="spellEnd"/>
+      <w:r>
+        <w:rPr>
+          <w:rFonts w:ascii="Times New Roman" w:hAnsi="Times New Roman" w:cs="Times New Roman"/>
+          <w:sz w:val="16"/>
+          <w:szCs w:val="16"/>
+        </w:rPr>
+        <w:t xml:space="preserve"> </w:t>
+      </w:r>
+      <w:proofErr w:type="spellStart"/>
+      <w:r>
+        <w:rPr>
+          <w:rFonts w:ascii="Times New Roman" w:hAnsi="Times New Roman" w:cs="Times New Roman"/>
+          <w:sz w:val="16"/>
+          <w:szCs w:val="16"/>
+        </w:rPr>
+        <w:t>переважне</w:t>
+      </w:r>
+      <w:proofErr w:type="spellEnd"/>
+      <w:r>
+        <w:rPr>
+          <w:rFonts w:ascii="Times New Roman" w:hAnsi="Times New Roman" w:cs="Times New Roman"/>
+          <w:sz w:val="16"/>
+          <w:szCs w:val="16"/>
+        </w:rPr>
+        <w:t xml:space="preserve"> право </w:t>
+      </w:r>
+      <w:proofErr w:type="spellStart"/>
+      <w:r>
+        <w:rPr>
+          <w:rFonts w:ascii="Times New Roman" w:hAnsi="Times New Roman" w:cs="Times New Roman"/>
+          <w:sz w:val="16"/>
+          <w:szCs w:val="16"/>
+        </w:rPr>
+        <w:t>його</w:t>
+      </w:r>
+      <w:proofErr w:type="spellEnd"/>
+      <w:r>
+        <w:rPr>
+          <w:rFonts w:ascii="Times New Roman" w:hAnsi="Times New Roman" w:cs="Times New Roman"/>
+          <w:sz w:val="16"/>
+          <w:szCs w:val="16"/>
+        </w:rPr>
+        <w:t xml:space="preserve"> </w:t>
       </w:r>
       <w:r>
         <w:rPr>
@@ -1972,7 +2732,79 @@
           <w:sz w:val="16"/>
           <w:szCs w:val="16"/>
         </w:rPr>
-        <w:t xml:space="preserve">. У цьому разі, якщо жодна </w:t>
+        <w:t xml:space="preserve">. У </w:t>
+      </w:r>
+      <w:proofErr w:type="spellStart"/>
+      <w:r>
+        <w:rPr>
+          <w:rFonts w:ascii="Times New Roman" w:hAnsi="Times New Roman" w:cs="Times New Roman"/>
+          <w:sz w:val="16"/>
+          <w:szCs w:val="16"/>
+        </w:rPr>
+        <w:t>цьому</w:t>
+      </w:r>
+      <w:proofErr w:type="spellEnd"/>
+      <w:r>
+        <w:rPr>
+          <w:rFonts w:ascii="Times New Roman" w:hAnsi="Times New Roman" w:cs="Times New Roman"/>
+          <w:sz w:val="16"/>
+          <w:szCs w:val="16"/>
+        </w:rPr>
+        <w:t xml:space="preserve"> </w:t>
+      </w:r>
+      <w:proofErr w:type="spellStart"/>
+      <w:r>
+        <w:rPr>
+          <w:rFonts w:ascii="Times New Roman" w:hAnsi="Times New Roman" w:cs="Times New Roman"/>
+          <w:sz w:val="16"/>
+          <w:szCs w:val="16"/>
+        </w:rPr>
+        <w:t>разі</w:t>
+      </w:r>
+      <w:proofErr w:type="spellEnd"/>
+      <w:r>
+        <w:rPr>
+          <w:rFonts w:ascii="Times New Roman" w:hAnsi="Times New Roman" w:cs="Times New Roman"/>
+          <w:sz w:val="16"/>
+          <w:szCs w:val="16"/>
+        </w:rPr>
+        <w:t xml:space="preserve">, </w:t>
+      </w:r>
+      <w:proofErr w:type="spellStart"/>
+      <w:r>
+        <w:rPr>
+          <w:rFonts w:ascii="Times New Roman" w:hAnsi="Times New Roman" w:cs="Times New Roman"/>
+          <w:sz w:val="16"/>
+          <w:szCs w:val="16"/>
+        </w:rPr>
+        <w:t>якщо</w:t>
+      </w:r>
+      <w:proofErr w:type="spellEnd"/>
+      <w:r>
+        <w:rPr>
+          <w:rFonts w:ascii="Times New Roman" w:hAnsi="Times New Roman" w:cs="Times New Roman"/>
+          <w:sz w:val="16"/>
+          <w:szCs w:val="16"/>
+        </w:rPr>
+        <w:t xml:space="preserve"> </w:t>
+      </w:r>
+      <w:proofErr w:type="spellStart"/>
+      <w:r>
+        <w:rPr>
+          <w:rFonts w:ascii="Times New Roman" w:hAnsi="Times New Roman" w:cs="Times New Roman"/>
+          <w:sz w:val="16"/>
+          <w:szCs w:val="16"/>
+        </w:rPr>
+        <w:t>жодна</w:t>
+      </w:r>
+      <w:proofErr w:type="spellEnd"/>
+      <w:r>
+        <w:rPr>
+          <w:rFonts w:ascii="Times New Roman" w:hAnsi="Times New Roman" w:cs="Times New Roman"/>
+          <w:sz w:val="16"/>
+          <w:szCs w:val="16"/>
+        </w:rPr>
+        <w:t xml:space="preserve"> </w:t>
       </w:r>
       <w:r>
         <w:rPr>
@@ -2034,14 +2866,25 @@
         </w:rPr>
         <w:t>’</w:t>
       </w:r>
-      <w:r>
-        <w:rPr>
-          <w:rFonts w:ascii="Times New Roman" w:hAnsi="Times New Roman" w:cs="Times New Roman"/>
-          <w:sz w:val="16"/>
-          <w:szCs w:val="16"/>
-          <w:lang w:val="uk-UA"/>
-        </w:rPr>
-        <w:t>ятнадцяти)</w:t>
+      <w:proofErr w:type="spellStart"/>
+      <w:r>
+        <w:rPr>
+          <w:rFonts w:ascii="Times New Roman" w:hAnsi="Times New Roman" w:cs="Times New Roman"/>
+          <w:sz w:val="16"/>
+          <w:szCs w:val="16"/>
+          <w:lang w:val="uk-UA"/>
+        </w:rPr>
+        <w:t>ятнадцяти</w:t>
+      </w:r>
+      <w:proofErr w:type="spellEnd"/>
+      <w:r>
+        <w:rPr>
+          <w:rFonts w:ascii="Times New Roman" w:hAnsi="Times New Roman" w:cs="Times New Roman"/>
+          <w:sz w:val="16"/>
+          <w:szCs w:val="16"/>
+          <w:lang w:val="uk-UA"/>
+        </w:rPr>
+        <w:t>)</w:t>
       </w:r>
       <w:r>
         <w:rPr>
@@ -2067,7 +2910,25 @@
           <w:sz w:val="16"/>
           <w:szCs w:val="16"/>
         </w:rPr>
-        <w:t xml:space="preserve"> до закінчення </w:t>
+        <w:t xml:space="preserve"> до </w:t>
+      </w:r>
+      <w:proofErr w:type="spellStart"/>
+      <w:r>
+        <w:rPr>
+          <w:rFonts w:ascii="Times New Roman" w:hAnsi="Times New Roman" w:cs="Times New Roman"/>
+          <w:sz w:val="16"/>
+          <w:szCs w:val="16"/>
+        </w:rPr>
+        <w:t>закінчення</w:t>
+      </w:r>
+      <w:proofErr w:type="spellEnd"/>
+      <w:r>
+        <w:rPr>
+          <w:rFonts w:ascii="Times New Roman" w:hAnsi="Times New Roman" w:cs="Times New Roman"/>
+          <w:sz w:val="16"/>
+          <w:szCs w:val="16"/>
+        </w:rPr>
+        <w:t> </w:t>
       </w:r>
       <w:r>
         <w:rPr>
@@ -2086,14 +2947,52 @@
         </w:rPr>
         <w:t xml:space="preserve"> </w:t>
       </w:r>
-      <w:r>
-        <w:rPr>
-          <w:rFonts w:ascii="Times New Roman" w:hAnsi="Times New Roman" w:cs="Times New Roman"/>
-          <w:sz w:val="16"/>
-          <w:szCs w:val="16"/>
-        </w:rPr>
-        <w:t>письмово не повідомить про намір</w:t>
-      </w:r>
+      <w:proofErr w:type="spellStart"/>
+      <w:r>
+        <w:rPr>
+          <w:rFonts w:ascii="Times New Roman" w:hAnsi="Times New Roman" w:cs="Times New Roman"/>
+          <w:sz w:val="16"/>
+          <w:szCs w:val="16"/>
+        </w:rPr>
+        <w:t>письмово</w:t>
+      </w:r>
+      <w:proofErr w:type="spellEnd"/>
+      <w:r>
+        <w:rPr>
+          <w:rFonts w:ascii="Times New Roman" w:hAnsi="Times New Roman" w:cs="Times New Roman"/>
+          <w:sz w:val="16"/>
+          <w:szCs w:val="16"/>
+        </w:rPr>
+        <w:t xml:space="preserve"> не </w:t>
+      </w:r>
+      <w:proofErr w:type="spellStart"/>
+      <w:r>
+        <w:rPr>
+          <w:rFonts w:ascii="Times New Roman" w:hAnsi="Times New Roman" w:cs="Times New Roman"/>
+          <w:sz w:val="16"/>
+          <w:szCs w:val="16"/>
+        </w:rPr>
+        <w:t>повідомить</w:t>
+      </w:r>
+      <w:proofErr w:type="spellEnd"/>
+      <w:r>
+        <w:rPr>
+          <w:rFonts w:ascii="Times New Roman" w:hAnsi="Times New Roman" w:cs="Times New Roman"/>
+          <w:sz w:val="16"/>
+          <w:szCs w:val="16"/>
+        </w:rPr>
+        <w:t xml:space="preserve"> про </w:t>
+      </w:r>
+      <w:proofErr w:type="spellStart"/>
+      <w:r>
+        <w:rPr>
+          <w:rFonts w:ascii="Times New Roman" w:hAnsi="Times New Roman" w:cs="Times New Roman"/>
+          <w:sz w:val="16"/>
+          <w:szCs w:val="16"/>
+        </w:rPr>
+        <w:t>намір</w:t>
+      </w:r>
+      <w:proofErr w:type="spellEnd"/>
       <w:r>
         <w:rPr>
           <w:rFonts w:ascii="Times New Roman" w:hAnsi="Times New Roman" w:cs="Times New Roman"/>
@@ -2203,7 +3102,61 @@
           <w:sz w:val="16"/>
           <w:szCs w:val="16"/>
         </w:rPr>
-        <w:t xml:space="preserve"> оренди може бути скорочений </w:t>
+        <w:t xml:space="preserve"> </w:t>
+      </w:r>
+      <w:proofErr w:type="spellStart"/>
+      <w:r>
+        <w:rPr>
+          <w:rFonts w:ascii="Times New Roman" w:hAnsi="Times New Roman" w:cs="Times New Roman"/>
+          <w:sz w:val="16"/>
+          <w:szCs w:val="16"/>
+        </w:rPr>
+        <w:t>оренди</w:t>
+      </w:r>
+      <w:proofErr w:type="spellEnd"/>
+      <w:r>
+        <w:rPr>
+          <w:rFonts w:ascii="Times New Roman" w:hAnsi="Times New Roman" w:cs="Times New Roman"/>
+          <w:sz w:val="16"/>
+          <w:szCs w:val="16"/>
+        </w:rPr>
+        <w:t xml:space="preserve"> </w:t>
+      </w:r>
+      <w:proofErr w:type="spellStart"/>
+      <w:r>
+        <w:rPr>
+          <w:rFonts w:ascii="Times New Roman" w:hAnsi="Times New Roman" w:cs="Times New Roman"/>
+          <w:sz w:val="16"/>
+          <w:szCs w:val="16"/>
+        </w:rPr>
+        <w:t>може</w:t>
+      </w:r>
+      <w:proofErr w:type="spellEnd"/>
+      <w:r>
+        <w:rPr>
+          <w:rFonts w:ascii="Times New Roman" w:hAnsi="Times New Roman" w:cs="Times New Roman"/>
+          <w:sz w:val="16"/>
+          <w:szCs w:val="16"/>
+        </w:rPr>
+        <w:t xml:space="preserve"> бути </w:t>
+      </w:r>
+      <w:proofErr w:type="spellStart"/>
+      <w:r>
+        <w:rPr>
+          <w:rFonts w:ascii="Times New Roman" w:hAnsi="Times New Roman" w:cs="Times New Roman"/>
+          <w:sz w:val="16"/>
+          <w:szCs w:val="16"/>
+        </w:rPr>
+        <w:t>скорочений</w:t>
+      </w:r>
+      <w:proofErr w:type="spellEnd"/>
+      <w:r>
+        <w:rPr>
+          <w:rFonts w:ascii="Times New Roman" w:hAnsi="Times New Roman" w:cs="Times New Roman"/>
+          <w:sz w:val="16"/>
+          <w:szCs w:val="16"/>
+        </w:rPr>
+        <w:t xml:space="preserve"> </w:t>
       </w:r>
       <w:r>
         <w:rPr>
@@ -2317,7 +3270,25 @@
           <w:sz w:val="16"/>
           <w:szCs w:val="16"/>
         </w:rPr>
-        <w:t>${adminEquipRentCost}</w:t>
+        <w:t>${</w:t>
+      </w:r>
+      <w:proofErr w:type="spellStart"/>
+      <w:r>
+        <w:rPr>
+          <w:rFonts w:ascii="Times New Roman" w:hAnsi="Times New Roman" w:cs="Times New Roman"/>
+          <w:sz w:val="16"/>
+          <w:szCs w:val="16"/>
+        </w:rPr>
+        <w:t>adminEquipRentCost</w:t>
+      </w:r>
+      <w:proofErr w:type="spellEnd"/>
+      <w:r>
+        <w:rPr>
+          <w:rFonts w:ascii="Times New Roman" w:hAnsi="Times New Roman" w:cs="Times New Roman"/>
+          <w:sz w:val="16"/>
+          <w:szCs w:val="16"/>
+        </w:rPr>
+        <w:t>}</w:t>
       </w:r>
       <w:r>
         <w:rPr>
@@ -2345,14 +3316,25 @@
         </w:rPr>
         <w:t>’</w:t>
       </w:r>
-      <w:r>
-        <w:rPr>
-          <w:rFonts w:ascii="Times New Roman" w:hAnsi="Times New Roman" w:cs="Times New Roman"/>
-          <w:sz w:val="16"/>
-          <w:szCs w:val="16"/>
-          <w:lang w:val="uk-UA"/>
-        </w:rPr>
-        <w:t xml:space="preserve">єктом оренди, починаючи з дати підписання Акту приймання - передачі </w:t>
+      <w:proofErr w:type="spellStart"/>
+      <w:r>
+        <w:rPr>
+          <w:rFonts w:ascii="Times New Roman" w:hAnsi="Times New Roman" w:cs="Times New Roman"/>
+          <w:sz w:val="16"/>
+          <w:szCs w:val="16"/>
+          <w:lang w:val="uk-UA"/>
+        </w:rPr>
+        <w:t>єктом</w:t>
+      </w:r>
+      <w:proofErr w:type="spellEnd"/>
+      <w:r>
+        <w:rPr>
+          <w:rFonts w:ascii="Times New Roman" w:hAnsi="Times New Roman" w:cs="Times New Roman"/>
+          <w:sz w:val="16"/>
+          <w:szCs w:val="16"/>
+          <w:lang w:val="uk-UA"/>
+        </w:rPr>
+        <w:t xml:space="preserve"> оренди, починаючи з дати підписання Акту приймання - передачі </w:t>
       </w:r>
       <w:r>
         <w:rPr>
@@ -2380,14 +3362,25 @@
         </w:rPr>
         <w:t>’</w:t>
       </w:r>
-      <w:r>
-        <w:rPr>
-          <w:rFonts w:ascii="Times New Roman" w:hAnsi="Times New Roman" w:cs="Times New Roman"/>
-          <w:sz w:val="16"/>
-          <w:szCs w:val="16"/>
-          <w:lang w:val="uk-UA"/>
-        </w:rPr>
-        <w:t>єкта оренди Орендодавцю за Актом приймання – передачі.</w:t>
+      <w:proofErr w:type="spellStart"/>
+      <w:r>
+        <w:rPr>
+          <w:rFonts w:ascii="Times New Roman" w:hAnsi="Times New Roman" w:cs="Times New Roman"/>
+          <w:sz w:val="16"/>
+          <w:szCs w:val="16"/>
+          <w:lang w:val="uk-UA"/>
+        </w:rPr>
+        <w:t>єкта</w:t>
+      </w:r>
+      <w:proofErr w:type="spellEnd"/>
+      <w:r>
+        <w:rPr>
+          <w:rFonts w:ascii="Times New Roman" w:hAnsi="Times New Roman" w:cs="Times New Roman"/>
+          <w:sz w:val="16"/>
+          <w:szCs w:val="16"/>
+          <w:lang w:val="uk-UA"/>
+        </w:rPr>
+        <w:t xml:space="preserve"> оренди Орендодавцю за Актом приймання – передачі.</w:t>
       </w:r>
     </w:p>
     <w:p>
@@ -2446,6 +3439,7 @@
         </w:rPr>
         <w:t>’</w:t>
       </w:r>
+      <w:proofErr w:type="spellStart"/>
       <w:r>
         <w:rPr>
           <w:rFonts w:ascii="Times New Roman" w:hAnsi="Times New Roman" w:cs="Times New Roman"/>
@@ -2454,7 +3448,18 @@
           <w:szCs w:val="16"/>
           <w:lang w:val="uk-UA"/>
         </w:rPr>
-        <w:t xml:space="preserve">єкта оренди розраховується Орендодавцем в залежності від територіального розташування місця доставки та погоджується з Орендарем </w:t>
+        <w:t>єкта</w:t>
+      </w:r>
+      <w:proofErr w:type="spellEnd"/>
+      <w:r>
+        <w:rPr>
+          <w:rFonts w:ascii="Times New Roman" w:hAnsi="Times New Roman" w:cs="Times New Roman"/>
+          <w:bCs/>
+          <w:sz w:val="16"/>
+          <w:szCs w:val="16"/>
+          <w:lang w:val="uk-UA"/>
+        </w:rPr>
+        <w:t xml:space="preserve"> оренди розраховується Орендодавцем в залежності від територіального розташування місця доставки та погоджується з Орендарем </w:t>
       </w:r>
       <w:r>
         <w:rPr>
@@ -2569,6 +3574,7 @@
         </w:rPr>
         <w:t>${</w:t>
       </w:r>
+      <w:proofErr w:type="spellStart"/>
       <w:r>
         <w:rPr>
           <w:rFonts w:ascii="Times New Roman" w:hAnsi="Times New Roman" w:cs="Times New Roman"/>
@@ -2578,6 +3584,7 @@
         </w:rPr>
         <w:t>adminPayDay</w:t>
       </w:r>
+      <w:proofErr w:type="spellEnd"/>
       <w:r>
         <w:rPr>
           <w:rFonts w:ascii="Times New Roman" w:hAnsi="Times New Roman" w:cs="Times New Roman"/>
@@ -2759,13 +3766,185 @@
         </w:rPr>
         <w:t xml:space="preserve"> </w:t>
       </w:r>
-      <w:r>
-        <w:rPr>
-          <w:rFonts w:ascii="Times New Roman" w:hAnsi="Times New Roman" w:cs="Times New Roman"/>
-          <w:sz w:val="16"/>
-          <w:szCs w:val="16"/>
-        </w:rPr>
-        <w:t>Оплачені наперед кошти, які сплатив орендар згідно цього пункту, не підлягають поверненню за будь-яких умов.</w:t>
+      <w:proofErr w:type="spellStart"/>
+      <w:r>
+        <w:rPr>
+          <w:rFonts w:ascii="Times New Roman" w:hAnsi="Times New Roman" w:cs="Times New Roman"/>
+          <w:sz w:val="16"/>
+          <w:szCs w:val="16"/>
+        </w:rPr>
+        <w:t>Оплачені</w:t>
+      </w:r>
+      <w:proofErr w:type="spellEnd"/>
+      <w:r>
+        <w:rPr>
+          <w:rFonts w:ascii="Times New Roman" w:hAnsi="Times New Roman" w:cs="Times New Roman"/>
+          <w:sz w:val="16"/>
+          <w:szCs w:val="16"/>
+        </w:rPr>
+        <w:t xml:space="preserve"> наперед </w:t>
+      </w:r>
+      <w:proofErr w:type="spellStart"/>
+      <w:r>
+        <w:rPr>
+          <w:rFonts w:ascii="Times New Roman" w:hAnsi="Times New Roman" w:cs="Times New Roman"/>
+          <w:sz w:val="16"/>
+          <w:szCs w:val="16"/>
+        </w:rPr>
+        <w:t>кошти</w:t>
+      </w:r>
+      <w:proofErr w:type="spellEnd"/>
+      <w:r>
+        <w:rPr>
+          <w:rFonts w:ascii="Times New Roman" w:hAnsi="Times New Roman" w:cs="Times New Roman"/>
+          <w:sz w:val="16"/>
+          <w:szCs w:val="16"/>
+        </w:rPr>
+        <w:t xml:space="preserve">, </w:t>
+      </w:r>
+      <w:proofErr w:type="spellStart"/>
+      <w:r>
+        <w:rPr>
+          <w:rFonts w:ascii="Times New Roman" w:hAnsi="Times New Roman" w:cs="Times New Roman"/>
+          <w:sz w:val="16"/>
+          <w:szCs w:val="16"/>
+        </w:rPr>
+        <w:t>які</w:t>
+      </w:r>
+      <w:proofErr w:type="spellEnd"/>
+      <w:r>
+        <w:rPr>
+          <w:rFonts w:ascii="Times New Roman" w:hAnsi="Times New Roman" w:cs="Times New Roman"/>
+          <w:sz w:val="16"/>
+          <w:szCs w:val="16"/>
+        </w:rPr>
+        <w:t xml:space="preserve"> </w:t>
+      </w:r>
+      <w:proofErr w:type="spellStart"/>
+      <w:r>
+        <w:rPr>
+          <w:rFonts w:ascii="Times New Roman" w:hAnsi="Times New Roman" w:cs="Times New Roman"/>
+          <w:sz w:val="16"/>
+          <w:szCs w:val="16"/>
+        </w:rPr>
+        <w:t>сплатив</w:t>
+      </w:r>
+      <w:proofErr w:type="spellEnd"/>
+      <w:r>
+        <w:rPr>
+          <w:rFonts w:ascii="Times New Roman" w:hAnsi="Times New Roman" w:cs="Times New Roman"/>
+          <w:sz w:val="16"/>
+          <w:szCs w:val="16"/>
+        </w:rPr>
+        <w:t xml:space="preserve"> </w:t>
+      </w:r>
+      <w:proofErr w:type="spellStart"/>
+      <w:r>
+        <w:rPr>
+          <w:rFonts w:ascii="Times New Roman" w:hAnsi="Times New Roman" w:cs="Times New Roman"/>
+          <w:sz w:val="16"/>
+          <w:szCs w:val="16"/>
+        </w:rPr>
+        <w:t>орендар</w:t>
+      </w:r>
+      <w:proofErr w:type="spellEnd"/>
+      <w:r>
+        <w:rPr>
+          <w:rFonts w:ascii="Times New Roman" w:hAnsi="Times New Roman" w:cs="Times New Roman"/>
+          <w:sz w:val="16"/>
+          <w:szCs w:val="16"/>
+        </w:rPr>
+        <w:t xml:space="preserve"> </w:t>
+      </w:r>
+      <w:proofErr w:type="spellStart"/>
+      <w:r>
+        <w:rPr>
+          <w:rFonts w:ascii="Times New Roman" w:hAnsi="Times New Roman" w:cs="Times New Roman"/>
+          <w:sz w:val="16"/>
+          <w:szCs w:val="16"/>
+        </w:rPr>
+        <w:t>згідно</w:t>
+      </w:r>
+      <w:proofErr w:type="spellEnd"/>
+      <w:r>
+        <w:rPr>
+          <w:rFonts w:ascii="Times New Roman" w:hAnsi="Times New Roman" w:cs="Times New Roman"/>
+          <w:sz w:val="16"/>
+          <w:szCs w:val="16"/>
+        </w:rPr>
+        <w:t xml:space="preserve"> </w:t>
+      </w:r>
+      <w:proofErr w:type="spellStart"/>
+      <w:r>
+        <w:rPr>
+          <w:rFonts w:ascii="Times New Roman" w:hAnsi="Times New Roman" w:cs="Times New Roman"/>
+          <w:sz w:val="16"/>
+          <w:szCs w:val="16"/>
+        </w:rPr>
+        <w:t>цього</w:t>
+      </w:r>
+      <w:proofErr w:type="spellEnd"/>
+      <w:r>
+        <w:rPr>
+          <w:rFonts w:ascii="Times New Roman" w:hAnsi="Times New Roman" w:cs="Times New Roman"/>
+          <w:sz w:val="16"/>
+          <w:szCs w:val="16"/>
+        </w:rPr>
+        <w:t xml:space="preserve"> пункту, не </w:t>
+      </w:r>
+      <w:proofErr w:type="spellStart"/>
+      <w:r>
+        <w:rPr>
+          <w:rFonts w:ascii="Times New Roman" w:hAnsi="Times New Roman" w:cs="Times New Roman"/>
+          <w:sz w:val="16"/>
+          <w:szCs w:val="16"/>
+        </w:rPr>
+        <w:t>підлягають</w:t>
+      </w:r>
+      <w:proofErr w:type="spellEnd"/>
+      <w:r>
+        <w:rPr>
+          <w:rFonts w:ascii="Times New Roman" w:hAnsi="Times New Roman" w:cs="Times New Roman"/>
+          <w:sz w:val="16"/>
+          <w:szCs w:val="16"/>
+        </w:rPr>
+        <w:t xml:space="preserve"> </w:t>
+      </w:r>
+      <w:proofErr w:type="spellStart"/>
+      <w:r>
+        <w:rPr>
+          <w:rFonts w:ascii="Times New Roman" w:hAnsi="Times New Roman" w:cs="Times New Roman"/>
+          <w:sz w:val="16"/>
+          <w:szCs w:val="16"/>
+        </w:rPr>
+        <w:t>поверненню</w:t>
+      </w:r>
+      <w:proofErr w:type="spellEnd"/>
+      <w:r>
+        <w:rPr>
+          <w:rFonts w:ascii="Times New Roman" w:hAnsi="Times New Roman" w:cs="Times New Roman"/>
+          <w:sz w:val="16"/>
+          <w:szCs w:val="16"/>
+        </w:rPr>
+        <w:t xml:space="preserve"> за будь-</w:t>
+      </w:r>
+      <w:proofErr w:type="spellStart"/>
+      <w:r>
+        <w:rPr>
+          <w:rFonts w:ascii="Times New Roman" w:hAnsi="Times New Roman" w:cs="Times New Roman"/>
+          <w:sz w:val="16"/>
+          <w:szCs w:val="16"/>
+        </w:rPr>
+        <w:t>яких</w:t>
+      </w:r>
+      <w:proofErr w:type="spellEnd"/>
+      <w:r>
+        <w:rPr>
+          <w:rFonts w:ascii="Times New Roman" w:hAnsi="Times New Roman" w:cs="Times New Roman"/>
+          <w:sz w:val="16"/>
+          <w:szCs w:val="16"/>
+        </w:rPr>
+        <w:t xml:space="preserve"> умов.</w:t>
       </w:r>
     </w:p>
     <w:p>
@@ -2801,7 +3980,61 @@
           <w:sz w:val="16"/>
           <w:szCs w:val="16"/>
         </w:rPr>
-        <w:t xml:space="preserve">. Розмір орендної плати може </w:t>
+        <w:t xml:space="preserve">. </w:t>
+      </w:r>
+      <w:proofErr w:type="spellStart"/>
+      <w:r>
+        <w:rPr>
+          <w:rFonts w:ascii="Times New Roman" w:hAnsi="Times New Roman" w:cs="Times New Roman"/>
+          <w:sz w:val="16"/>
+          <w:szCs w:val="16"/>
+        </w:rPr>
+        <w:t>Розмір</w:t>
+      </w:r>
+      <w:proofErr w:type="spellEnd"/>
+      <w:r>
+        <w:rPr>
+          <w:rFonts w:ascii="Times New Roman" w:hAnsi="Times New Roman" w:cs="Times New Roman"/>
+          <w:sz w:val="16"/>
+          <w:szCs w:val="16"/>
+        </w:rPr>
+        <w:t xml:space="preserve"> </w:t>
+      </w:r>
+      <w:proofErr w:type="spellStart"/>
+      <w:r>
+        <w:rPr>
+          <w:rFonts w:ascii="Times New Roman" w:hAnsi="Times New Roman" w:cs="Times New Roman"/>
+          <w:sz w:val="16"/>
+          <w:szCs w:val="16"/>
+        </w:rPr>
+        <w:t>орендної</w:t>
+      </w:r>
+      <w:proofErr w:type="spellEnd"/>
+      <w:r>
+        <w:rPr>
+          <w:rFonts w:ascii="Times New Roman" w:hAnsi="Times New Roman" w:cs="Times New Roman"/>
+          <w:sz w:val="16"/>
+          <w:szCs w:val="16"/>
+        </w:rPr>
+        <w:t xml:space="preserve"> плати </w:t>
+      </w:r>
+      <w:proofErr w:type="spellStart"/>
+      <w:r>
+        <w:rPr>
+          <w:rFonts w:ascii="Times New Roman" w:hAnsi="Times New Roman" w:cs="Times New Roman"/>
+          <w:sz w:val="16"/>
+          <w:szCs w:val="16"/>
+        </w:rPr>
+        <w:t>може</w:t>
+      </w:r>
+      <w:proofErr w:type="spellEnd"/>
+      <w:r>
+        <w:rPr>
+          <w:rFonts w:ascii="Times New Roman" w:hAnsi="Times New Roman" w:cs="Times New Roman"/>
+          <w:sz w:val="16"/>
+          <w:szCs w:val="16"/>
+        </w:rPr>
+        <w:t xml:space="preserve"> </w:t>
       </w:r>
       <w:r>
         <w:rPr>
@@ -2835,7 +4068,133 @@
           <w:sz w:val="16"/>
           <w:szCs w:val="16"/>
         </w:rPr>
-        <w:t>не частіще ніж один раз протягом року або за згодою сторін у разі: </w:t>
+        <w:t xml:space="preserve">не </w:t>
+      </w:r>
+      <w:proofErr w:type="spellStart"/>
+      <w:r>
+        <w:rPr>
+          <w:rFonts w:ascii="Times New Roman" w:hAnsi="Times New Roman" w:cs="Times New Roman"/>
+          <w:sz w:val="16"/>
+          <w:szCs w:val="16"/>
+        </w:rPr>
+        <w:t>частіще</w:t>
+      </w:r>
+      <w:proofErr w:type="spellEnd"/>
+      <w:r>
+        <w:rPr>
+          <w:rFonts w:ascii="Times New Roman" w:hAnsi="Times New Roman" w:cs="Times New Roman"/>
+          <w:sz w:val="16"/>
+          <w:szCs w:val="16"/>
+        </w:rPr>
+        <w:t xml:space="preserve"> </w:t>
+      </w:r>
+      <w:proofErr w:type="spellStart"/>
+      <w:r>
+        <w:rPr>
+          <w:rFonts w:ascii="Times New Roman" w:hAnsi="Times New Roman" w:cs="Times New Roman"/>
+          <w:sz w:val="16"/>
+          <w:szCs w:val="16"/>
+        </w:rPr>
+        <w:t>ніж</w:t>
+      </w:r>
+      <w:proofErr w:type="spellEnd"/>
+      <w:r>
+        <w:rPr>
+          <w:rFonts w:ascii="Times New Roman" w:hAnsi="Times New Roman" w:cs="Times New Roman"/>
+          <w:sz w:val="16"/>
+          <w:szCs w:val="16"/>
+        </w:rPr>
+        <w:t xml:space="preserve"> один раз </w:t>
+      </w:r>
+      <w:proofErr w:type="spellStart"/>
+      <w:r>
+        <w:rPr>
+          <w:rFonts w:ascii="Times New Roman" w:hAnsi="Times New Roman" w:cs="Times New Roman"/>
+          <w:sz w:val="16"/>
+          <w:szCs w:val="16"/>
+        </w:rPr>
+        <w:t>протягом</w:t>
+      </w:r>
+      <w:proofErr w:type="spellEnd"/>
+      <w:r>
+        <w:rPr>
+          <w:rFonts w:ascii="Times New Roman" w:hAnsi="Times New Roman" w:cs="Times New Roman"/>
+          <w:sz w:val="16"/>
+          <w:szCs w:val="16"/>
+        </w:rPr>
+        <w:t xml:space="preserve"> року </w:t>
+      </w:r>
+      <w:proofErr w:type="spellStart"/>
+      <w:r>
+        <w:rPr>
+          <w:rFonts w:ascii="Times New Roman" w:hAnsi="Times New Roman" w:cs="Times New Roman"/>
+          <w:sz w:val="16"/>
+          <w:szCs w:val="16"/>
+        </w:rPr>
+        <w:t>або</w:t>
+      </w:r>
+      <w:proofErr w:type="spellEnd"/>
+      <w:r>
+        <w:rPr>
+          <w:rFonts w:ascii="Times New Roman" w:hAnsi="Times New Roman" w:cs="Times New Roman"/>
+          <w:sz w:val="16"/>
+          <w:szCs w:val="16"/>
+        </w:rPr>
+        <w:t xml:space="preserve"> за </w:t>
+      </w:r>
+      <w:proofErr w:type="spellStart"/>
+      <w:r>
+        <w:rPr>
+          <w:rFonts w:ascii="Times New Roman" w:hAnsi="Times New Roman" w:cs="Times New Roman"/>
+          <w:sz w:val="16"/>
+          <w:szCs w:val="16"/>
+        </w:rPr>
+        <w:t>згодою</w:t>
+      </w:r>
+      <w:proofErr w:type="spellEnd"/>
+      <w:r>
+        <w:rPr>
+          <w:rFonts w:ascii="Times New Roman" w:hAnsi="Times New Roman" w:cs="Times New Roman"/>
+          <w:sz w:val="16"/>
+          <w:szCs w:val="16"/>
+        </w:rPr>
+        <w:t xml:space="preserve"> </w:t>
+      </w:r>
+      <w:proofErr w:type="spellStart"/>
+      <w:r>
+        <w:rPr>
+          <w:rFonts w:ascii="Times New Roman" w:hAnsi="Times New Roman" w:cs="Times New Roman"/>
+          <w:sz w:val="16"/>
+          <w:szCs w:val="16"/>
+        </w:rPr>
+        <w:t>сторін</w:t>
+      </w:r>
+      <w:proofErr w:type="spellEnd"/>
+      <w:r>
+        <w:rPr>
+          <w:rFonts w:ascii="Times New Roman" w:hAnsi="Times New Roman" w:cs="Times New Roman"/>
+          <w:sz w:val="16"/>
+          <w:szCs w:val="16"/>
+        </w:rPr>
+        <w:t xml:space="preserve"> у </w:t>
+      </w:r>
+      <w:proofErr w:type="spellStart"/>
+      <w:r>
+        <w:rPr>
+          <w:rFonts w:ascii="Times New Roman" w:hAnsi="Times New Roman" w:cs="Times New Roman"/>
+          <w:sz w:val="16"/>
+          <w:szCs w:val="16"/>
+        </w:rPr>
+        <w:t>разі</w:t>
+      </w:r>
+      <w:proofErr w:type="spellEnd"/>
+      <w:r>
+        <w:rPr>
+          <w:rFonts w:ascii="Times New Roman" w:hAnsi="Times New Roman" w:cs="Times New Roman"/>
+          <w:sz w:val="16"/>
+          <w:szCs w:val="16"/>
+        </w:rPr>
+        <w:t>: </w:t>
       </w:r>
     </w:p>
     <w:p>
@@ -2870,7 +4229,115 @@
           <w:sz w:val="16"/>
           <w:szCs w:val="16"/>
         </w:rPr>
-        <w:t>.1. Підвищення цін, тарифів, у тому числі внаслідок інфляції. </w:t>
+        <w:t xml:space="preserve">.1. </w:t>
+      </w:r>
+      <w:proofErr w:type="spellStart"/>
+      <w:r>
+        <w:rPr>
+          <w:rFonts w:ascii="Times New Roman" w:hAnsi="Times New Roman" w:cs="Times New Roman"/>
+          <w:sz w:val="16"/>
+          <w:szCs w:val="16"/>
+        </w:rPr>
+        <w:t>Підвищення</w:t>
+      </w:r>
+      <w:proofErr w:type="spellEnd"/>
+      <w:r>
+        <w:rPr>
+          <w:rFonts w:ascii="Times New Roman" w:hAnsi="Times New Roman" w:cs="Times New Roman"/>
+          <w:sz w:val="16"/>
+          <w:szCs w:val="16"/>
+        </w:rPr>
+        <w:t xml:space="preserve"> </w:t>
+      </w:r>
+      <w:proofErr w:type="spellStart"/>
+      <w:r>
+        <w:rPr>
+          <w:rFonts w:ascii="Times New Roman" w:hAnsi="Times New Roman" w:cs="Times New Roman"/>
+          <w:sz w:val="16"/>
+          <w:szCs w:val="16"/>
+        </w:rPr>
+        <w:t>цін</w:t>
+      </w:r>
+      <w:proofErr w:type="spellEnd"/>
+      <w:r>
+        <w:rPr>
+          <w:rFonts w:ascii="Times New Roman" w:hAnsi="Times New Roman" w:cs="Times New Roman"/>
+          <w:sz w:val="16"/>
+          <w:szCs w:val="16"/>
+        </w:rPr>
+        <w:t xml:space="preserve">, </w:t>
+      </w:r>
+      <w:proofErr w:type="spellStart"/>
+      <w:r>
+        <w:rPr>
+          <w:rFonts w:ascii="Times New Roman" w:hAnsi="Times New Roman" w:cs="Times New Roman"/>
+          <w:sz w:val="16"/>
+          <w:szCs w:val="16"/>
+        </w:rPr>
+        <w:t>тарифів</w:t>
+      </w:r>
+      <w:proofErr w:type="spellEnd"/>
+      <w:r>
+        <w:rPr>
+          <w:rFonts w:ascii="Times New Roman" w:hAnsi="Times New Roman" w:cs="Times New Roman"/>
+          <w:sz w:val="16"/>
+          <w:szCs w:val="16"/>
+        </w:rPr>
+        <w:t xml:space="preserve">, у тому </w:t>
+      </w:r>
+      <w:proofErr w:type="spellStart"/>
+      <w:r>
+        <w:rPr>
+          <w:rFonts w:ascii="Times New Roman" w:hAnsi="Times New Roman" w:cs="Times New Roman"/>
+          <w:sz w:val="16"/>
+          <w:szCs w:val="16"/>
+        </w:rPr>
+        <w:t>числі</w:t>
+      </w:r>
+      <w:proofErr w:type="spellEnd"/>
+      <w:r>
+        <w:rPr>
+          <w:rFonts w:ascii="Times New Roman" w:hAnsi="Times New Roman" w:cs="Times New Roman"/>
+          <w:sz w:val="16"/>
+          <w:szCs w:val="16"/>
+        </w:rPr>
+        <w:t xml:space="preserve"> </w:t>
+      </w:r>
+      <w:proofErr w:type="spellStart"/>
+      <w:r>
+        <w:rPr>
+          <w:rFonts w:ascii="Times New Roman" w:hAnsi="Times New Roman" w:cs="Times New Roman"/>
+          <w:sz w:val="16"/>
+          <w:szCs w:val="16"/>
+        </w:rPr>
+        <w:t>внаслідок</w:t>
+      </w:r>
+      <w:proofErr w:type="spellEnd"/>
+      <w:r>
+        <w:rPr>
+          <w:rFonts w:ascii="Times New Roman" w:hAnsi="Times New Roman" w:cs="Times New Roman"/>
+          <w:sz w:val="16"/>
+          <w:szCs w:val="16"/>
+        </w:rPr>
+        <w:t xml:space="preserve"> </w:t>
+      </w:r>
+      <w:proofErr w:type="spellStart"/>
+      <w:r>
+        <w:rPr>
+          <w:rFonts w:ascii="Times New Roman" w:hAnsi="Times New Roman" w:cs="Times New Roman"/>
+          <w:sz w:val="16"/>
+          <w:szCs w:val="16"/>
+        </w:rPr>
+        <w:t>інфляції</w:t>
+      </w:r>
+      <w:proofErr w:type="spellEnd"/>
+      <w:r>
+        <w:rPr>
+          <w:rFonts w:ascii="Times New Roman" w:hAnsi="Times New Roman" w:cs="Times New Roman"/>
+          <w:sz w:val="16"/>
+          <w:szCs w:val="16"/>
+        </w:rPr>
+        <w:t>. </w:t>
       </w:r>
     </w:p>
     <w:p>
@@ -2908,8 +4375,36 @@
           <w:sz w:val="16"/>
           <w:szCs w:val="16"/>
         </w:rPr>
-        <w:t>.2. Погіршення стану Об'єкт</w:t>
-      </w:r>
+        <w:t xml:space="preserve">.2. </w:t>
+      </w:r>
+      <w:proofErr w:type="spellStart"/>
+      <w:r>
+        <w:rPr>
+          <w:rFonts w:ascii="Times New Roman" w:hAnsi="Times New Roman" w:cs="Times New Roman"/>
+          <w:sz w:val="16"/>
+          <w:szCs w:val="16"/>
+        </w:rPr>
+        <w:t>Погіршення</w:t>
+      </w:r>
+      <w:proofErr w:type="spellEnd"/>
+      <w:r>
+        <w:rPr>
+          <w:rFonts w:ascii="Times New Roman" w:hAnsi="Times New Roman" w:cs="Times New Roman"/>
+          <w:sz w:val="16"/>
+          <w:szCs w:val="16"/>
+        </w:rPr>
+        <w:t xml:space="preserve"> стану </w:t>
+      </w:r>
+      <w:proofErr w:type="spellStart"/>
+      <w:r>
+        <w:rPr>
+          <w:rFonts w:ascii="Times New Roman" w:hAnsi="Times New Roman" w:cs="Times New Roman"/>
+          <w:sz w:val="16"/>
+          <w:szCs w:val="16"/>
+        </w:rPr>
+        <w:t>Об'єкт</w:t>
+      </w:r>
+      <w:proofErr w:type="spellEnd"/>
       <w:r>
         <w:rPr>
           <w:rFonts w:ascii="Times New Roman" w:hAnsi="Times New Roman" w:cs="Times New Roman"/>
@@ -2925,7 +4420,79 @@
           <w:sz w:val="16"/>
           <w:szCs w:val="16"/>
         </w:rPr>
-        <w:t xml:space="preserve"> оренди не з вини Орендаря, що підтверджено </w:t>
+        <w:t xml:space="preserve"> </w:t>
+      </w:r>
+      <w:proofErr w:type="spellStart"/>
+      <w:r>
+        <w:rPr>
+          <w:rFonts w:ascii="Times New Roman" w:hAnsi="Times New Roman" w:cs="Times New Roman"/>
+          <w:sz w:val="16"/>
+          <w:szCs w:val="16"/>
+        </w:rPr>
+        <w:t>оренди</w:t>
+      </w:r>
+      <w:proofErr w:type="spellEnd"/>
+      <w:r>
+        <w:rPr>
+          <w:rFonts w:ascii="Times New Roman" w:hAnsi="Times New Roman" w:cs="Times New Roman"/>
+          <w:sz w:val="16"/>
+          <w:szCs w:val="16"/>
+        </w:rPr>
+        <w:t xml:space="preserve"> не з вини </w:t>
+      </w:r>
+      <w:proofErr w:type="spellStart"/>
+      <w:r>
+        <w:rPr>
+          <w:rFonts w:ascii="Times New Roman" w:hAnsi="Times New Roman" w:cs="Times New Roman"/>
+          <w:sz w:val="16"/>
+          <w:szCs w:val="16"/>
+        </w:rPr>
+        <w:t>Орендаря</w:t>
+      </w:r>
+      <w:proofErr w:type="spellEnd"/>
+      <w:r>
+        <w:rPr>
+          <w:rFonts w:ascii="Times New Roman" w:hAnsi="Times New Roman" w:cs="Times New Roman"/>
+          <w:sz w:val="16"/>
+          <w:szCs w:val="16"/>
+        </w:rPr>
+        <w:t xml:space="preserve">, </w:t>
+      </w:r>
+      <w:proofErr w:type="spellStart"/>
+      <w:r>
+        <w:rPr>
+          <w:rFonts w:ascii="Times New Roman" w:hAnsi="Times New Roman" w:cs="Times New Roman"/>
+          <w:sz w:val="16"/>
+          <w:szCs w:val="16"/>
+        </w:rPr>
+        <w:t>що</w:t>
+      </w:r>
+      <w:proofErr w:type="spellEnd"/>
+      <w:r>
+        <w:rPr>
+          <w:rFonts w:ascii="Times New Roman" w:hAnsi="Times New Roman" w:cs="Times New Roman"/>
+          <w:sz w:val="16"/>
+          <w:szCs w:val="16"/>
+        </w:rPr>
+        <w:t xml:space="preserve"> </w:t>
+      </w:r>
+      <w:proofErr w:type="spellStart"/>
+      <w:r>
+        <w:rPr>
+          <w:rFonts w:ascii="Times New Roman" w:hAnsi="Times New Roman" w:cs="Times New Roman"/>
+          <w:sz w:val="16"/>
+          <w:szCs w:val="16"/>
+        </w:rPr>
+        <w:t>підтверджено</w:t>
+      </w:r>
+      <w:proofErr w:type="spellEnd"/>
+      <w:r>
+        <w:rPr>
+          <w:rFonts w:ascii="Times New Roman" w:hAnsi="Times New Roman" w:cs="Times New Roman"/>
+          <w:sz w:val="16"/>
+          <w:szCs w:val="16"/>
+        </w:rPr>
+        <w:t> </w:t>
       </w:r>
       <w:r>
         <w:rPr>
@@ -3017,14 +4584,25 @@
         </w:rPr>
         <w:t>’</w:t>
       </w:r>
-      <w:r>
-        <w:rPr>
-          <w:rFonts w:ascii="Times New Roman" w:hAnsi="Times New Roman" w:cs="Times New Roman"/>
-          <w:sz w:val="16"/>
-          <w:szCs w:val="16"/>
-          <w:lang w:val="uk-UA"/>
-        </w:rPr>
-        <w:t>єкт оренди згідно Акту прийому - передачі і в повному обсязі сплатити орендну плату на день фактичного повернення</w:t>
+      <w:proofErr w:type="spellStart"/>
+      <w:r>
+        <w:rPr>
+          <w:rFonts w:ascii="Times New Roman" w:hAnsi="Times New Roman" w:cs="Times New Roman"/>
+          <w:sz w:val="16"/>
+          <w:szCs w:val="16"/>
+          <w:lang w:val="uk-UA"/>
+        </w:rPr>
+        <w:t>єкт</w:t>
+      </w:r>
+      <w:proofErr w:type="spellEnd"/>
+      <w:r>
+        <w:rPr>
+          <w:rFonts w:ascii="Times New Roman" w:hAnsi="Times New Roman" w:cs="Times New Roman"/>
+          <w:sz w:val="16"/>
+          <w:szCs w:val="16"/>
+          <w:lang w:val="uk-UA"/>
+        </w:rPr>
+        <w:t xml:space="preserve"> оренди згідно Акту прийому - передачі і в повному обсязі сплатити орендну плату на день фактичного повернення</w:t>
       </w:r>
       <w:r>
         <w:rPr>
@@ -3053,14 +4631,25 @@
         </w:rPr>
         <w:t>’</w:t>
       </w:r>
-      <w:r>
-        <w:rPr>
-          <w:rFonts w:ascii="Times New Roman" w:hAnsi="Times New Roman" w:cs="Times New Roman"/>
-          <w:sz w:val="16"/>
-          <w:szCs w:val="16"/>
-          <w:lang w:val="uk-UA"/>
-        </w:rPr>
-        <w:t>єкта оренди та підписання Акту прийому-передачі</w:t>
+      <w:proofErr w:type="spellStart"/>
+      <w:r>
+        <w:rPr>
+          <w:rFonts w:ascii="Times New Roman" w:hAnsi="Times New Roman" w:cs="Times New Roman"/>
+          <w:sz w:val="16"/>
+          <w:szCs w:val="16"/>
+          <w:lang w:val="uk-UA"/>
+        </w:rPr>
+        <w:t>єкта</w:t>
+      </w:r>
+      <w:proofErr w:type="spellEnd"/>
+      <w:r>
+        <w:rPr>
+          <w:rFonts w:ascii="Times New Roman" w:hAnsi="Times New Roman" w:cs="Times New Roman"/>
+          <w:sz w:val="16"/>
+          <w:szCs w:val="16"/>
+          <w:lang w:val="uk-UA"/>
+        </w:rPr>
+        <w:t xml:space="preserve"> оренди та підписання Акту прийому-передачі</w:t>
       </w:r>
       <w:r>
         <w:rPr>
@@ -3101,13 +4690,77 @@
         </w:rPr>
         <w:t xml:space="preserve">4.7. </w:t>
       </w:r>
-      <w:r>
-        <w:rPr>
-          <w:rFonts w:ascii="Times New Roman" w:hAnsi="Times New Roman" w:cs="Times New Roman"/>
-          <w:sz w:val="16"/>
-          <w:szCs w:val="16"/>
-        </w:rPr>
-        <w:t xml:space="preserve">Орендар має право вносити орендну плату </w:t>
+      <w:proofErr w:type="spellStart"/>
+      <w:r>
+        <w:rPr>
+          <w:rFonts w:ascii="Times New Roman" w:hAnsi="Times New Roman" w:cs="Times New Roman"/>
+          <w:sz w:val="16"/>
+          <w:szCs w:val="16"/>
+        </w:rPr>
+        <w:t>Орендар</w:t>
+      </w:r>
+      <w:proofErr w:type="spellEnd"/>
+      <w:r>
+        <w:rPr>
+          <w:rFonts w:ascii="Times New Roman" w:hAnsi="Times New Roman" w:cs="Times New Roman"/>
+          <w:sz w:val="16"/>
+          <w:szCs w:val="16"/>
+        </w:rPr>
+        <w:t xml:space="preserve"> </w:t>
+      </w:r>
+      <w:proofErr w:type="spellStart"/>
+      <w:r>
+        <w:rPr>
+          <w:rFonts w:ascii="Times New Roman" w:hAnsi="Times New Roman" w:cs="Times New Roman"/>
+          <w:sz w:val="16"/>
+          <w:szCs w:val="16"/>
+        </w:rPr>
+        <w:t>має</w:t>
+      </w:r>
+      <w:proofErr w:type="spellEnd"/>
+      <w:r>
+        <w:rPr>
+          <w:rFonts w:ascii="Times New Roman" w:hAnsi="Times New Roman" w:cs="Times New Roman"/>
+          <w:sz w:val="16"/>
+          <w:szCs w:val="16"/>
+        </w:rPr>
+        <w:t xml:space="preserve"> право </w:t>
+      </w:r>
+      <w:proofErr w:type="spellStart"/>
+      <w:r>
+        <w:rPr>
+          <w:rFonts w:ascii="Times New Roman" w:hAnsi="Times New Roman" w:cs="Times New Roman"/>
+          <w:sz w:val="16"/>
+          <w:szCs w:val="16"/>
+        </w:rPr>
+        <w:t>вносити</w:t>
+      </w:r>
+      <w:proofErr w:type="spellEnd"/>
+      <w:r>
+        <w:rPr>
+          <w:rFonts w:ascii="Times New Roman" w:hAnsi="Times New Roman" w:cs="Times New Roman"/>
+          <w:sz w:val="16"/>
+          <w:szCs w:val="16"/>
+        </w:rPr>
+        <w:t xml:space="preserve"> </w:t>
+      </w:r>
+      <w:proofErr w:type="spellStart"/>
+      <w:r>
+        <w:rPr>
+          <w:rFonts w:ascii="Times New Roman" w:hAnsi="Times New Roman" w:cs="Times New Roman"/>
+          <w:sz w:val="16"/>
+          <w:szCs w:val="16"/>
+        </w:rPr>
+        <w:t>орендну</w:t>
+      </w:r>
+      <w:proofErr w:type="spellEnd"/>
+      <w:r>
+        <w:rPr>
+          <w:rFonts w:ascii="Times New Roman" w:hAnsi="Times New Roman" w:cs="Times New Roman"/>
+          <w:sz w:val="16"/>
+          <w:szCs w:val="16"/>
+        </w:rPr>
+        <w:t xml:space="preserve"> плату </w:t>
       </w:r>
       <w:r>
         <w:rPr>
@@ -3124,7 +4777,43 @@
           <w:sz w:val="16"/>
           <w:szCs w:val="16"/>
         </w:rPr>
-        <w:t xml:space="preserve"> за будь-який термін у </w:t>
+        <w:t xml:space="preserve"> за будь-</w:t>
+      </w:r>
+      <w:proofErr w:type="spellStart"/>
+      <w:r>
+        <w:rPr>
+          <w:rFonts w:ascii="Times New Roman" w:hAnsi="Times New Roman" w:cs="Times New Roman"/>
+          <w:sz w:val="16"/>
+          <w:szCs w:val="16"/>
+        </w:rPr>
+        <w:t>який</w:t>
+      </w:r>
+      <w:proofErr w:type="spellEnd"/>
+      <w:r>
+        <w:rPr>
+          <w:rFonts w:ascii="Times New Roman" w:hAnsi="Times New Roman" w:cs="Times New Roman"/>
+          <w:sz w:val="16"/>
+          <w:szCs w:val="16"/>
+        </w:rPr>
+        <w:t xml:space="preserve"> </w:t>
+      </w:r>
+      <w:proofErr w:type="spellStart"/>
+      <w:r>
+        <w:rPr>
+          <w:rFonts w:ascii="Times New Roman" w:hAnsi="Times New Roman" w:cs="Times New Roman"/>
+          <w:sz w:val="16"/>
+          <w:szCs w:val="16"/>
+        </w:rPr>
+        <w:t>термін</w:t>
+      </w:r>
+      <w:proofErr w:type="spellEnd"/>
+      <w:r>
+        <w:rPr>
+          <w:rFonts w:ascii="Times New Roman" w:hAnsi="Times New Roman" w:cs="Times New Roman"/>
+          <w:sz w:val="16"/>
+          <w:szCs w:val="16"/>
+        </w:rPr>
+        <w:t xml:space="preserve"> у </w:t>
       </w:r>
       <w:r>
         <w:rPr>
@@ -3133,8 +4822,89 @@
           <w:szCs w:val="16"/>
         </w:rPr>
         <w:br/>
-        <w:t>розмірі‚ що визначається на момент оплати. У цьому випадку</w:t>
-      </w:r>
+      </w:r>
+      <w:proofErr w:type="spellStart"/>
+      <w:r>
+        <w:rPr>
+          <w:rFonts w:ascii="Times New Roman" w:hAnsi="Times New Roman" w:cs="Times New Roman"/>
+          <w:sz w:val="16"/>
+          <w:szCs w:val="16"/>
+        </w:rPr>
+        <w:t>розмірі</w:t>
+      </w:r>
+      <w:proofErr w:type="spellEnd"/>
+      <w:r>
+        <w:rPr>
+          <w:rFonts w:ascii="Times New Roman" w:hAnsi="Times New Roman" w:cs="Times New Roman"/>
+          <w:sz w:val="16"/>
+          <w:szCs w:val="16"/>
+        </w:rPr>
+        <w:t xml:space="preserve">‚ </w:t>
+      </w:r>
+      <w:proofErr w:type="spellStart"/>
+      <w:r>
+        <w:rPr>
+          <w:rFonts w:ascii="Times New Roman" w:hAnsi="Times New Roman" w:cs="Times New Roman"/>
+          <w:sz w:val="16"/>
+          <w:szCs w:val="16"/>
+        </w:rPr>
+        <w:t>що</w:t>
+      </w:r>
+      <w:proofErr w:type="spellEnd"/>
+      <w:r>
+        <w:rPr>
+          <w:rFonts w:ascii="Times New Roman" w:hAnsi="Times New Roman" w:cs="Times New Roman"/>
+          <w:sz w:val="16"/>
+          <w:szCs w:val="16"/>
+        </w:rPr>
+        <w:t xml:space="preserve"> </w:t>
+      </w:r>
+      <w:proofErr w:type="spellStart"/>
+      <w:r>
+        <w:rPr>
+          <w:rFonts w:ascii="Times New Roman" w:hAnsi="Times New Roman" w:cs="Times New Roman"/>
+          <w:sz w:val="16"/>
+          <w:szCs w:val="16"/>
+        </w:rPr>
+        <w:t>визначається</w:t>
+      </w:r>
+      <w:proofErr w:type="spellEnd"/>
+      <w:r>
+        <w:rPr>
+          <w:rFonts w:ascii="Times New Roman" w:hAnsi="Times New Roman" w:cs="Times New Roman"/>
+          <w:sz w:val="16"/>
+          <w:szCs w:val="16"/>
+        </w:rPr>
+        <w:t xml:space="preserve"> на момент оплати. У </w:t>
+      </w:r>
+      <w:proofErr w:type="spellStart"/>
+      <w:r>
+        <w:rPr>
+          <w:rFonts w:ascii="Times New Roman" w:hAnsi="Times New Roman" w:cs="Times New Roman"/>
+          <w:sz w:val="16"/>
+          <w:szCs w:val="16"/>
+        </w:rPr>
+        <w:t>цьому</w:t>
+      </w:r>
+      <w:proofErr w:type="spellEnd"/>
+      <w:r>
+        <w:rPr>
+          <w:rFonts w:ascii="Times New Roman" w:hAnsi="Times New Roman" w:cs="Times New Roman"/>
+          <w:sz w:val="16"/>
+          <w:szCs w:val="16"/>
+        </w:rPr>
+        <w:t xml:space="preserve"> </w:t>
+      </w:r>
+      <w:proofErr w:type="spellStart"/>
+      <w:r>
+        <w:rPr>
+          <w:rFonts w:ascii="Times New Roman" w:hAnsi="Times New Roman" w:cs="Times New Roman"/>
+          <w:sz w:val="16"/>
+          <w:szCs w:val="16"/>
+        </w:rPr>
+        <w:t>випадку</w:t>
+      </w:r>
+      <w:proofErr w:type="spellEnd"/>
       <w:r>
         <w:rPr>
           <w:rFonts w:ascii="Times New Roman" w:hAnsi="Times New Roman" w:cs="Times New Roman"/>
@@ -3250,8 +5020,18 @@
           <w:szCs w:val="16"/>
         </w:rPr>
         <w:br/>
-        <w:t>5.1. Об’єкт</w:t>
-      </w:r>
+        <w:t xml:space="preserve">5.1. </w:t>
+      </w:r>
+      <w:proofErr w:type="spellStart"/>
+      <w:r>
+        <w:rPr>
+          <w:rFonts w:ascii="Times New Roman" w:hAnsi="Times New Roman" w:cs="Times New Roman"/>
+          <w:sz w:val="16"/>
+          <w:szCs w:val="16"/>
+        </w:rPr>
+        <w:t>Об’єкт</w:t>
+      </w:r>
+      <w:proofErr w:type="spellEnd"/>
       <w:r>
         <w:rPr>
           <w:rFonts w:ascii="Times New Roman" w:hAnsi="Times New Roman" w:cs="Times New Roman"/>
@@ -3267,7 +5047,43 @@
           <w:sz w:val="16"/>
           <w:szCs w:val="16"/>
         </w:rPr>
-        <w:t xml:space="preserve"> повинен бути переданий Орендодавцем </w:t>
+        <w:t xml:space="preserve"> повинен бути </w:t>
+      </w:r>
+      <w:proofErr w:type="spellStart"/>
+      <w:r>
+        <w:rPr>
+          <w:rFonts w:ascii="Times New Roman" w:hAnsi="Times New Roman" w:cs="Times New Roman"/>
+          <w:sz w:val="16"/>
+          <w:szCs w:val="16"/>
+        </w:rPr>
+        <w:t>переданий</w:t>
+      </w:r>
+      <w:proofErr w:type="spellEnd"/>
+      <w:r>
+        <w:rPr>
+          <w:rFonts w:ascii="Times New Roman" w:hAnsi="Times New Roman" w:cs="Times New Roman"/>
+          <w:sz w:val="16"/>
+          <w:szCs w:val="16"/>
+        </w:rPr>
+        <w:t xml:space="preserve"> </w:t>
+      </w:r>
+      <w:proofErr w:type="spellStart"/>
+      <w:r>
+        <w:rPr>
+          <w:rFonts w:ascii="Times New Roman" w:hAnsi="Times New Roman" w:cs="Times New Roman"/>
+          <w:sz w:val="16"/>
+          <w:szCs w:val="16"/>
+        </w:rPr>
+        <w:t>Орендодавцем</w:t>
+      </w:r>
+      <w:proofErr w:type="spellEnd"/>
+      <w:r>
+        <w:rPr>
+          <w:rFonts w:ascii="Times New Roman" w:hAnsi="Times New Roman" w:cs="Times New Roman"/>
+          <w:sz w:val="16"/>
+          <w:szCs w:val="16"/>
+        </w:rPr>
+        <w:t xml:space="preserve"> </w:t>
       </w:r>
       <w:r>
         <w:rPr>
@@ -3662,14 +5478,45 @@
         </w:rPr>
         <w:t>’</w:t>
       </w:r>
-      <w:r>
-        <w:rPr>
-          <w:rFonts w:ascii="Times New Roman" w:hAnsi="Times New Roman" w:cs="Times New Roman"/>
-          <w:sz w:val="16"/>
-          <w:szCs w:val="16"/>
-          <w:lang w:val="uk-UA"/>
-        </w:rPr>
-        <w:t xml:space="preserve">єктом оренди у термін, вказаний у Договорі, але не раніше дати підписання сторонами Акта приймання – передачі </w:t>
+      <w:proofErr w:type="spellStart"/>
+      <w:r>
+        <w:rPr>
+          <w:rFonts w:ascii="Times New Roman" w:hAnsi="Times New Roman" w:cs="Times New Roman"/>
+          <w:sz w:val="16"/>
+          <w:szCs w:val="16"/>
+          <w:lang w:val="uk-UA"/>
+        </w:rPr>
+        <w:t>єктом</w:t>
+      </w:r>
+      <w:proofErr w:type="spellEnd"/>
+      <w:r>
+        <w:rPr>
+          <w:rFonts w:ascii="Times New Roman" w:hAnsi="Times New Roman" w:cs="Times New Roman"/>
+          <w:sz w:val="16"/>
+          <w:szCs w:val="16"/>
+          <w:lang w:val="uk-UA"/>
+        </w:rPr>
+        <w:t xml:space="preserve"> оренди у термін, вказаний у Договорі, але не раніше дати підписання сторонами </w:t>
+      </w:r>
+      <w:proofErr w:type="spellStart"/>
+      <w:r>
+        <w:rPr>
+          <w:rFonts w:ascii="Times New Roman" w:hAnsi="Times New Roman" w:cs="Times New Roman"/>
+          <w:sz w:val="16"/>
+          <w:szCs w:val="16"/>
+          <w:lang w:val="uk-UA"/>
+        </w:rPr>
+        <w:t>Акта</w:t>
+      </w:r>
+      <w:proofErr w:type="spellEnd"/>
+      <w:r>
+        <w:rPr>
+          <w:rFonts w:ascii="Times New Roman" w:hAnsi="Times New Roman" w:cs="Times New Roman"/>
+          <w:sz w:val="16"/>
+          <w:szCs w:val="16"/>
+          <w:lang w:val="uk-UA"/>
+        </w:rPr>
+        <w:t xml:space="preserve"> приймання – передачі </w:t>
       </w:r>
       <w:r>
         <w:rPr>
@@ -3877,7 +5724,27 @@
           <w:szCs w:val="16"/>
           <w:lang w:val="uk-UA"/>
         </w:rPr>
-        <w:t>в залежності від способа доставки Майна</w:t>
+        <w:t xml:space="preserve">в залежності від </w:t>
+      </w:r>
+      <w:proofErr w:type="spellStart"/>
+      <w:r>
+        <w:rPr>
+          <w:rFonts w:ascii="Times New Roman" w:hAnsi="Times New Roman" w:cs="Times New Roman"/>
+          <w:sz w:val="16"/>
+          <w:szCs w:val="16"/>
+          <w:lang w:val="uk-UA"/>
+        </w:rPr>
+        <w:t>способа</w:t>
+      </w:r>
+      <w:proofErr w:type="spellEnd"/>
+      <w:r>
+        <w:rPr>
+          <w:rFonts w:ascii="Times New Roman" w:hAnsi="Times New Roman" w:cs="Times New Roman"/>
+          <w:sz w:val="16"/>
+          <w:szCs w:val="16"/>
+          <w:lang w:val="uk-UA"/>
+        </w:rPr>
+        <w:t xml:space="preserve"> доставки Майна</w:t>
       </w:r>
       <w:r>
         <w:rPr>
@@ -4241,7 +6108,79 @@
           <w:szCs w:val="16"/>
           <w:lang w:val="uk-UA"/>
         </w:rPr>
-        <w:t>вартість доставки сплачує Орендар. Р</w:t>
+        <w:t>вартість доставки</w:t>
+      </w:r>
+      <w:r>
+        <w:rPr>
+          <w:rFonts w:ascii="Times New Roman" w:hAnsi="Times New Roman" w:cs="Times New Roman"/>
+          <w:sz w:val="16"/>
+          <w:szCs w:val="16"/>
+          <w:lang w:val="uk-UA"/>
+        </w:rPr>
+        <w:t xml:space="preserve"> </w:t>
+      </w:r>
+      <w:r>
+        <w:rPr>
+          <w:rFonts w:ascii="Times New Roman" w:hAnsi="Times New Roman" w:cs="Times New Roman"/>
+          <w:sz w:val="16"/>
+          <w:szCs w:val="16"/>
+        </w:rPr>
+        <w:t xml:space="preserve">та </w:t>
+      </w:r>
+      <w:proofErr w:type="spellStart"/>
+      <w:r>
+        <w:rPr>
+          <w:rFonts w:ascii="Times New Roman" w:hAnsi="Times New Roman" w:cs="Times New Roman"/>
+          <w:sz w:val="16"/>
+          <w:szCs w:val="16"/>
+        </w:rPr>
+        <w:t>повернення</w:t>
+      </w:r>
+      <w:proofErr w:type="spellEnd"/>
+      <w:r>
+        <w:rPr>
+          <w:rFonts w:ascii="Times New Roman" w:hAnsi="Times New Roman" w:cs="Times New Roman"/>
+          <w:sz w:val="16"/>
+          <w:szCs w:val="16"/>
+        </w:rPr>
+        <w:t xml:space="preserve"> </w:t>
+      </w:r>
+      <w:proofErr w:type="spellStart"/>
+      <w:r>
+        <w:rPr>
+          <w:rFonts w:ascii="Times New Roman" w:hAnsi="Times New Roman" w:cs="Times New Roman"/>
+          <w:sz w:val="16"/>
+          <w:szCs w:val="16"/>
+        </w:rPr>
+        <w:t>об'єкту</w:t>
+      </w:r>
+      <w:proofErr w:type="spellEnd"/>
+      <w:r>
+        <w:rPr>
+          <w:rFonts w:ascii="Times New Roman" w:hAnsi="Times New Roman" w:cs="Times New Roman"/>
+          <w:sz w:val="16"/>
+          <w:szCs w:val="16"/>
+        </w:rPr>
+        <w:t xml:space="preserve"> </w:t>
+      </w:r>
+      <w:proofErr w:type="spellStart"/>
+      <w:r>
+        <w:rPr>
+          <w:rFonts w:ascii="Times New Roman" w:hAnsi="Times New Roman" w:cs="Times New Roman"/>
+          <w:sz w:val="16"/>
+          <w:szCs w:val="16"/>
+        </w:rPr>
+        <w:t>оренди</w:t>
+      </w:r>
+      <w:proofErr w:type="spellEnd"/>
+      <w:r>
+        <w:rPr>
+          <w:rFonts w:ascii="Times New Roman" w:hAnsi="Times New Roman" w:cs="Times New Roman"/>
+          <w:sz w:val="16"/>
+          <w:szCs w:val="16"/>
+          <w:lang w:val="uk-UA"/>
+        </w:rPr>
+        <w:t xml:space="preserve"> сплачує Орендар. Р</w:t>
       </w:r>
       <w:r>
         <w:rPr>
@@ -4412,7 +6351,47 @@
           <w:sz w:val="16"/>
           <w:szCs w:val="16"/>
         </w:rPr>
-        <w:t>6.1. Обов'язки Орендаря:</w:t>
+        <w:t xml:space="preserve">6.1. </w:t>
+      </w:r>
+      <w:proofErr w:type="spellStart"/>
+      <w:r>
+        <w:rPr>
+          <w:rFonts w:ascii="Times New Roman" w:hAnsi="Times New Roman" w:cs="Times New Roman"/>
+          <w:b/>
+          <w:sz w:val="16"/>
+          <w:szCs w:val="16"/>
+        </w:rPr>
+        <w:t>Обов'язки</w:t>
+      </w:r>
+      <w:proofErr w:type="spellEnd"/>
+      <w:r>
+        <w:rPr>
+          <w:rFonts w:ascii="Times New Roman" w:hAnsi="Times New Roman" w:cs="Times New Roman"/>
+          <w:b/>
+          <w:sz w:val="16"/>
+          <w:szCs w:val="16"/>
+        </w:rPr>
+        <w:t xml:space="preserve"> </w:t>
+      </w:r>
+      <w:proofErr w:type="spellStart"/>
+      <w:r>
+        <w:rPr>
+          <w:rFonts w:ascii="Times New Roman" w:hAnsi="Times New Roman" w:cs="Times New Roman"/>
+          <w:b/>
+          <w:sz w:val="16"/>
+          <w:szCs w:val="16"/>
+        </w:rPr>
+        <w:t>Орендаря</w:t>
+      </w:r>
+      <w:proofErr w:type="spellEnd"/>
+      <w:r>
+        <w:rPr>
+          <w:rFonts w:ascii="Times New Roman" w:hAnsi="Times New Roman" w:cs="Times New Roman"/>
+          <w:b/>
+          <w:sz w:val="16"/>
+          <w:szCs w:val="16"/>
+        </w:rPr>
+        <w:t>:</w:t>
       </w:r>
     </w:p>
     <w:p>
@@ -4433,13 +6412,23 @@
         </w:rPr>
         <w:t xml:space="preserve">6.1.1. </w:t>
       </w:r>
-      <w:r>
-        <w:rPr>
-          <w:rFonts w:ascii="Times New Roman" w:hAnsi="Times New Roman" w:cs="Times New Roman"/>
-          <w:sz w:val="16"/>
-          <w:szCs w:val="16"/>
-        </w:rPr>
-        <w:t xml:space="preserve">Використовувати </w:t>
+      <w:proofErr w:type="spellStart"/>
+      <w:r>
+        <w:rPr>
+          <w:rFonts w:ascii="Times New Roman" w:hAnsi="Times New Roman" w:cs="Times New Roman"/>
+          <w:sz w:val="16"/>
+          <w:szCs w:val="16"/>
+        </w:rPr>
+        <w:t>Використовувати</w:t>
+      </w:r>
+      <w:proofErr w:type="spellEnd"/>
+      <w:r>
+        <w:rPr>
+          <w:rFonts w:ascii="Times New Roman" w:hAnsi="Times New Roman" w:cs="Times New Roman"/>
+          <w:sz w:val="16"/>
+          <w:szCs w:val="16"/>
+        </w:rPr>
+        <w:t xml:space="preserve"> </w:t>
       </w:r>
       <w:r>
         <w:rPr>
@@ -4458,14 +6447,25 @@
         </w:rPr>
         <w:t>’</w:t>
       </w:r>
-      <w:r>
-        <w:rPr>
-          <w:rFonts w:ascii="Times New Roman" w:hAnsi="Times New Roman" w:cs="Times New Roman"/>
-          <w:sz w:val="16"/>
-          <w:szCs w:val="16"/>
-          <w:lang w:val="uk-UA"/>
-        </w:rPr>
-        <w:t xml:space="preserve">єкт оренди </w:t>
+      <w:proofErr w:type="spellStart"/>
+      <w:r>
+        <w:rPr>
+          <w:rFonts w:ascii="Times New Roman" w:hAnsi="Times New Roman" w:cs="Times New Roman"/>
+          <w:sz w:val="16"/>
+          <w:szCs w:val="16"/>
+          <w:lang w:val="uk-UA"/>
+        </w:rPr>
+        <w:t>єкт</w:t>
+      </w:r>
+      <w:proofErr w:type="spellEnd"/>
+      <w:r>
+        <w:rPr>
+          <w:rFonts w:ascii="Times New Roman" w:hAnsi="Times New Roman" w:cs="Times New Roman"/>
+          <w:sz w:val="16"/>
+          <w:szCs w:val="16"/>
+          <w:lang w:val="uk-UA"/>
+        </w:rPr>
+        <w:t xml:space="preserve"> оренди </w:t>
       </w:r>
       <w:r>
         <w:rPr>
@@ -4490,7 +6490,61 @@
           <w:sz w:val="16"/>
           <w:szCs w:val="16"/>
         </w:rPr>
-        <w:t xml:space="preserve">а його цільовим призначенням </w:t>
+        <w:t xml:space="preserve">а </w:t>
+      </w:r>
+      <w:proofErr w:type="spellStart"/>
+      <w:r>
+        <w:rPr>
+          <w:rFonts w:ascii="Times New Roman" w:hAnsi="Times New Roman" w:cs="Times New Roman"/>
+          <w:sz w:val="16"/>
+          <w:szCs w:val="16"/>
+        </w:rPr>
+        <w:t>його</w:t>
+      </w:r>
+      <w:proofErr w:type="spellEnd"/>
+      <w:r>
+        <w:rPr>
+          <w:rFonts w:ascii="Times New Roman" w:hAnsi="Times New Roman" w:cs="Times New Roman"/>
+          <w:sz w:val="16"/>
+          <w:szCs w:val="16"/>
+        </w:rPr>
+        <w:t xml:space="preserve"> </w:t>
+      </w:r>
+      <w:proofErr w:type="spellStart"/>
+      <w:r>
+        <w:rPr>
+          <w:rFonts w:ascii="Times New Roman" w:hAnsi="Times New Roman" w:cs="Times New Roman"/>
+          <w:sz w:val="16"/>
+          <w:szCs w:val="16"/>
+        </w:rPr>
+        <w:t>цільовим</w:t>
+      </w:r>
+      <w:proofErr w:type="spellEnd"/>
+      <w:r>
+        <w:rPr>
+          <w:rFonts w:ascii="Times New Roman" w:hAnsi="Times New Roman" w:cs="Times New Roman"/>
+          <w:sz w:val="16"/>
+          <w:szCs w:val="16"/>
+        </w:rPr>
+        <w:t xml:space="preserve"> </w:t>
+      </w:r>
+      <w:proofErr w:type="spellStart"/>
+      <w:r>
+        <w:rPr>
+          <w:rFonts w:ascii="Times New Roman" w:hAnsi="Times New Roman" w:cs="Times New Roman"/>
+          <w:sz w:val="16"/>
+          <w:szCs w:val="16"/>
+        </w:rPr>
+        <w:t>призначенням</w:t>
+      </w:r>
+      <w:proofErr w:type="spellEnd"/>
+      <w:r>
+        <w:rPr>
+          <w:rFonts w:ascii="Times New Roman" w:hAnsi="Times New Roman" w:cs="Times New Roman"/>
+          <w:sz w:val="16"/>
+          <w:szCs w:val="16"/>
+        </w:rPr>
+        <w:t xml:space="preserve"> </w:t>
       </w:r>
       <w:r>
         <w:rPr>
@@ -4509,13 +6563,23 @@
         </w:rPr>
         <w:t>у </w:t>
       </w:r>
-      <w:r>
-        <w:rPr>
-          <w:rFonts w:ascii="Times New Roman" w:hAnsi="Times New Roman" w:cs="Times New Roman"/>
-          <w:sz w:val="16"/>
-          <w:szCs w:val="16"/>
-        </w:rPr>
-        <w:t xml:space="preserve">відповідності до </w:t>
+      <w:proofErr w:type="spellStart"/>
+      <w:r>
+        <w:rPr>
+          <w:rFonts w:ascii="Times New Roman" w:hAnsi="Times New Roman" w:cs="Times New Roman"/>
+          <w:sz w:val="16"/>
+          <w:szCs w:val="16"/>
+        </w:rPr>
+        <w:t>відповідності</w:t>
+      </w:r>
+      <w:proofErr w:type="spellEnd"/>
+      <w:r>
+        <w:rPr>
+          <w:rFonts w:ascii="Times New Roman" w:hAnsi="Times New Roman" w:cs="Times New Roman"/>
+          <w:sz w:val="16"/>
+          <w:szCs w:val="16"/>
+        </w:rPr>
+        <w:t xml:space="preserve"> до </w:t>
       </w:r>
       <w:r>
         <w:rPr>
@@ -4569,7 +6633,25 @@
           <w:sz w:val="16"/>
           <w:szCs w:val="16"/>
         </w:rPr>
-        <w:t xml:space="preserve">6.1.2. Своєчасно </w:t>
+        <w:t xml:space="preserve">6.1.2. </w:t>
+      </w:r>
+      <w:proofErr w:type="spellStart"/>
+      <w:r>
+        <w:rPr>
+          <w:rFonts w:ascii="Times New Roman" w:hAnsi="Times New Roman" w:cs="Times New Roman"/>
+          <w:sz w:val="16"/>
+          <w:szCs w:val="16"/>
+        </w:rPr>
+        <w:t>Своєчасно</w:t>
+      </w:r>
+      <w:proofErr w:type="spellEnd"/>
+      <w:r>
+        <w:rPr>
+          <w:rFonts w:ascii="Times New Roman" w:hAnsi="Times New Roman" w:cs="Times New Roman"/>
+          <w:sz w:val="16"/>
+          <w:szCs w:val="16"/>
+        </w:rPr>
+        <w:t xml:space="preserve"> </w:t>
       </w:r>
       <w:r>
         <w:rPr>
@@ -4588,6 +6670,7 @@
         </w:rPr>
         <w:t xml:space="preserve"> </w:t>
       </w:r>
+      <w:proofErr w:type="spellStart"/>
       <w:r>
         <w:rPr>
           <w:rFonts w:ascii="Times New Roman" w:hAnsi="Times New Roman" w:cs="Times New Roman"/>
@@ -4596,6 +6679,7 @@
         </w:rPr>
         <w:t>орендн</w:t>
       </w:r>
+      <w:proofErr w:type="spellEnd"/>
       <w:r>
         <w:rPr>
           <w:rFonts w:ascii="Times New Roman" w:hAnsi="Times New Roman" w:cs="Times New Roman"/>
@@ -4611,8 +6695,18 @@
           <w:sz w:val="16"/>
           <w:szCs w:val="16"/>
         </w:rPr>
-        <w:t xml:space="preserve"> пла</w:t>
-      </w:r>
+        <w:t xml:space="preserve"> </w:t>
+      </w:r>
+      <w:proofErr w:type="spellStart"/>
+      <w:r>
+        <w:rPr>
+          <w:rFonts w:ascii="Times New Roman" w:hAnsi="Times New Roman" w:cs="Times New Roman"/>
+          <w:sz w:val="16"/>
+          <w:szCs w:val="16"/>
+        </w:rPr>
+        <w:t>пла</w:t>
+      </w:r>
+      <w:proofErr w:type="spellEnd"/>
       <w:r>
         <w:rPr>
           <w:rFonts w:ascii="Times New Roman" w:hAnsi="Times New Roman" w:cs="Times New Roman"/>
@@ -4686,29 +6780,85 @@
         </w:rPr>
         <w:t>д</w:t>
       </w:r>
-      <w:r>
-        <w:rPr>
-          <w:rFonts w:ascii="Times New Roman" w:hAnsi="Times New Roman" w:cs="Times New Roman"/>
-          <w:sz w:val="16"/>
-          <w:szCs w:val="16"/>
-        </w:rPr>
-        <w:t xml:space="preserve">отримуватися </w:t>
-      </w:r>
-      <w:r>
-        <w:rPr>
-          <w:rFonts w:ascii="Times New Roman" w:hAnsi="Times New Roman" w:cs="Times New Roman"/>
-          <w:sz w:val="16"/>
-          <w:szCs w:val="16"/>
-        </w:rPr>
-        <w:t>належного режиму експлуатації,</w:t>
-      </w:r>
-      <w:r>
-        <w:rPr>
-          <w:rFonts w:ascii="Times New Roman" w:hAnsi="Times New Roman" w:cs="Times New Roman"/>
-          <w:sz w:val="16"/>
-          <w:szCs w:val="16"/>
-        </w:rPr>
-        <w:t xml:space="preserve"> чистки та зберігання </w:t>
+      <w:proofErr w:type="spellStart"/>
+      <w:r>
+        <w:rPr>
+          <w:rFonts w:ascii="Times New Roman" w:hAnsi="Times New Roman" w:cs="Times New Roman"/>
+          <w:sz w:val="16"/>
+          <w:szCs w:val="16"/>
+        </w:rPr>
+        <w:t>отримуватися</w:t>
+      </w:r>
+      <w:proofErr w:type="spellEnd"/>
+      <w:r>
+        <w:rPr>
+          <w:rFonts w:ascii="Times New Roman" w:hAnsi="Times New Roman" w:cs="Times New Roman"/>
+          <w:sz w:val="16"/>
+          <w:szCs w:val="16"/>
+        </w:rPr>
+        <w:t xml:space="preserve"> </w:t>
+      </w:r>
+      <w:proofErr w:type="spellStart"/>
+      <w:r>
+        <w:rPr>
+          <w:rFonts w:ascii="Times New Roman" w:hAnsi="Times New Roman" w:cs="Times New Roman"/>
+          <w:sz w:val="16"/>
+          <w:szCs w:val="16"/>
+        </w:rPr>
+        <w:t>належного</w:t>
+      </w:r>
+      <w:proofErr w:type="spellEnd"/>
+      <w:r>
+        <w:rPr>
+          <w:rFonts w:ascii="Times New Roman" w:hAnsi="Times New Roman" w:cs="Times New Roman"/>
+          <w:sz w:val="16"/>
+          <w:szCs w:val="16"/>
+        </w:rPr>
+        <w:t xml:space="preserve"> режиму </w:t>
+      </w:r>
+      <w:proofErr w:type="spellStart"/>
+      <w:r>
+        <w:rPr>
+          <w:rFonts w:ascii="Times New Roman" w:hAnsi="Times New Roman" w:cs="Times New Roman"/>
+          <w:sz w:val="16"/>
+          <w:szCs w:val="16"/>
+        </w:rPr>
+        <w:t>експлуатації</w:t>
+      </w:r>
+      <w:proofErr w:type="spellEnd"/>
+      <w:r>
+        <w:rPr>
+          <w:rFonts w:ascii="Times New Roman" w:hAnsi="Times New Roman" w:cs="Times New Roman"/>
+          <w:sz w:val="16"/>
+          <w:szCs w:val="16"/>
+        </w:rPr>
+        <w:t>,</w:t>
+      </w:r>
+      <w:r>
+        <w:rPr>
+          <w:rFonts w:ascii="Times New Roman" w:hAnsi="Times New Roman" w:cs="Times New Roman"/>
+          <w:sz w:val="16"/>
+          <w:szCs w:val="16"/>
+        </w:rPr>
+        <w:t xml:space="preserve"> чистки та </w:t>
+      </w:r>
+      <w:proofErr w:type="spellStart"/>
+      <w:r>
+        <w:rPr>
+          <w:rFonts w:ascii="Times New Roman" w:hAnsi="Times New Roman" w:cs="Times New Roman"/>
+          <w:sz w:val="16"/>
+          <w:szCs w:val="16"/>
+        </w:rPr>
+        <w:t>зберігання</w:t>
+      </w:r>
+      <w:proofErr w:type="spellEnd"/>
+      <w:r>
+        <w:rPr>
+          <w:rFonts w:ascii="Times New Roman" w:hAnsi="Times New Roman" w:cs="Times New Roman"/>
+          <w:sz w:val="16"/>
+          <w:szCs w:val="16"/>
+        </w:rPr>
+        <w:t xml:space="preserve"> </w:t>
       </w:r>
       <w:r>
         <w:rPr>
@@ -4719,13 +6869,41 @@
         </w:rPr>
         <w:t>М</w:t>
       </w:r>
-      <w:r>
-        <w:rPr>
-          <w:rFonts w:ascii="Times New Roman" w:hAnsi="Times New Roman" w:cs="Times New Roman"/>
-          <w:sz w:val="16"/>
-          <w:szCs w:val="16"/>
-        </w:rPr>
-        <w:t xml:space="preserve">айна‚ у відповідності </w:t>
+      <w:proofErr w:type="spellStart"/>
+      <w:r>
+        <w:rPr>
+          <w:rFonts w:ascii="Times New Roman" w:hAnsi="Times New Roman" w:cs="Times New Roman"/>
+          <w:sz w:val="16"/>
+          <w:szCs w:val="16"/>
+        </w:rPr>
+        <w:t>айна</w:t>
+      </w:r>
+      <w:proofErr w:type="spellEnd"/>
+      <w:r>
+        <w:rPr>
+          <w:rFonts w:ascii="Times New Roman" w:hAnsi="Times New Roman" w:cs="Times New Roman"/>
+          <w:sz w:val="16"/>
+          <w:szCs w:val="16"/>
+        </w:rPr>
+        <w:t xml:space="preserve">‚ у </w:t>
+      </w:r>
+      <w:proofErr w:type="spellStart"/>
+      <w:r>
+        <w:rPr>
+          <w:rFonts w:ascii="Times New Roman" w:hAnsi="Times New Roman" w:cs="Times New Roman"/>
+          <w:sz w:val="16"/>
+          <w:szCs w:val="16"/>
+        </w:rPr>
+        <w:t>відповідності</w:t>
+      </w:r>
+      <w:proofErr w:type="spellEnd"/>
+      <w:r>
+        <w:rPr>
+          <w:rFonts w:ascii="Times New Roman" w:hAnsi="Times New Roman" w:cs="Times New Roman"/>
+          <w:sz w:val="16"/>
+          <w:szCs w:val="16"/>
+        </w:rPr>
+        <w:t xml:space="preserve"> </w:t>
       </w:r>
       <w:r>
         <w:rPr>
@@ -4942,14 +7120,25 @@
         </w:rPr>
         <w:t>’</w:t>
       </w:r>
-      <w:r>
-        <w:rPr>
-          <w:rFonts w:ascii="Times New Roman" w:hAnsi="Times New Roman" w:cs="Times New Roman"/>
-          <w:sz w:val="16"/>
-          <w:szCs w:val="16"/>
-          <w:lang w:val="uk-UA"/>
-        </w:rPr>
-        <w:t xml:space="preserve">єкта оренди </w:t>
+      <w:proofErr w:type="spellStart"/>
+      <w:r>
+        <w:rPr>
+          <w:rFonts w:ascii="Times New Roman" w:hAnsi="Times New Roman" w:cs="Times New Roman"/>
+          <w:sz w:val="16"/>
+          <w:szCs w:val="16"/>
+          <w:lang w:val="uk-UA"/>
+        </w:rPr>
+        <w:t>єкта</w:t>
+      </w:r>
+      <w:proofErr w:type="spellEnd"/>
+      <w:r>
+        <w:rPr>
+          <w:rFonts w:ascii="Times New Roman" w:hAnsi="Times New Roman" w:cs="Times New Roman"/>
+          <w:sz w:val="16"/>
+          <w:szCs w:val="16"/>
+          <w:lang w:val="uk-UA"/>
+        </w:rPr>
+        <w:t xml:space="preserve"> оренди </w:t>
       </w:r>
       <w:r>
         <w:rPr>
@@ -5061,14 +7250,25 @@
         </w:rPr>
         <w:t>’</w:t>
       </w:r>
-      <w:r>
-        <w:rPr>
-          <w:rFonts w:ascii="Times New Roman" w:hAnsi="Times New Roman" w:cs="Times New Roman"/>
-          <w:sz w:val="16"/>
-          <w:szCs w:val="16"/>
-          <w:lang w:val="uk-UA"/>
-        </w:rPr>
-        <w:t xml:space="preserve">єкт оренди, </w:t>
+      <w:proofErr w:type="spellStart"/>
+      <w:r>
+        <w:rPr>
+          <w:rFonts w:ascii="Times New Roman" w:hAnsi="Times New Roman" w:cs="Times New Roman"/>
+          <w:sz w:val="16"/>
+          <w:szCs w:val="16"/>
+          <w:lang w:val="uk-UA"/>
+        </w:rPr>
+        <w:t>єкт</w:t>
+      </w:r>
+      <w:proofErr w:type="spellEnd"/>
+      <w:r>
+        <w:rPr>
+          <w:rFonts w:ascii="Times New Roman" w:hAnsi="Times New Roman" w:cs="Times New Roman"/>
+          <w:sz w:val="16"/>
+          <w:szCs w:val="16"/>
+          <w:lang w:val="uk-UA"/>
+        </w:rPr>
+        <w:t xml:space="preserve"> оренди, </w:t>
       </w:r>
       <w:r>
         <w:rPr>
@@ -5270,7 +7470,127 @@
           <w:szCs w:val="16"/>
           <w:lang w:eastAsia="ru-RU"/>
         </w:rPr>
-        <w:t>У випадку, коли Орендар повертає Майно за допомогою перевізника «</w:t>
+        <w:t xml:space="preserve">У </w:t>
+      </w:r>
+      <w:proofErr w:type="spellStart"/>
+      <w:r>
+        <w:rPr>
+          <w:rFonts w:ascii="Times New Roman" w:hAnsi="Times New Roman" w:cs="Times New Roman"/>
+          <w:sz w:val="16"/>
+          <w:szCs w:val="16"/>
+          <w:lang w:eastAsia="ru-RU"/>
+        </w:rPr>
+        <w:t>випадку</w:t>
+      </w:r>
+      <w:proofErr w:type="spellEnd"/>
+      <w:r>
+        <w:rPr>
+          <w:rFonts w:ascii="Times New Roman" w:hAnsi="Times New Roman" w:cs="Times New Roman"/>
+          <w:sz w:val="16"/>
+          <w:szCs w:val="16"/>
+          <w:lang w:eastAsia="ru-RU"/>
+        </w:rPr>
+        <w:t xml:space="preserve">, коли </w:t>
+      </w:r>
+      <w:proofErr w:type="spellStart"/>
+      <w:r>
+        <w:rPr>
+          <w:rFonts w:ascii="Times New Roman" w:hAnsi="Times New Roman" w:cs="Times New Roman"/>
+          <w:sz w:val="16"/>
+          <w:szCs w:val="16"/>
+          <w:lang w:eastAsia="ru-RU"/>
+        </w:rPr>
+        <w:t>Орендар</w:t>
+      </w:r>
+      <w:proofErr w:type="spellEnd"/>
+      <w:r>
+        <w:rPr>
+          <w:rFonts w:ascii="Times New Roman" w:hAnsi="Times New Roman" w:cs="Times New Roman"/>
+          <w:sz w:val="16"/>
+          <w:szCs w:val="16"/>
+          <w:lang w:eastAsia="ru-RU"/>
+        </w:rPr>
+        <w:t xml:space="preserve"> </w:t>
+      </w:r>
+      <w:proofErr w:type="spellStart"/>
+      <w:r>
+        <w:rPr>
+          <w:rFonts w:ascii="Times New Roman" w:hAnsi="Times New Roman" w:cs="Times New Roman"/>
+          <w:sz w:val="16"/>
+          <w:szCs w:val="16"/>
+          <w:lang w:eastAsia="ru-RU"/>
+        </w:rPr>
+        <w:t>повертає</w:t>
+      </w:r>
+      <w:proofErr w:type="spellEnd"/>
+      <w:r>
+        <w:rPr>
+          <w:rFonts w:ascii="Times New Roman" w:hAnsi="Times New Roman" w:cs="Times New Roman"/>
+          <w:sz w:val="16"/>
+          <w:szCs w:val="16"/>
+          <w:lang w:eastAsia="ru-RU"/>
+        </w:rPr>
+        <w:t xml:space="preserve"> </w:t>
+      </w:r>
+      <w:proofErr w:type="spellStart"/>
+      <w:r>
+        <w:rPr>
+          <w:rFonts w:ascii="Times New Roman" w:hAnsi="Times New Roman" w:cs="Times New Roman"/>
+          <w:sz w:val="16"/>
+          <w:szCs w:val="16"/>
+          <w:lang w:eastAsia="ru-RU"/>
+        </w:rPr>
+        <w:t>Майно</w:t>
+      </w:r>
+      <w:proofErr w:type="spellEnd"/>
+      <w:r>
+        <w:rPr>
+          <w:rFonts w:ascii="Times New Roman" w:hAnsi="Times New Roman" w:cs="Times New Roman"/>
+          <w:sz w:val="16"/>
+          <w:szCs w:val="16"/>
+          <w:lang w:eastAsia="ru-RU"/>
+        </w:rPr>
+        <w:t xml:space="preserve"> за </w:t>
+      </w:r>
+      <w:proofErr w:type="spellStart"/>
+      <w:r>
+        <w:rPr>
+          <w:rFonts w:ascii="Times New Roman" w:hAnsi="Times New Roman" w:cs="Times New Roman"/>
+          <w:sz w:val="16"/>
+          <w:szCs w:val="16"/>
+          <w:lang w:eastAsia="ru-RU"/>
+        </w:rPr>
+        <w:t>допомогою</w:t>
+      </w:r>
+      <w:proofErr w:type="spellEnd"/>
+      <w:r>
+        <w:rPr>
+          <w:rFonts w:ascii="Times New Roman" w:hAnsi="Times New Roman" w:cs="Times New Roman"/>
+          <w:sz w:val="16"/>
+          <w:szCs w:val="16"/>
+          <w:lang w:eastAsia="ru-RU"/>
+        </w:rPr>
+        <w:t xml:space="preserve"> </w:t>
+      </w:r>
+      <w:proofErr w:type="spellStart"/>
+      <w:r>
+        <w:rPr>
+          <w:rFonts w:ascii="Times New Roman" w:hAnsi="Times New Roman" w:cs="Times New Roman"/>
+          <w:sz w:val="16"/>
+          <w:szCs w:val="16"/>
+          <w:lang w:eastAsia="ru-RU"/>
+        </w:rPr>
+        <w:t>перевізника</w:t>
+      </w:r>
+      <w:proofErr w:type="spellEnd"/>
+      <w:r>
+        <w:rPr>
+          <w:rFonts w:ascii="Times New Roman" w:hAnsi="Times New Roman" w:cs="Times New Roman"/>
+          <w:sz w:val="16"/>
+          <w:szCs w:val="16"/>
+          <w:lang w:eastAsia="ru-RU"/>
+        </w:rPr>
+        <w:t xml:space="preserve"> «</w:t>
       </w:r>
       <w:r>
         <w:rPr>
@@ -5287,7 +7607,167 @@
           <w:szCs w:val="16"/>
           <w:lang w:eastAsia="ru-RU"/>
         </w:rPr>
-        <w:t>» або іншим перевізником, він зобов’язаний сплатити послуги перевізника.</w:t>
+        <w:t xml:space="preserve">» </w:t>
+      </w:r>
+      <w:proofErr w:type="spellStart"/>
+      <w:r>
+        <w:rPr>
+          <w:rFonts w:ascii="Times New Roman" w:hAnsi="Times New Roman" w:cs="Times New Roman"/>
+          <w:sz w:val="16"/>
+          <w:szCs w:val="16"/>
+          <w:lang w:eastAsia="ru-RU"/>
+        </w:rPr>
+        <w:t>або</w:t>
+      </w:r>
+      <w:proofErr w:type="spellEnd"/>
+      <w:r>
+        <w:rPr>
+          <w:rFonts w:ascii="Times New Roman" w:hAnsi="Times New Roman" w:cs="Times New Roman"/>
+          <w:sz w:val="16"/>
+          <w:szCs w:val="16"/>
+          <w:lang w:eastAsia="ru-RU"/>
+        </w:rPr>
+        <w:t xml:space="preserve"> </w:t>
+      </w:r>
+      <w:proofErr w:type="spellStart"/>
+      <w:r>
+        <w:rPr>
+          <w:rFonts w:ascii="Times New Roman" w:hAnsi="Times New Roman" w:cs="Times New Roman"/>
+          <w:sz w:val="16"/>
+          <w:szCs w:val="16"/>
+          <w:lang w:eastAsia="ru-RU"/>
+        </w:rPr>
+        <w:t>іншим</w:t>
+      </w:r>
+      <w:proofErr w:type="spellEnd"/>
+      <w:r>
+        <w:rPr>
+          <w:rFonts w:ascii="Times New Roman" w:hAnsi="Times New Roman" w:cs="Times New Roman"/>
+          <w:sz w:val="16"/>
+          <w:szCs w:val="16"/>
+          <w:lang w:eastAsia="ru-RU"/>
+        </w:rPr>
+        <w:t xml:space="preserve"> </w:t>
+      </w:r>
+      <w:proofErr w:type="spellStart"/>
+      <w:r>
+        <w:rPr>
+          <w:rFonts w:ascii="Times New Roman" w:hAnsi="Times New Roman" w:cs="Times New Roman"/>
+          <w:sz w:val="16"/>
+          <w:szCs w:val="16"/>
+          <w:lang w:eastAsia="ru-RU"/>
+        </w:rPr>
+        <w:t>перевізником</w:t>
+      </w:r>
+      <w:proofErr w:type="spellEnd"/>
+      <w:r>
+        <w:rPr>
+          <w:rFonts w:ascii="Times New Roman" w:hAnsi="Times New Roman" w:cs="Times New Roman"/>
+          <w:sz w:val="16"/>
+          <w:szCs w:val="16"/>
+          <w:lang w:eastAsia="ru-RU"/>
+        </w:rPr>
+        <w:t xml:space="preserve">, </w:t>
+      </w:r>
+      <w:proofErr w:type="spellStart"/>
+      <w:r>
+        <w:rPr>
+          <w:rFonts w:ascii="Times New Roman" w:hAnsi="Times New Roman" w:cs="Times New Roman"/>
+          <w:sz w:val="16"/>
+          <w:szCs w:val="16"/>
+          <w:lang w:eastAsia="ru-RU"/>
+        </w:rPr>
+        <w:t>він</w:t>
+      </w:r>
+      <w:proofErr w:type="spellEnd"/>
+      <w:r>
+        <w:rPr>
+          <w:rFonts w:ascii="Times New Roman" w:hAnsi="Times New Roman" w:cs="Times New Roman"/>
+          <w:sz w:val="16"/>
+          <w:szCs w:val="16"/>
+          <w:lang w:eastAsia="ru-RU"/>
+        </w:rPr>
+        <w:t xml:space="preserve"> </w:t>
+      </w:r>
+      <w:proofErr w:type="spellStart"/>
+      <w:r>
+        <w:rPr>
+          <w:rFonts w:ascii="Times New Roman" w:hAnsi="Times New Roman" w:cs="Times New Roman"/>
+          <w:sz w:val="16"/>
+          <w:szCs w:val="16"/>
+          <w:lang w:eastAsia="ru-RU"/>
+        </w:rPr>
+        <w:t>зобов’язаний</w:t>
+      </w:r>
+      <w:proofErr w:type="spellEnd"/>
+      <w:r>
+        <w:rPr>
+          <w:rFonts w:ascii="Times New Roman" w:hAnsi="Times New Roman" w:cs="Times New Roman"/>
+          <w:sz w:val="16"/>
+          <w:szCs w:val="16"/>
+          <w:lang w:eastAsia="ru-RU"/>
+        </w:rPr>
+        <w:t xml:space="preserve"> </w:t>
+      </w:r>
+      <w:proofErr w:type="spellStart"/>
+      <w:r>
+        <w:rPr>
+          <w:rFonts w:ascii="Times New Roman" w:hAnsi="Times New Roman" w:cs="Times New Roman"/>
+          <w:sz w:val="16"/>
+          <w:szCs w:val="16"/>
+          <w:lang w:eastAsia="ru-RU"/>
+        </w:rPr>
+        <w:t>сплатити</w:t>
+      </w:r>
+      <w:proofErr w:type="spellEnd"/>
+      <w:r>
+        <w:rPr>
+          <w:rFonts w:ascii="Times New Roman" w:hAnsi="Times New Roman" w:cs="Times New Roman"/>
+          <w:sz w:val="16"/>
+          <w:szCs w:val="16"/>
+          <w:lang w:eastAsia="ru-RU"/>
+        </w:rPr>
+        <w:t xml:space="preserve"> </w:t>
+      </w:r>
+      <w:proofErr w:type="spellStart"/>
+      <w:r>
+        <w:rPr>
+          <w:rFonts w:ascii="Times New Roman" w:hAnsi="Times New Roman" w:cs="Times New Roman"/>
+          <w:sz w:val="16"/>
+          <w:szCs w:val="16"/>
+          <w:lang w:eastAsia="ru-RU"/>
+        </w:rPr>
+        <w:t>послуги</w:t>
+      </w:r>
+      <w:proofErr w:type="spellEnd"/>
+      <w:r>
+        <w:rPr>
+          <w:rFonts w:ascii="Times New Roman" w:hAnsi="Times New Roman" w:cs="Times New Roman"/>
+          <w:sz w:val="16"/>
+          <w:szCs w:val="16"/>
+          <w:lang w:eastAsia="ru-RU"/>
+        </w:rPr>
+        <w:t xml:space="preserve"> </w:t>
+      </w:r>
+      <w:proofErr w:type="spellStart"/>
+      <w:r>
+        <w:rPr>
+          <w:rFonts w:ascii="Times New Roman" w:hAnsi="Times New Roman" w:cs="Times New Roman"/>
+          <w:sz w:val="16"/>
+          <w:szCs w:val="16"/>
+          <w:lang w:eastAsia="ru-RU"/>
+        </w:rPr>
+        <w:t>перевізника</w:t>
+      </w:r>
+      <w:proofErr w:type="spellEnd"/>
+      <w:r>
+        <w:rPr>
+          <w:rFonts w:ascii="Times New Roman" w:hAnsi="Times New Roman" w:cs="Times New Roman"/>
+          <w:sz w:val="16"/>
+          <w:szCs w:val="16"/>
+          <w:lang w:eastAsia="ru-RU"/>
+        </w:rPr>
+        <w:t>.</w:t>
       </w:r>
     </w:p>
     <w:p>
@@ -5426,6 +7906,7 @@
         </w:rPr>
         <w:t xml:space="preserve">Протягом строку дії оренди звертатися до </w:t>
       </w:r>
+      <w:proofErr w:type="spellStart"/>
       <w:r>
         <w:rPr>
           <w:rFonts w:ascii="Times New Roman" w:hAnsi="Times New Roman" w:cs="Times New Roman"/>
@@ -5434,6 +7915,7 @@
         </w:rPr>
         <w:t>Орендодавця</w:t>
       </w:r>
+      <w:proofErr w:type="spellEnd"/>
       <w:r>
         <w:rPr>
           <w:rFonts w:ascii="Times New Roman" w:hAnsi="Times New Roman" w:cs="Times New Roman"/>
@@ -5513,8 +7995,19 @@
           <w:szCs w:val="16"/>
           <w:lang w:val="uk-UA"/>
         </w:rPr>
-        <w:t>Орендаря або пов</w:t>
-      </w:r>
+        <w:t xml:space="preserve">Орендаря або </w:t>
+      </w:r>
+      <w:proofErr w:type="spellStart"/>
+      <w:r>
+        <w:rPr>
+          <w:rFonts w:ascii="Times New Roman" w:hAnsi="Times New Roman" w:cs="Times New Roman"/>
+          <w:sz w:val="16"/>
+          <w:szCs w:val="16"/>
+          <w:lang w:val="uk-UA"/>
+        </w:rPr>
+        <w:t>пов</w:t>
+      </w:r>
+      <w:proofErr w:type="spellEnd"/>
       <w:r>
         <w:rPr>
           <w:rFonts w:ascii="Times New Roman" w:hAnsi="Times New Roman" w:cs="Times New Roman"/>
@@ -5523,14 +8016,25 @@
         </w:rPr>
         <w:t>’</w:t>
       </w:r>
-      <w:r>
-        <w:rPr>
-          <w:rFonts w:ascii="Times New Roman" w:hAnsi="Times New Roman" w:cs="Times New Roman"/>
-          <w:sz w:val="16"/>
-          <w:szCs w:val="16"/>
-          <w:lang w:val="uk-UA"/>
-        </w:rPr>
-        <w:t>язаних з ним третіх осіб.</w:t>
+      <w:proofErr w:type="spellStart"/>
+      <w:r>
+        <w:rPr>
+          <w:rFonts w:ascii="Times New Roman" w:hAnsi="Times New Roman" w:cs="Times New Roman"/>
+          <w:sz w:val="16"/>
+          <w:szCs w:val="16"/>
+          <w:lang w:val="uk-UA"/>
+        </w:rPr>
+        <w:t>язаних</w:t>
+      </w:r>
+      <w:proofErr w:type="spellEnd"/>
+      <w:r>
+        <w:rPr>
+          <w:rFonts w:ascii="Times New Roman" w:hAnsi="Times New Roman" w:cs="Times New Roman"/>
+          <w:sz w:val="16"/>
+          <w:szCs w:val="16"/>
+          <w:lang w:val="uk-UA"/>
+        </w:rPr>
+        <w:t xml:space="preserve"> з ним третіх осіб.</w:t>
       </w:r>
     </w:p>
     <w:p>
@@ -5892,7 +8396,25 @@
           <w:sz w:val="16"/>
           <w:szCs w:val="16"/>
         </w:rPr>
-        <w:t xml:space="preserve">. Надавати </w:t>
+        <w:t xml:space="preserve">. </w:t>
+      </w:r>
+      <w:proofErr w:type="spellStart"/>
+      <w:r>
+        <w:rPr>
+          <w:rFonts w:ascii="Times New Roman" w:hAnsi="Times New Roman" w:cs="Times New Roman"/>
+          <w:sz w:val="16"/>
+          <w:szCs w:val="16"/>
+        </w:rPr>
+        <w:t>Надавати</w:t>
+      </w:r>
+      <w:proofErr w:type="spellEnd"/>
+      <w:r>
+        <w:rPr>
+          <w:rFonts w:ascii="Times New Roman" w:hAnsi="Times New Roman" w:cs="Times New Roman"/>
+          <w:sz w:val="16"/>
+          <w:szCs w:val="16"/>
+        </w:rPr>
+        <w:t xml:space="preserve"> </w:t>
       </w:r>
       <w:r>
         <w:rPr>
@@ -5903,29 +8425,175 @@
         </w:rPr>
         <w:t xml:space="preserve">на безоплатній основі </w:t>
       </w:r>
-      <w:r>
-        <w:rPr>
-          <w:rFonts w:ascii="Times New Roman" w:hAnsi="Times New Roman" w:cs="Times New Roman"/>
-          <w:sz w:val="16"/>
-          <w:szCs w:val="16"/>
-        </w:rPr>
-        <w:t>інформаційне та консультаційне сп</w:t>
-      </w:r>
-      <w:r>
-        <w:rPr>
-          <w:rFonts w:ascii="Times New Roman" w:hAnsi="Times New Roman" w:cs="Times New Roman"/>
-          <w:sz w:val="16"/>
-          <w:szCs w:val="16"/>
-        </w:rPr>
-        <w:t>рияння Орендареві щодо порядку </w:t>
-      </w:r>
-      <w:r>
-        <w:rPr>
-          <w:rFonts w:ascii="Times New Roman" w:hAnsi="Times New Roman" w:cs="Times New Roman"/>
-          <w:sz w:val="16"/>
-          <w:szCs w:val="16"/>
-        </w:rPr>
-        <w:t>правильної експлуатації Об’єкта оренди.</w:t>
+      <w:proofErr w:type="spellStart"/>
+      <w:r>
+        <w:rPr>
+          <w:rFonts w:ascii="Times New Roman" w:hAnsi="Times New Roman" w:cs="Times New Roman"/>
+          <w:sz w:val="16"/>
+          <w:szCs w:val="16"/>
+        </w:rPr>
+        <w:t>інформаційне</w:t>
+      </w:r>
+      <w:proofErr w:type="spellEnd"/>
+      <w:r>
+        <w:rPr>
+          <w:rFonts w:ascii="Times New Roman" w:hAnsi="Times New Roman" w:cs="Times New Roman"/>
+          <w:sz w:val="16"/>
+          <w:szCs w:val="16"/>
+        </w:rPr>
+        <w:t xml:space="preserve"> та </w:t>
+      </w:r>
+      <w:proofErr w:type="spellStart"/>
+      <w:r>
+        <w:rPr>
+          <w:rFonts w:ascii="Times New Roman" w:hAnsi="Times New Roman" w:cs="Times New Roman"/>
+          <w:sz w:val="16"/>
+          <w:szCs w:val="16"/>
+        </w:rPr>
+        <w:t>консультаційне</w:t>
+      </w:r>
+      <w:proofErr w:type="spellEnd"/>
+      <w:r>
+        <w:rPr>
+          <w:rFonts w:ascii="Times New Roman" w:hAnsi="Times New Roman" w:cs="Times New Roman"/>
+          <w:sz w:val="16"/>
+          <w:szCs w:val="16"/>
+        </w:rPr>
+        <w:t xml:space="preserve"> </w:t>
+      </w:r>
+      <w:proofErr w:type="spellStart"/>
+      <w:r>
+        <w:rPr>
+          <w:rFonts w:ascii="Times New Roman" w:hAnsi="Times New Roman" w:cs="Times New Roman"/>
+          <w:sz w:val="16"/>
+          <w:szCs w:val="16"/>
+        </w:rPr>
+        <w:t>сп</w:t>
+      </w:r>
+      <w:r>
+        <w:rPr>
+          <w:rFonts w:ascii="Times New Roman" w:hAnsi="Times New Roman" w:cs="Times New Roman"/>
+          <w:sz w:val="16"/>
+          <w:szCs w:val="16"/>
+        </w:rPr>
+        <w:t>рияння</w:t>
+      </w:r>
+      <w:proofErr w:type="spellEnd"/>
+      <w:r>
+        <w:rPr>
+          <w:rFonts w:ascii="Times New Roman" w:hAnsi="Times New Roman" w:cs="Times New Roman"/>
+          <w:sz w:val="16"/>
+          <w:szCs w:val="16"/>
+        </w:rPr>
+        <w:t xml:space="preserve"> </w:t>
+      </w:r>
+      <w:proofErr w:type="spellStart"/>
+      <w:r>
+        <w:rPr>
+          <w:rFonts w:ascii="Times New Roman" w:hAnsi="Times New Roman" w:cs="Times New Roman"/>
+          <w:sz w:val="16"/>
+          <w:szCs w:val="16"/>
+        </w:rPr>
+        <w:t>Орендареві</w:t>
+      </w:r>
+      <w:proofErr w:type="spellEnd"/>
+      <w:r>
+        <w:rPr>
+          <w:rFonts w:ascii="Times New Roman" w:hAnsi="Times New Roman" w:cs="Times New Roman"/>
+          <w:sz w:val="16"/>
+          <w:szCs w:val="16"/>
+        </w:rPr>
+        <w:t xml:space="preserve"> </w:t>
+      </w:r>
+      <w:proofErr w:type="spellStart"/>
+      <w:r>
+        <w:rPr>
+          <w:rFonts w:ascii="Times New Roman" w:hAnsi="Times New Roman" w:cs="Times New Roman"/>
+          <w:sz w:val="16"/>
+          <w:szCs w:val="16"/>
+        </w:rPr>
+        <w:t>щодо</w:t>
+      </w:r>
+      <w:proofErr w:type="spellEnd"/>
+      <w:r>
+        <w:rPr>
+          <w:rFonts w:ascii="Times New Roman" w:hAnsi="Times New Roman" w:cs="Times New Roman"/>
+          <w:sz w:val="16"/>
+          <w:szCs w:val="16"/>
+        </w:rPr>
+        <w:t xml:space="preserve"> порядку </w:t>
+      </w:r>
+      <w:proofErr w:type="spellStart"/>
+      <w:r>
+        <w:rPr>
+          <w:rFonts w:ascii="Times New Roman" w:hAnsi="Times New Roman" w:cs="Times New Roman"/>
+          <w:sz w:val="16"/>
+          <w:szCs w:val="16"/>
+        </w:rPr>
+        <w:t>правильної</w:t>
+      </w:r>
+      <w:proofErr w:type="spellEnd"/>
+      <w:r>
+        <w:rPr>
+          <w:rFonts w:ascii="Times New Roman" w:hAnsi="Times New Roman" w:cs="Times New Roman"/>
+          <w:sz w:val="16"/>
+          <w:szCs w:val="16"/>
+        </w:rPr>
+        <w:t xml:space="preserve"> </w:t>
+      </w:r>
+      <w:proofErr w:type="spellStart"/>
+      <w:r>
+        <w:rPr>
+          <w:rFonts w:ascii="Times New Roman" w:hAnsi="Times New Roman" w:cs="Times New Roman"/>
+          <w:sz w:val="16"/>
+          <w:szCs w:val="16"/>
+        </w:rPr>
+        <w:t>експлуатації</w:t>
+      </w:r>
+      <w:proofErr w:type="spellEnd"/>
+      <w:r>
+        <w:rPr>
+          <w:rFonts w:ascii="Times New Roman" w:hAnsi="Times New Roman" w:cs="Times New Roman"/>
+          <w:sz w:val="16"/>
+          <w:szCs w:val="16"/>
+        </w:rPr>
+        <w:t xml:space="preserve"> </w:t>
+      </w:r>
+      <w:proofErr w:type="spellStart"/>
+      <w:r>
+        <w:rPr>
+          <w:rFonts w:ascii="Times New Roman" w:hAnsi="Times New Roman" w:cs="Times New Roman"/>
+          <w:sz w:val="16"/>
+          <w:szCs w:val="16"/>
+        </w:rPr>
+        <w:t>Об’єкта</w:t>
+      </w:r>
+      <w:proofErr w:type="spellEnd"/>
+      <w:r>
+        <w:rPr>
+          <w:rFonts w:ascii="Times New Roman" w:hAnsi="Times New Roman" w:cs="Times New Roman"/>
+          <w:sz w:val="16"/>
+          <w:szCs w:val="16"/>
+        </w:rPr>
+        <w:t xml:space="preserve"> </w:t>
+      </w:r>
+      <w:proofErr w:type="spellStart"/>
+      <w:r>
+        <w:rPr>
+          <w:rFonts w:ascii="Times New Roman" w:hAnsi="Times New Roman" w:cs="Times New Roman"/>
+          <w:sz w:val="16"/>
+          <w:szCs w:val="16"/>
+        </w:rPr>
+        <w:t>оренди</w:t>
+      </w:r>
+      <w:proofErr w:type="spellEnd"/>
+      <w:r>
+        <w:rPr>
+          <w:rFonts w:ascii="Times New Roman" w:hAnsi="Times New Roman" w:cs="Times New Roman"/>
+          <w:sz w:val="16"/>
+          <w:szCs w:val="16"/>
+        </w:rPr>
+        <w:t>.</w:t>
       </w:r>
     </w:p>
     <w:p>
@@ -5962,7 +8630,25 @@
           <w:sz w:val="16"/>
           <w:szCs w:val="16"/>
         </w:rPr>
-        <w:t xml:space="preserve">В разі </w:t>
+        <w:t xml:space="preserve">В </w:t>
+      </w:r>
+      <w:proofErr w:type="spellStart"/>
+      <w:r>
+        <w:rPr>
+          <w:rFonts w:ascii="Times New Roman" w:hAnsi="Times New Roman" w:cs="Times New Roman"/>
+          <w:sz w:val="16"/>
+          <w:szCs w:val="16"/>
+        </w:rPr>
+        <w:t>разі</w:t>
+      </w:r>
+      <w:proofErr w:type="spellEnd"/>
+      <w:r>
+        <w:rPr>
+          <w:rFonts w:ascii="Times New Roman" w:hAnsi="Times New Roman" w:cs="Times New Roman"/>
+          <w:sz w:val="16"/>
+          <w:szCs w:val="16"/>
+        </w:rPr>
+        <w:t xml:space="preserve"> </w:t>
       </w:r>
       <w:r>
         <w:rPr>
@@ -5990,13 +8676,23 @@
         </w:rPr>
         <w:t xml:space="preserve">орендованого </w:t>
       </w:r>
-      <w:r>
-        <w:rPr>
-          <w:rFonts w:ascii="Times New Roman" w:hAnsi="Times New Roman" w:cs="Times New Roman"/>
-          <w:sz w:val="16"/>
-          <w:szCs w:val="16"/>
-        </w:rPr>
-        <w:t xml:space="preserve">обладнання </w:t>
+      <w:proofErr w:type="spellStart"/>
+      <w:r>
+        <w:rPr>
+          <w:rFonts w:ascii="Times New Roman" w:hAnsi="Times New Roman" w:cs="Times New Roman"/>
+          <w:sz w:val="16"/>
+          <w:szCs w:val="16"/>
+        </w:rPr>
+        <w:t>обладнання</w:t>
+      </w:r>
+      <w:proofErr w:type="spellEnd"/>
+      <w:r>
+        <w:rPr>
+          <w:rFonts w:ascii="Times New Roman" w:hAnsi="Times New Roman" w:cs="Times New Roman"/>
+          <w:sz w:val="16"/>
+          <w:szCs w:val="16"/>
+        </w:rPr>
+        <w:t xml:space="preserve"> </w:t>
       </w:r>
       <w:r>
         <w:rPr>
@@ -6023,8 +8719,19 @@
           <w:szCs w:val="16"/>
           <w:lang w:val="uk-UA"/>
         </w:rPr>
-        <w:t>або пов</w:t>
-      </w:r>
+        <w:t xml:space="preserve">або </w:t>
+      </w:r>
+      <w:proofErr w:type="spellStart"/>
+      <w:r>
+        <w:rPr>
+          <w:rFonts w:ascii="Times New Roman" w:hAnsi="Times New Roman" w:cs="Times New Roman"/>
+          <w:sz w:val="16"/>
+          <w:szCs w:val="16"/>
+          <w:lang w:val="uk-UA"/>
+        </w:rPr>
+        <w:t>пов</w:t>
+      </w:r>
+      <w:proofErr w:type="spellEnd"/>
       <w:r>
         <w:rPr>
           <w:rFonts w:ascii="Times New Roman" w:hAnsi="Times New Roman" w:cs="Times New Roman"/>
@@ -6033,14 +8740,25 @@
         </w:rPr>
         <w:t>’</w:t>
       </w:r>
-      <w:r>
-        <w:rPr>
-          <w:rFonts w:ascii="Times New Roman" w:hAnsi="Times New Roman" w:cs="Times New Roman"/>
-          <w:sz w:val="16"/>
-          <w:szCs w:val="16"/>
-          <w:lang w:val="uk-UA"/>
-        </w:rPr>
-        <w:t>язаних з ним третіх осіб</w:t>
+      <w:proofErr w:type="spellStart"/>
+      <w:r>
+        <w:rPr>
+          <w:rFonts w:ascii="Times New Roman" w:hAnsi="Times New Roman" w:cs="Times New Roman"/>
+          <w:sz w:val="16"/>
+          <w:szCs w:val="16"/>
+          <w:lang w:val="uk-UA"/>
+        </w:rPr>
+        <w:t>язаних</w:t>
+      </w:r>
+      <w:proofErr w:type="spellEnd"/>
+      <w:r>
+        <w:rPr>
+          <w:rFonts w:ascii="Times New Roman" w:hAnsi="Times New Roman" w:cs="Times New Roman"/>
+          <w:sz w:val="16"/>
+          <w:szCs w:val="16"/>
+          <w:lang w:val="uk-UA"/>
+        </w:rPr>
+        <w:t xml:space="preserve"> з ним третіх осіб</w:t>
       </w:r>
       <w:r>
         <w:rPr>
@@ -6060,13 +8778,59 @@
         </w:rPr>
         <w:t xml:space="preserve"> </w:t>
       </w:r>
-      <w:r>
-        <w:rPr>
-          <w:rFonts w:ascii="Times New Roman" w:hAnsi="Times New Roman" w:cs="Times New Roman"/>
-          <w:sz w:val="16"/>
-          <w:szCs w:val="16"/>
-        </w:rPr>
-        <w:t xml:space="preserve">відновити працездатність орендованого </w:t>
+      <w:proofErr w:type="spellStart"/>
+      <w:r>
+        <w:rPr>
+          <w:rFonts w:ascii="Times New Roman" w:hAnsi="Times New Roman" w:cs="Times New Roman"/>
+          <w:sz w:val="16"/>
+          <w:szCs w:val="16"/>
+        </w:rPr>
+        <w:t>відновити</w:t>
+      </w:r>
+      <w:proofErr w:type="spellEnd"/>
+      <w:r>
+        <w:rPr>
+          <w:rFonts w:ascii="Times New Roman" w:hAnsi="Times New Roman" w:cs="Times New Roman"/>
+          <w:sz w:val="16"/>
+          <w:szCs w:val="16"/>
+        </w:rPr>
+        <w:t xml:space="preserve"> </w:t>
+      </w:r>
+      <w:proofErr w:type="spellStart"/>
+      <w:r>
+        <w:rPr>
+          <w:rFonts w:ascii="Times New Roman" w:hAnsi="Times New Roman" w:cs="Times New Roman"/>
+          <w:sz w:val="16"/>
+          <w:szCs w:val="16"/>
+        </w:rPr>
+        <w:t>працездатність</w:t>
+      </w:r>
+      <w:proofErr w:type="spellEnd"/>
+      <w:r>
+        <w:rPr>
+          <w:rFonts w:ascii="Times New Roman" w:hAnsi="Times New Roman" w:cs="Times New Roman"/>
+          <w:sz w:val="16"/>
+          <w:szCs w:val="16"/>
+        </w:rPr>
+        <w:t xml:space="preserve"> </w:t>
+      </w:r>
+      <w:proofErr w:type="spellStart"/>
+      <w:r>
+        <w:rPr>
+          <w:rFonts w:ascii="Times New Roman" w:hAnsi="Times New Roman" w:cs="Times New Roman"/>
+          <w:sz w:val="16"/>
+          <w:szCs w:val="16"/>
+        </w:rPr>
+        <w:t>орендованого</w:t>
+      </w:r>
+      <w:proofErr w:type="spellEnd"/>
+      <w:r>
+        <w:rPr>
+          <w:rFonts w:ascii="Times New Roman" w:hAnsi="Times New Roman" w:cs="Times New Roman"/>
+          <w:sz w:val="16"/>
+          <w:szCs w:val="16"/>
+        </w:rPr>
+        <w:t xml:space="preserve"> </w:t>
       </w:r>
       <w:r>
         <w:rPr>
@@ -6083,7 +8847,25 @@
           <w:sz w:val="16"/>
           <w:szCs w:val="16"/>
         </w:rPr>
-        <w:t xml:space="preserve"> протягом </w:t>
+        <w:t xml:space="preserve"> </w:t>
+      </w:r>
+      <w:proofErr w:type="spellStart"/>
+      <w:r>
+        <w:rPr>
+          <w:rFonts w:ascii="Times New Roman" w:hAnsi="Times New Roman" w:cs="Times New Roman"/>
+          <w:sz w:val="16"/>
+          <w:szCs w:val="16"/>
+        </w:rPr>
+        <w:t>протягом</w:t>
+      </w:r>
+      <w:proofErr w:type="spellEnd"/>
+      <w:r>
+        <w:rPr>
+          <w:rFonts w:ascii="Times New Roman" w:hAnsi="Times New Roman" w:cs="Times New Roman"/>
+          <w:sz w:val="16"/>
+          <w:szCs w:val="16"/>
+        </w:rPr>
+        <w:t xml:space="preserve"> </w:t>
       </w:r>
       <w:r>
         <w:rPr>
@@ -6109,7 +8891,25 @@
           <w:sz w:val="16"/>
           <w:szCs w:val="16"/>
         </w:rPr>
-        <w:t xml:space="preserve"> після </w:t>
+        <w:t xml:space="preserve"> </w:t>
+      </w:r>
+      <w:proofErr w:type="spellStart"/>
+      <w:r>
+        <w:rPr>
+          <w:rFonts w:ascii="Times New Roman" w:hAnsi="Times New Roman" w:cs="Times New Roman"/>
+          <w:sz w:val="16"/>
+          <w:szCs w:val="16"/>
+        </w:rPr>
+        <w:t>після</w:t>
+      </w:r>
+      <w:proofErr w:type="spellEnd"/>
+      <w:r>
+        <w:rPr>
+          <w:rFonts w:ascii="Times New Roman" w:hAnsi="Times New Roman" w:cs="Times New Roman"/>
+          <w:sz w:val="16"/>
+          <w:szCs w:val="16"/>
+        </w:rPr>
+        <w:t xml:space="preserve"> </w:t>
       </w:r>
       <w:r>
         <w:rPr>
@@ -6120,13 +8920,41 @@
         </w:rPr>
         <w:t xml:space="preserve">отримання </w:t>
       </w:r>
-      <w:r>
-        <w:rPr>
-          <w:rFonts w:ascii="Times New Roman" w:hAnsi="Times New Roman" w:cs="Times New Roman"/>
-          <w:sz w:val="16"/>
-          <w:szCs w:val="16"/>
-        </w:rPr>
-        <w:t xml:space="preserve">повідомлення про несправність. </w:t>
+      <w:proofErr w:type="spellStart"/>
+      <w:r>
+        <w:rPr>
+          <w:rFonts w:ascii="Times New Roman" w:hAnsi="Times New Roman" w:cs="Times New Roman"/>
+          <w:sz w:val="16"/>
+          <w:szCs w:val="16"/>
+        </w:rPr>
+        <w:t>повідомлення</w:t>
+      </w:r>
+      <w:proofErr w:type="spellEnd"/>
+      <w:r>
+        <w:rPr>
+          <w:rFonts w:ascii="Times New Roman" w:hAnsi="Times New Roman" w:cs="Times New Roman"/>
+          <w:sz w:val="16"/>
+          <w:szCs w:val="16"/>
+        </w:rPr>
+        <w:t xml:space="preserve"> про </w:t>
+      </w:r>
+      <w:proofErr w:type="spellStart"/>
+      <w:r>
+        <w:rPr>
+          <w:rFonts w:ascii="Times New Roman" w:hAnsi="Times New Roman" w:cs="Times New Roman"/>
+          <w:sz w:val="16"/>
+          <w:szCs w:val="16"/>
+        </w:rPr>
+        <w:t>несправність</w:t>
+      </w:r>
+      <w:proofErr w:type="spellEnd"/>
+      <w:r>
+        <w:rPr>
+          <w:rFonts w:ascii="Times New Roman" w:hAnsi="Times New Roman" w:cs="Times New Roman"/>
+          <w:sz w:val="16"/>
+          <w:szCs w:val="16"/>
+        </w:rPr>
+        <w:t xml:space="preserve">. </w:t>
       </w:r>
     </w:p>
     <w:p>
@@ -6574,7 +9402,27 @@
           <w:sz w:val="16"/>
           <w:szCs w:val="16"/>
         </w:rPr>
-        <w:t>. Права Орендодавця: </w:t>
+        <w:t xml:space="preserve">. Права </w:t>
+      </w:r>
+      <w:proofErr w:type="spellStart"/>
+      <w:r>
+        <w:rPr>
+          <w:rFonts w:ascii="Times New Roman" w:hAnsi="Times New Roman" w:cs="Times New Roman"/>
+          <w:b/>
+          <w:sz w:val="16"/>
+          <w:szCs w:val="16"/>
+        </w:rPr>
+        <w:t>Орендодавця</w:t>
+      </w:r>
+      <w:proofErr w:type="spellEnd"/>
+      <w:r>
+        <w:rPr>
+          <w:rFonts w:ascii="Times New Roman" w:hAnsi="Times New Roman" w:cs="Times New Roman"/>
+          <w:b/>
+          <w:sz w:val="16"/>
+          <w:szCs w:val="16"/>
+        </w:rPr>
+        <w:t>: </w:t>
       </w:r>
     </w:p>
     <w:p>
@@ -6612,21 +9460,85 @@
         </w:rPr>
         <w:t xml:space="preserve">.1. </w:t>
       </w:r>
-      <w:r>
-        <w:rPr>
-          <w:rFonts w:ascii="Times New Roman" w:hAnsi="Times New Roman" w:cs="Times New Roman"/>
-          <w:sz w:val="16"/>
-          <w:szCs w:val="16"/>
-        </w:rPr>
-        <w:t>Здійснювати перевірку порядку ви</w:t>
-      </w:r>
-      <w:r>
-        <w:rPr>
-          <w:rFonts w:ascii="Times New Roman" w:hAnsi="Times New Roman" w:cs="Times New Roman"/>
-          <w:sz w:val="16"/>
-          <w:szCs w:val="16"/>
-        </w:rPr>
-        <w:t xml:space="preserve">користання Орендарем </w:t>
+      <w:proofErr w:type="spellStart"/>
+      <w:r>
+        <w:rPr>
+          <w:rFonts w:ascii="Times New Roman" w:hAnsi="Times New Roman" w:cs="Times New Roman"/>
+          <w:sz w:val="16"/>
+          <w:szCs w:val="16"/>
+        </w:rPr>
+        <w:t>Здійснювати</w:t>
+      </w:r>
+      <w:proofErr w:type="spellEnd"/>
+      <w:r>
+        <w:rPr>
+          <w:rFonts w:ascii="Times New Roman" w:hAnsi="Times New Roman" w:cs="Times New Roman"/>
+          <w:sz w:val="16"/>
+          <w:szCs w:val="16"/>
+        </w:rPr>
+        <w:t xml:space="preserve"> </w:t>
+      </w:r>
+      <w:proofErr w:type="spellStart"/>
+      <w:r>
+        <w:rPr>
+          <w:rFonts w:ascii="Times New Roman" w:hAnsi="Times New Roman" w:cs="Times New Roman"/>
+          <w:sz w:val="16"/>
+          <w:szCs w:val="16"/>
+        </w:rPr>
+        <w:t>перевірку</w:t>
+      </w:r>
+      <w:proofErr w:type="spellEnd"/>
+      <w:r>
+        <w:rPr>
+          <w:rFonts w:ascii="Times New Roman" w:hAnsi="Times New Roman" w:cs="Times New Roman"/>
+          <w:sz w:val="16"/>
+          <w:szCs w:val="16"/>
+        </w:rPr>
+        <w:t xml:space="preserve"> порядку </w:t>
+      </w:r>
+      <w:proofErr w:type="spellStart"/>
+      <w:r>
+        <w:rPr>
+          <w:rFonts w:ascii="Times New Roman" w:hAnsi="Times New Roman" w:cs="Times New Roman"/>
+          <w:sz w:val="16"/>
+          <w:szCs w:val="16"/>
+        </w:rPr>
+        <w:t>ви</w:t>
+      </w:r>
+      <w:r>
+        <w:rPr>
+          <w:rFonts w:ascii="Times New Roman" w:hAnsi="Times New Roman" w:cs="Times New Roman"/>
+          <w:sz w:val="16"/>
+          <w:szCs w:val="16"/>
+        </w:rPr>
+        <w:t>користання</w:t>
+      </w:r>
+      <w:proofErr w:type="spellEnd"/>
+      <w:r>
+        <w:rPr>
+          <w:rFonts w:ascii="Times New Roman" w:hAnsi="Times New Roman" w:cs="Times New Roman"/>
+          <w:sz w:val="16"/>
+          <w:szCs w:val="16"/>
+        </w:rPr>
+        <w:t xml:space="preserve"> </w:t>
+      </w:r>
+      <w:proofErr w:type="spellStart"/>
+      <w:r>
+        <w:rPr>
+          <w:rFonts w:ascii="Times New Roman" w:hAnsi="Times New Roman" w:cs="Times New Roman"/>
+          <w:sz w:val="16"/>
+          <w:szCs w:val="16"/>
+        </w:rPr>
+        <w:t>Орендарем</w:t>
+      </w:r>
+      <w:proofErr w:type="spellEnd"/>
+      <w:r>
+        <w:rPr>
+          <w:rFonts w:ascii="Times New Roman" w:hAnsi="Times New Roman" w:cs="Times New Roman"/>
+          <w:sz w:val="16"/>
+          <w:szCs w:val="16"/>
+        </w:rPr>
+        <w:t xml:space="preserve"> </w:t>
       </w:r>
       <w:r>
         <w:rPr>
@@ -6637,21 +9549,77 @@
         </w:rPr>
         <w:t>М</w:t>
       </w:r>
-      <w:r>
-        <w:rPr>
-          <w:rFonts w:ascii="Times New Roman" w:hAnsi="Times New Roman" w:cs="Times New Roman"/>
-          <w:sz w:val="16"/>
-          <w:szCs w:val="16"/>
-        </w:rPr>
-        <w:t>айна‚ що </w:t>
-      </w:r>
-      <w:r>
-        <w:rPr>
-          <w:rFonts w:ascii="Times New Roman" w:hAnsi="Times New Roman" w:cs="Times New Roman"/>
-          <w:sz w:val="16"/>
-          <w:szCs w:val="16"/>
-        </w:rPr>
-        <w:t xml:space="preserve">орендується‚ у відповідності до умов </w:t>
+      <w:proofErr w:type="spellStart"/>
+      <w:r>
+        <w:rPr>
+          <w:rFonts w:ascii="Times New Roman" w:hAnsi="Times New Roman" w:cs="Times New Roman"/>
+          <w:sz w:val="16"/>
+          <w:szCs w:val="16"/>
+        </w:rPr>
+        <w:t>айна</w:t>
+      </w:r>
+      <w:proofErr w:type="spellEnd"/>
+      <w:r>
+        <w:rPr>
+          <w:rFonts w:ascii="Times New Roman" w:hAnsi="Times New Roman" w:cs="Times New Roman"/>
+          <w:sz w:val="16"/>
+          <w:szCs w:val="16"/>
+        </w:rPr>
+        <w:t xml:space="preserve">‚ </w:t>
+      </w:r>
+      <w:proofErr w:type="spellStart"/>
+      <w:r>
+        <w:rPr>
+          <w:rFonts w:ascii="Times New Roman" w:hAnsi="Times New Roman" w:cs="Times New Roman"/>
+          <w:sz w:val="16"/>
+          <w:szCs w:val="16"/>
+        </w:rPr>
+        <w:t>що</w:t>
+      </w:r>
+      <w:proofErr w:type="spellEnd"/>
+      <w:r>
+        <w:rPr>
+          <w:rFonts w:ascii="Times New Roman" w:hAnsi="Times New Roman" w:cs="Times New Roman"/>
+          <w:sz w:val="16"/>
+          <w:szCs w:val="16"/>
+        </w:rPr>
+        <w:t> </w:t>
+      </w:r>
+      <w:proofErr w:type="spellStart"/>
+      <w:r>
+        <w:rPr>
+          <w:rFonts w:ascii="Times New Roman" w:hAnsi="Times New Roman" w:cs="Times New Roman"/>
+          <w:sz w:val="16"/>
+          <w:szCs w:val="16"/>
+        </w:rPr>
+        <w:t>орендується</w:t>
+      </w:r>
+      <w:proofErr w:type="spellEnd"/>
+      <w:r>
+        <w:rPr>
+          <w:rFonts w:ascii="Times New Roman" w:hAnsi="Times New Roman" w:cs="Times New Roman"/>
+          <w:sz w:val="16"/>
+          <w:szCs w:val="16"/>
+        </w:rPr>
+        <w:t xml:space="preserve">‚ у </w:t>
+      </w:r>
+      <w:proofErr w:type="spellStart"/>
+      <w:r>
+        <w:rPr>
+          <w:rFonts w:ascii="Times New Roman" w:hAnsi="Times New Roman" w:cs="Times New Roman"/>
+          <w:sz w:val="16"/>
+          <w:szCs w:val="16"/>
+        </w:rPr>
+        <w:t>відповідності</w:t>
+      </w:r>
+      <w:proofErr w:type="spellEnd"/>
+      <w:r>
+        <w:rPr>
+          <w:rFonts w:ascii="Times New Roman" w:hAnsi="Times New Roman" w:cs="Times New Roman"/>
+          <w:sz w:val="16"/>
+          <w:szCs w:val="16"/>
+        </w:rPr>
+        <w:t xml:space="preserve"> до умов </w:t>
       </w:r>
       <w:r>
         <w:rPr>
@@ -6877,7 +9845,47 @@
           <w:szCs w:val="16"/>
           <w:lang w:eastAsia="ru-RU"/>
         </w:rPr>
-        <w:t xml:space="preserve">.1. Після закінчення </w:t>
+        <w:t xml:space="preserve">.1. </w:t>
+      </w:r>
+      <w:proofErr w:type="spellStart"/>
+      <w:r>
+        <w:rPr>
+          <w:rFonts w:ascii="Times New Roman" w:hAnsi="Times New Roman" w:cs="Times New Roman"/>
+          <w:sz w:val="16"/>
+          <w:szCs w:val="16"/>
+          <w:lang w:eastAsia="ru-RU"/>
+        </w:rPr>
+        <w:t>Після</w:t>
+      </w:r>
+      <w:proofErr w:type="spellEnd"/>
+      <w:r>
+        <w:rPr>
+          <w:rFonts w:ascii="Times New Roman" w:hAnsi="Times New Roman" w:cs="Times New Roman"/>
+          <w:sz w:val="16"/>
+          <w:szCs w:val="16"/>
+          <w:lang w:eastAsia="ru-RU"/>
+        </w:rPr>
+        <w:t xml:space="preserve"> </w:t>
+      </w:r>
+      <w:proofErr w:type="spellStart"/>
+      <w:r>
+        <w:rPr>
+          <w:rFonts w:ascii="Times New Roman" w:hAnsi="Times New Roman" w:cs="Times New Roman"/>
+          <w:sz w:val="16"/>
+          <w:szCs w:val="16"/>
+          <w:lang w:eastAsia="ru-RU"/>
+        </w:rPr>
+        <w:t>закінчення</w:t>
+      </w:r>
+      <w:proofErr w:type="spellEnd"/>
+      <w:r>
+        <w:rPr>
+          <w:rFonts w:ascii="Times New Roman" w:hAnsi="Times New Roman" w:cs="Times New Roman"/>
+          <w:sz w:val="16"/>
+          <w:szCs w:val="16"/>
+          <w:lang w:eastAsia="ru-RU"/>
+        </w:rPr>
+        <w:t xml:space="preserve"> </w:t>
       </w:r>
       <w:r>
         <w:rPr>
@@ -6895,7 +9903,87 @@
           <w:szCs w:val="16"/>
           <w:lang w:eastAsia="ru-RU"/>
         </w:rPr>
-        <w:t xml:space="preserve"> оренди Орендар зобов’язаний протягом </w:t>
+        <w:t xml:space="preserve"> </w:t>
+      </w:r>
+      <w:proofErr w:type="spellStart"/>
+      <w:r>
+        <w:rPr>
+          <w:rFonts w:ascii="Times New Roman" w:hAnsi="Times New Roman" w:cs="Times New Roman"/>
+          <w:sz w:val="16"/>
+          <w:szCs w:val="16"/>
+          <w:lang w:eastAsia="ru-RU"/>
+        </w:rPr>
+        <w:t>оренди</w:t>
+      </w:r>
+      <w:proofErr w:type="spellEnd"/>
+      <w:r>
+        <w:rPr>
+          <w:rFonts w:ascii="Times New Roman" w:hAnsi="Times New Roman" w:cs="Times New Roman"/>
+          <w:sz w:val="16"/>
+          <w:szCs w:val="16"/>
+          <w:lang w:eastAsia="ru-RU"/>
+        </w:rPr>
+        <w:t xml:space="preserve"> </w:t>
+      </w:r>
+      <w:proofErr w:type="spellStart"/>
+      <w:r>
+        <w:rPr>
+          <w:rFonts w:ascii="Times New Roman" w:hAnsi="Times New Roman" w:cs="Times New Roman"/>
+          <w:sz w:val="16"/>
+          <w:szCs w:val="16"/>
+          <w:lang w:eastAsia="ru-RU"/>
+        </w:rPr>
+        <w:t>Орендар</w:t>
+      </w:r>
+      <w:proofErr w:type="spellEnd"/>
+      <w:r>
+        <w:rPr>
+          <w:rFonts w:ascii="Times New Roman" w:hAnsi="Times New Roman" w:cs="Times New Roman"/>
+          <w:sz w:val="16"/>
+          <w:szCs w:val="16"/>
+          <w:lang w:eastAsia="ru-RU"/>
+        </w:rPr>
+        <w:t xml:space="preserve"> </w:t>
+      </w:r>
+      <w:proofErr w:type="spellStart"/>
+      <w:r>
+        <w:rPr>
+          <w:rFonts w:ascii="Times New Roman" w:hAnsi="Times New Roman" w:cs="Times New Roman"/>
+          <w:sz w:val="16"/>
+          <w:szCs w:val="16"/>
+          <w:lang w:eastAsia="ru-RU"/>
+        </w:rPr>
+        <w:t>зобов’язаний</w:t>
+      </w:r>
+      <w:proofErr w:type="spellEnd"/>
+      <w:r>
+        <w:rPr>
+          <w:rFonts w:ascii="Times New Roman" w:hAnsi="Times New Roman" w:cs="Times New Roman"/>
+          <w:sz w:val="16"/>
+          <w:szCs w:val="16"/>
+          <w:lang w:eastAsia="ru-RU"/>
+        </w:rPr>
+        <w:t xml:space="preserve"> </w:t>
+      </w:r>
+      <w:proofErr w:type="spellStart"/>
+      <w:r>
+        <w:rPr>
+          <w:rFonts w:ascii="Times New Roman" w:hAnsi="Times New Roman" w:cs="Times New Roman"/>
+          <w:sz w:val="16"/>
+          <w:szCs w:val="16"/>
+          <w:lang w:eastAsia="ru-RU"/>
+        </w:rPr>
+        <w:t>протягом</w:t>
+      </w:r>
+      <w:proofErr w:type="spellEnd"/>
+      <w:r>
+        <w:rPr>
+          <w:rFonts w:ascii="Times New Roman" w:hAnsi="Times New Roman" w:cs="Times New Roman"/>
+          <w:sz w:val="16"/>
+          <w:szCs w:val="16"/>
+          <w:lang w:eastAsia="ru-RU"/>
+        </w:rPr>
+        <w:t xml:space="preserve"> </w:t>
       </w:r>
       <w:r>
         <w:rPr>
@@ -6933,6 +10021,7 @@
         </w:rPr>
         <w:t xml:space="preserve">днів </w:t>
       </w:r>
+      <w:proofErr w:type="spellStart"/>
       <w:r>
         <w:rPr>
           <w:rFonts w:ascii="Times New Roman" w:hAnsi="Times New Roman" w:cs="Times New Roman"/>
@@ -6940,8 +10029,9 @@
           <w:szCs w:val="16"/>
           <w:lang w:eastAsia="ru-RU"/>
         </w:rPr>
-        <w:t xml:space="preserve">повернути </w:t>
-      </w:r>
+        <w:t>повернути</w:t>
+      </w:r>
+      <w:proofErr w:type="spellEnd"/>
       <w:r>
         <w:rPr>
           <w:rFonts w:ascii="Times New Roman" w:hAnsi="Times New Roman" w:cs="Times New Roman"/>
@@ -6949,6 +10039,16 @@
           <w:szCs w:val="16"/>
           <w:lang w:eastAsia="ru-RU"/>
         </w:rPr>
+        <w:t xml:space="preserve"> </w:t>
+      </w:r>
+      <w:proofErr w:type="spellStart"/>
+      <w:r>
+        <w:rPr>
+          <w:rFonts w:ascii="Times New Roman" w:hAnsi="Times New Roman" w:cs="Times New Roman"/>
+          <w:sz w:val="16"/>
+          <w:szCs w:val="16"/>
+          <w:lang w:eastAsia="ru-RU"/>
+        </w:rPr>
         <w:t>М</w:t>
       </w:r>
       <w:r>
@@ -6960,6 +10060,7 @@
         </w:rPr>
         <w:t>айно</w:t>
       </w:r>
+      <w:proofErr w:type="spellEnd"/>
       <w:r>
         <w:rPr>
           <w:rFonts w:ascii="Times New Roman" w:hAnsi="Times New Roman" w:cs="Times New Roman"/>
@@ -6969,6 +10070,7 @@
         </w:rPr>
         <w:t xml:space="preserve"> </w:t>
       </w:r>
+      <w:proofErr w:type="spellStart"/>
       <w:r>
         <w:rPr>
           <w:rFonts w:ascii="Times New Roman" w:hAnsi="Times New Roman" w:cs="Times New Roman"/>
@@ -6978,6 +10080,7 @@
         </w:rPr>
         <w:t>Орендодавц</w:t>
       </w:r>
+      <w:proofErr w:type="spellEnd"/>
       <w:r>
         <w:rPr>
           <w:rFonts w:ascii="Times New Roman" w:hAnsi="Times New Roman" w:cs="Times New Roman"/>
@@ -7005,6 +10108,7 @@
         </w:rPr>
         <w:t xml:space="preserve">Акт </w:t>
       </w:r>
+      <w:proofErr w:type="spellStart"/>
       <w:r>
         <w:rPr>
           <w:rFonts w:ascii="Times New Roman" w:hAnsi="Times New Roman" w:cs="Times New Roman"/>
@@ -7014,6 +10118,7 @@
         </w:rPr>
         <w:t>приймання-передачі</w:t>
       </w:r>
+      <w:proofErr w:type="spellEnd"/>
       <w:r>
         <w:rPr>
           <w:rFonts w:ascii="Times New Roman" w:hAnsi="Times New Roman" w:cs="Times New Roman"/>
@@ -7060,8 +10165,9 @@
           <w:szCs w:val="16"/>
           <w:lang w:eastAsia="ru-RU"/>
         </w:rPr>
-        <w:t xml:space="preserve">.2. Повернення </w:t>
-      </w:r>
+        <w:t xml:space="preserve">.2. </w:t>
+      </w:r>
+      <w:proofErr w:type="spellStart"/>
       <w:r>
         <w:rPr>
           <w:rFonts w:ascii="Times New Roman" w:hAnsi="Times New Roman" w:cs="Times New Roman"/>
@@ -7069,6 +10175,25 @@
           <w:szCs w:val="16"/>
           <w:lang w:eastAsia="ru-RU"/>
         </w:rPr>
+        <w:t>Повернення</w:t>
+      </w:r>
+      <w:proofErr w:type="spellEnd"/>
+      <w:r>
+        <w:rPr>
+          <w:rFonts w:ascii="Times New Roman" w:hAnsi="Times New Roman" w:cs="Times New Roman"/>
+          <w:sz w:val="16"/>
+          <w:szCs w:val="16"/>
+          <w:lang w:eastAsia="ru-RU"/>
+        </w:rPr>
+        <w:t xml:space="preserve"> </w:t>
+      </w:r>
+      <w:r>
+        <w:rPr>
+          <w:rFonts w:ascii="Times New Roman" w:hAnsi="Times New Roman" w:cs="Times New Roman"/>
+          <w:sz w:val="16"/>
+          <w:szCs w:val="16"/>
+          <w:lang w:eastAsia="ru-RU"/>
+        </w:rPr>
         <w:t>Майна</w:t>
       </w:r>
       <w:r>
@@ -7080,6 +10205,7 @@
         </w:rPr>
         <w:t xml:space="preserve"> </w:t>
       </w:r>
+      <w:proofErr w:type="spellStart"/>
       <w:r>
         <w:rPr>
           <w:rFonts w:ascii="Times New Roman" w:hAnsi="Times New Roman" w:cs="Times New Roman"/>
@@ -7096,8 +10222,9 @@
           <w:szCs w:val="16"/>
           <w:lang w:eastAsia="ru-RU"/>
         </w:rPr>
-        <w:t xml:space="preserve">нюється </w:t>
-      </w:r>
+        <w:t>нюється</w:t>
+      </w:r>
+      <w:proofErr w:type="spellEnd"/>
       <w:r>
         <w:rPr>
           <w:rFonts w:ascii="Times New Roman" w:hAnsi="Times New Roman" w:cs="Times New Roman"/>
@@ -7105,7 +10232,27 @@
           <w:szCs w:val="16"/>
           <w:lang w:eastAsia="ru-RU"/>
         </w:rPr>
-        <w:t xml:space="preserve">уповноваженими </w:t>
+        <w:t xml:space="preserve"> </w:t>
+      </w:r>
+      <w:proofErr w:type="spellStart"/>
+      <w:r>
+        <w:rPr>
+          <w:rFonts w:ascii="Times New Roman" w:hAnsi="Times New Roman" w:cs="Times New Roman"/>
+          <w:sz w:val="16"/>
+          <w:szCs w:val="16"/>
+          <w:lang w:eastAsia="ru-RU"/>
+        </w:rPr>
+        <w:t>уповноваженими</w:t>
+      </w:r>
+      <w:proofErr w:type="spellEnd"/>
+      <w:r>
+        <w:rPr>
+          <w:rFonts w:ascii="Times New Roman" w:hAnsi="Times New Roman" w:cs="Times New Roman"/>
+          <w:sz w:val="16"/>
+          <w:szCs w:val="16"/>
+          <w:lang w:eastAsia="ru-RU"/>
+        </w:rPr>
+        <w:t xml:space="preserve"> </w:t>
       </w:r>
       <w:r>
         <w:rPr>
@@ -7116,6 +10263,7 @@
         </w:rPr>
         <w:t xml:space="preserve">представниками </w:t>
       </w:r>
+      <w:proofErr w:type="spellStart"/>
       <w:r>
         <w:rPr>
           <w:rFonts w:ascii="Times New Roman" w:hAnsi="Times New Roman" w:cs="Times New Roman"/>
@@ -7125,6 +10273,7 @@
         </w:rPr>
         <w:t>Сторін</w:t>
       </w:r>
+      <w:proofErr w:type="spellEnd"/>
       <w:r>
         <w:rPr>
           <w:rFonts w:ascii="Times New Roman" w:hAnsi="Times New Roman" w:cs="Times New Roman"/>
@@ -7276,8 +10425,19 @@
           <w:szCs w:val="16"/>
           <w:lang w:val="uk-UA" w:eastAsia="ru-RU"/>
         </w:rPr>
-        <w:t xml:space="preserve"> він зобов</w:t>
-      </w:r>
+        <w:t xml:space="preserve"> він </w:t>
+      </w:r>
+      <w:proofErr w:type="spellStart"/>
+      <w:r>
+        <w:rPr>
+          <w:rFonts w:ascii="Times New Roman" w:hAnsi="Times New Roman" w:cs="Times New Roman"/>
+          <w:sz w:val="16"/>
+          <w:szCs w:val="16"/>
+          <w:lang w:val="uk-UA" w:eastAsia="ru-RU"/>
+        </w:rPr>
+        <w:t>зобов</w:t>
+      </w:r>
+      <w:proofErr w:type="spellEnd"/>
       <w:r>
         <w:rPr>
           <w:rFonts w:ascii="Times New Roman" w:hAnsi="Times New Roman" w:cs="Times New Roman"/>
@@ -7287,6 +10447,7 @@
         </w:rPr>
         <w:t>’</w:t>
       </w:r>
+      <w:proofErr w:type="spellStart"/>
       <w:r>
         <w:rPr>
           <w:rFonts w:ascii="Times New Roman" w:hAnsi="Times New Roman" w:cs="Times New Roman"/>
@@ -7296,6 +10457,7 @@
         </w:rPr>
         <w:t>язаний</w:t>
       </w:r>
+      <w:proofErr w:type="spellEnd"/>
       <w:r>
         <w:rPr>
           <w:rFonts w:ascii="Times New Roman" w:hAnsi="Times New Roman" w:cs="Times New Roman"/>
@@ -7584,6 +10746,7 @@
         </w:rPr>
         <w:t xml:space="preserve">, </w:t>
       </w:r>
+      <w:proofErr w:type="spellStart"/>
       <w:r>
         <w:rPr>
           <w:rFonts w:ascii="Times New Roman" w:hAnsi="Times New Roman" w:cs="Times New Roman"/>
@@ -7591,7 +10754,37 @@
           <w:szCs w:val="16"/>
           <w:lang w:eastAsia="ru-RU"/>
         </w:rPr>
-        <w:t xml:space="preserve">враховуючи п.6.1.9 цього договору. </w:t>
+        <w:t>враховуючи</w:t>
+      </w:r>
+      <w:proofErr w:type="spellEnd"/>
+      <w:r>
+        <w:rPr>
+          <w:rFonts w:ascii="Times New Roman" w:hAnsi="Times New Roman" w:cs="Times New Roman"/>
+          <w:sz w:val="16"/>
+          <w:szCs w:val="16"/>
+          <w:lang w:eastAsia="ru-RU"/>
+        </w:rPr>
+        <w:t xml:space="preserve"> п.6.1.9 </w:t>
+      </w:r>
+      <w:proofErr w:type="spellStart"/>
+      <w:r>
+        <w:rPr>
+          <w:rFonts w:ascii="Times New Roman" w:hAnsi="Times New Roman" w:cs="Times New Roman"/>
+          <w:sz w:val="16"/>
+          <w:szCs w:val="16"/>
+          <w:lang w:eastAsia="ru-RU"/>
+        </w:rPr>
+        <w:t>цього</w:t>
+      </w:r>
+      <w:proofErr w:type="spellEnd"/>
+      <w:r>
+        <w:rPr>
+          <w:rFonts w:ascii="Times New Roman" w:hAnsi="Times New Roman" w:cs="Times New Roman"/>
+          <w:sz w:val="16"/>
+          <w:szCs w:val="16"/>
+          <w:lang w:eastAsia="ru-RU"/>
+        </w:rPr>
+        <w:t xml:space="preserve"> договору. </w:t>
       </w:r>
     </w:p>
     <w:p>
@@ -7621,17 +10814,9 @@
           <w:szCs w:val="16"/>
           <w:lang w:eastAsia="ru-RU"/>
         </w:rPr>
-        <w:t>.3. Майно</w:t>
-      </w:r>
-      <w:r>
-        <w:rPr>
-          <w:rFonts w:ascii="Times New Roman" w:hAnsi="Times New Roman" w:cs="Times New Roman"/>
-          <w:sz w:val="16"/>
-          <w:szCs w:val="16"/>
-          <w:lang w:val="uk-UA" w:eastAsia="ru-RU"/>
-        </w:rPr>
-        <w:t xml:space="preserve"> </w:t>
-      </w:r>
+        <w:t xml:space="preserve">.3. </w:t>
+      </w:r>
+      <w:proofErr w:type="spellStart"/>
       <w:r>
         <w:rPr>
           <w:rFonts w:ascii="Times New Roman" w:hAnsi="Times New Roman" w:cs="Times New Roman"/>
@@ -7639,6 +10824,25 @@
           <w:szCs w:val="16"/>
           <w:lang w:eastAsia="ru-RU"/>
         </w:rPr>
+        <w:t>Майно</w:t>
+      </w:r>
+      <w:proofErr w:type="spellEnd"/>
+      <w:r>
+        <w:rPr>
+          <w:rFonts w:ascii="Times New Roman" w:hAnsi="Times New Roman" w:cs="Times New Roman"/>
+          <w:sz w:val="16"/>
+          <w:szCs w:val="16"/>
+          <w:lang w:val="uk-UA" w:eastAsia="ru-RU"/>
+        </w:rPr>
+        <w:t xml:space="preserve"> </w:t>
+      </w:r>
+      <w:r>
+        <w:rPr>
+          <w:rFonts w:ascii="Times New Roman" w:hAnsi="Times New Roman" w:cs="Times New Roman"/>
+          <w:sz w:val="16"/>
+          <w:szCs w:val="16"/>
+          <w:lang w:eastAsia="ru-RU"/>
+        </w:rPr>
         <w:t>повинно бути передан</w:t>
       </w:r>
       <w:r>
@@ -7659,6 +10863,7 @@
         </w:rPr>
         <w:t xml:space="preserve"> </w:t>
       </w:r>
+      <w:proofErr w:type="spellStart"/>
       <w:r>
         <w:rPr>
           <w:rFonts w:ascii="Times New Roman" w:hAnsi="Times New Roman" w:cs="Times New Roman"/>
@@ -7668,6 +10873,7 @@
         </w:rPr>
         <w:t>Орендодавцю</w:t>
       </w:r>
+      <w:proofErr w:type="spellEnd"/>
       <w:r>
         <w:rPr>
           <w:rFonts w:ascii="Times New Roman" w:hAnsi="Times New Roman" w:cs="Times New Roman"/>
@@ -7969,8 +11175,9 @@
           <w:szCs w:val="16"/>
           <w:lang w:eastAsia="ru-RU"/>
         </w:rPr>
-        <w:t>У випадку</w:t>
-      </w:r>
+        <w:t xml:space="preserve">У </w:t>
+      </w:r>
+      <w:proofErr w:type="spellStart"/>
       <w:r>
         <w:rPr>
           <w:rFonts w:ascii="Times New Roman" w:hAnsi="Times New Roman" w:cs="Times New Roman"/>
@@ -7978,7 +11185,37 @@
           <w:szCs w:val="16"/>
           <w:lang w:eastAsia="ru-RU"/>
         </w:rPr>
-        <w:t xml:space="preserve"> використання </w:t>
+        <w:t>випадку</w:t>
+      </w:r>
+      <w:proofErr w:type="spellEnd"/>
+      <w:r>
+        <w:rPr>
+          <w:rFonts w:ascii="Times New Roman" w:hAnsi="Times New Roman" w:cs="Times New Roman"/>
+          <w:sz w:val="16"/>
+          <w:szCs w:val="16"/>
+          <w:lang w:eastAsia="ru-RU"/>
+        </w:rPr>
+        <w:t xml:space="preserve"> </w:t>
+      </w:r>
+      <w:proofErr w:type="spellStart"/>
+      <w:r>
+        <w:rPr>
+          <w:rFonts w:ascii="Times New Roman" w:hAnsi="Times New Roman" w:cs="Times New Roman"/>
+          <w:sz w:val="16"/>
+          <w:szCs w:val="16"/>
+          <w:lang w:eastAsia="ru-RU"/>
+        </w:rPr>
+        <w:t>використання</w:t>
+      </w:r>
+      <w:proofErr w:type="spellEnd"/>
+      <w:r>
+        <w:rPr>
+          <w:rFonts w:ascii="Times New Roman" w:hAnsi="Times New Roman" w:cs="Times New Roman"/>
+          <w:sz w:val="16"/>
+          <w:szCs w:val="16"/>
+          <w:lang w:eastAsia="ru-RU"/>
+        </w:rPr>
+        <w:t xml:space="preserve"> </w:t>
       </w:r>
       <w:r>
         <w:rPr>
@@ -7998,14 +11235,25 @@
         </w:rPr>
         <w:t>’</w:t>
       </w:r>
-      <w:r>
-        <w:rPr>
-          <w:rFonts w:ascii="Times New Roman" w:hAnsi="Times New Roman" w:cs="Times New Roman"/>
-          <w:sz w:val="16"/>
-          <w:szCs w:val="16"/>
-          <w:lang w:val="uk-UA" w:eastAsia="ru-RU"/>
-        </w:rPr>
-        <w:t xml:space="preserve">єкта оренди </w:t>
+      <w:proofErr w:type="spellStart"/>
+      <w:r>
+        <w:rPr>
+          <w:rFonts w:ascii="Times New Roman" w:hAnsi="Times New Roman" w:cs="Times New Roman"/>
+          <w:sz w:val="16"/>
+          <w:szCs w:val="16"/>
+          <w:lang w:val="uk-UA" w:eastAsia="ru-RU"/>
+        </w:rPr>
+        <w:t>єкта</w:t>
+      </w:r>
+      <w:proofErr w:type="spellEnd"/>
+      <w:r>
+        <w:rPr>
+          <w:rFonts w:ascii="Times New Roman" w:hAnsi="Times New Roman" w:cs="Times New Roman"/>
+          <w:sz w:val="16"/>
+          <w:szCs w:val="16"/>
+          <w:lang w:val="uk-UA" w:eastAsia="ru-RU"/>
+        </w:rPr>
+        <w:t xml:space="preserve"> оренди </w:t>
       </w:r>
       <w:r>
         <w:rPr>
@@ -8077,7 +11325,27 @@
           <w:szCs w:val="16"/>
           <w:lang w:eastAsia="ru-RU"/>
         </w:rPr>
-        <w:t>штраф у розмірі </w:t>
+        <w:t xml:space="preserve">штраф у </w:t>
+      </w:r>
+      <w:proofErr w:type="spellStart"/>
+      <w:r>
+        <w:rPr>
+          <w:rFonts w:ascii="Times New Roman" w:hAnsi="Times New Roman" w:cs="Times New Roman"/>
+          <w:sz w:val="16"/>
+          <w:szCs w:val="16"/>
+          <w:lang w:eastAsia="ru-RU"/>
+        </w:rPr>
+        <w:t>розмірі</w:t>
+      </w:r>
+      <w:proofErr w:type="spellEnd"/>
+      <w:r>
+        <w:rPr>
+          <w:rFonts w:ascii="Times New Roman" w:hAnsi="Times New Roman" w:cs="Times New Roman"/>
+          <w:sz w:val="16"/>
+          <w:szCs w:val="16"/>
+          <w:lang w:eastAsia="ru-RU"/>
+        </w:rPr>
+        <w:t> </w:t>
       </w:r>
       <w:r>
         <w:rPr>
@@ -8095,7 +11363,47 @@
           <w:szCs w:val="16"/>
           <w:lang w:eastAsia="ru-RU"/>
         </w:rPr>
-        <w:t xml:space="preserve">%  від суми </w:t>
+        <w:t xml:space="preserve">%  </w:t>
+      </w:r>
+      <w:proofErr w:type="spellStart"/>
+      <w:r>
+        <w:rPr>
+          <w:rFonts w:ascii="Times New Roman" w:hAnsi="Times New Roman" w:cs="Times New Roman"/>
+          <w:sz w:val="16"/>
+          <w:szCs w:val="16"/>
+          <w:lang w:eastAsia="ru-RU"/>
+        </w:rPr>
+        <w:t>від</w:t>
+      </w:r>
+      <w:proofErr w:type="spellEnd"/>
+      <w:r>
+        <w:rPr>
+          <w:rFonts w:ascii="Times New Roman" w:hAnsi="Times New Roman" w:cs="Times New Roman"/>
+          <w:sz w:val="16"/>
+          <w:szCs w:val="16"/>
+          <w:lang w:eastAsia="ru-RU"/>
+        </w:rPr>
+        <w:t xml:space="preserve"> </w:t>
+      </w:r>
+      <w:proofErr w:type="spellStart"/>
+      <w:r>
+        <w:rPr>
+          <w:rFonts w:ascii="Times New Roman" w:hAnsi="Times New Roman" w:cs="Times New Roman"/>
+          <w:sz w:val="16"/>
+          <w:szCs w:val="16"/>
+          <w:lang w:eastAsia="ru-RU"/>
+        </w:rPr>
+        <w:t>суми</w:t>
+      </w:r>
+      <w:proofErr w:type="spellEnd"/>
+      <w:r>
+        <w:rPr>
+          <w:rFonts w:ascii="Times New Roman" w:hAnsi="Times New Roman" w:cs="Times New Roman"/>
+          <w:sz w:val="16"/>
+          <w:szCs w:val="16"/>
+          <w:lang w:eastAsia="ru-RU"/>
+        </w:rPr>
+        <w:t xml:space="preserve"> </w:t>
       </w:r>
       <w:r>
         <w:rPr>
@@ -8323,8 +11631,19 @@
           <w:szCs w:val="16"/>
           <w:lang w:val="uk-UA" w:eastAsia="ru-RU"/>
         </w:rPr>
-        <w:t>Майна. У випадку, якщо Майно ремонту не підлягає, Орендар зобов</w:t>
-      </w:r>
+        <w:t xml:space="preserve">Майна. У випадку, якщо Майно ремонту не підлягає, Орендар </w:t>
+      </w:r>
+      <w:proofErr w:type="spellStart"/>
+      <w:r>
+        <w:rPr>
+          <w:rFonts w:ascii="Times New Roman" w:hAnsi="Times New Roman" w:cs="Times New Roman"/>
+          <w:sz w:val="16"/>
+          <w:szCs w:val="16"/>
+          <w:lang w:val="uk-UA" w:eastAsia="ru-RU"/>
+        </w:rPr>
+        <w:t>зобов</w:t>
+      </w:r>
+      <w:proofErr w:type="spellEnd"/>
       <w:r>
         <w:rPr>
           <w:rFonts w:ascii="Times New Roman" w:hAnsi="Times New Roman" w:cs="Times New Roman"/>
@@ -8334,6 +11653,7 @@
         </w:rPr>
         <w:t>’</w:t>
       </w:r>
+      <w:proofErr w:type="spellStart"/>
       <w:r>
         <w:rPr>
           <w:rFonts w:ascii="Times New Roman" w:hAnsi="Times New Roman" w:cs="Times New Roman"/>
@@ -8343,6 +11663,7 @@
         </w:rPr>
         <w:t>язаний</w:t>
       </w:r>
+      <w:proofErr w:type="spellEnd"/>
       <w:r>
         <w:rPr>
           <w:rFonts w:ascii="Times New Roman" w:hAnsi="Times New Roman" w:cs="Times New Roman"/>
@@ -8521,8 +11842,19 @@
           <w:szCs w:val="16"/>
           <w:lang w:eastAsia="ru-RU"/>
         </w:rPr>
-        <w:t xml:space="preserve"> випадку</w:t>
-      </w:r>
+        <w:t xml:space="preserve"> </w:t>
+      </w:r>
+      <w:proofErr w:type="spellStart"/>
+      <w:r>
+        <w:rPr>
+          <w:rFonts w:ascii="Times New Roman" w:hAnsi="Times New Roman" w:cs="Times New Roman"/>
+          <w:sz w:val="16"/>
+          <w:szCs w:val="16"/>
+          <w:lang w:eastAsia="ru-RU"/>
+        </w:rPr>
+        <w:t>випадку</w:t>
+      </w:r>
+      <w:proofErr w:type="spellEnd"/>
       <w:r>
         <w:rPr>
           <w:rFonts w:ascii="Times New Roman" w:hAnsi="Times New Roman" w:cs="Times New Roman"/>
@@ -8539,8 +11871,9 @@
           <w:szCs w:val="16"/>
           <w:lang w:eastAsia="ru-RU"/>
         </w:rPr>
-        <w:t xml:space="preserve"> Орендареві</w:t>
-      </w:r>
+        <w:t xml:space="preserve"> </w:t>
+      </w:r>
+      <w:proofErr w:type="spellStart"/>
       <w:r>
         <w:rPr>
           <w:rFonts w:ascii="Times New Roman" w:hAnsi="Times New Roman" w:cs="Times New Roman"/>
@@ -8548,6 +11881,16 @@
           <w:szCs w:val="16"/>
           <w:lang w:eastAsia="ru-RU"/>
         </w:rPr>
+        <w:t>Орендареві</w:t>
+      </w:r>
+      <w:proofErr w:type="spellEnd"/>
+      <w:r>
+        <w:rPr>
+          <w:rFonts w:ascii="Times New Roman" w:hAnsi="Times New Roman" w:cs="Times New Roman"/>
+          <w:sz w:val="16"/>
+          <w:szCs w:val="16"/>
+          <w:lang w:eastAsia="ru-RU"/>
+        </w:rPr>
         <w:t xml:space="preserve"> </w:t>
       </w:r>
       <w:r>
@@ -8559,6 +11902,7 @@
         </w:rPr>
         <w:t>М</w:t>
       </w:r>
+      <w:proofErr w:type="spellStart"/>
       <w:r>
         <w:rPr>
           <w:rFonts w:ascii="Times New Roman" w:hAnsi="Times New Roman" w:cs="Times New Roman"/>
@@ -8568,6 +11912,7 @@
         </w:rPr>
         <w:t>айна</w:t>
       </w:r>
+      <w:proofErr w:type="spellEnd"/>
       <w:r>
         <w:rPr>
           <w:rFonts w:ascii="Times New Roman" w:hAnsi="Times New Roman" w:cs="Times New Roman"/>
@@ -8620,7 +11965,27 @@
           <w:szCs w:val="16"/>
           <w:lang w:eastAsia="ru-RU"/>
         </w:rPr>
-        <w:t>в розмірі 0</w:t>
+        <w:t>в </w:t>
+      </w:r>
+      <w:proofErr w:type="spellStart"/>
+      <w:r>
+        <w:rPr>
+          <w:rFonts w:ascii="Times New Roman" w:hAnsi="Times New Roman" w:cs="Times New Roman"/>
+          <w:sz w:val="16"/>
+          <w:szCs w:val="16"/>
+          <w:lang w:eastAsia="ru-RU"/>
+        </w:rPr>
+        <w:t>розмірі</w:t>
+      </w:r>
+      <w:proofErr w:type="spellEnd"/>
+      <w:r>
+        <w:rPr>
+          <w:rFonts w:ascii="Times New Roman" w:hAnsi="Times New Roman" w:cs="Times New Roman"/>
+          <w:sz w:val="16"/>
+          <w:szCs w:val="16"/>
+          <w:lang w:eastAsia="ru-RU"/>
+        </w:rPr>
+        <w:t xml:space="preserve"> 0</w:t>
       </w:r>
       <w:r>
         <w:rPr>
@@ -8638,8 +12003,59 @@
           <w:szCs w:val="16"/>
           <w:lang w:eastAsia="ru-RU"/>
         </w:rPr>
-        <w:t>5%  від його вартості</w:t>
-      </w:r>
+        <w:t xml:space="preserve">5%  </w:t>
+      </w:r>
+      <w:proofErr w:type="spellStart"/>
+      <w:r>
+        <w:rPr>
+          <w:rFonts w:ascii="Times New Roman" w:hAnsi="Times New Roman" w:cs="Times New Roman"/>
+          <w:sz w:val="16"/>
+          <w:szCs w:val="16"/>
+          <w:lang w:eastAsia="ru-RU"/>
+        </w:rPr>
+        <w:t>від</w:t>
+      </w:r>
+      <w:proofErr w:type="spellEnd"/>
+      <w:r>
+        <w:rPr>
+          <w:rFonts w:ascii="Times New Roman" w:hAnsi="Times New Roman" w:cs="Times New Roman"/>
+          <w:sz w:val="16"/>
+          <w:szCs w:val="16"/>
+          <w:lang w:eastAsia="ru-RU"/>
+        </w:rPr>
+        <w:t xml:space="preserve"> </w:t>
+      </w:r>
+      <w:proofErr w:type="spellStart"/>
+      <w:r>
+        <w:rPr>
+          <w:rFonts w:ascii="Times New Roman" w:hAnsi="Times New Roman" w:cs="Times New Roman"/>
+          <w:sz w:val="16"/>
+          <w:szCs w:val="16"/>
+          <w:lang w:eastAsia="ru-RU"/>
+        </w:rPr>
+        <w:t>його</w:t>
+      </w:r>
+      <w:proofErr w:type="spellEnd"/>
+      <w:r>
+        <w:rPr>
+          <w:rFonts w:ascii="Times New Roman" w:hAnsi="Times New Roman" w:cs="Times New Roman"/>
+          <w:sz w:val="16"/>
+          <w:szCs w:val="16"/>
+          <w:lang w:eastAsia="ru-RU"/>
+        </w:rPr>
+        <w:t xml:space="preserve"> </w:t>
+      </w:r>
+      <w:proofErr w:type="spellStart"/>
+      <w:r>
+        <w:rPr>
+          <w:rFonts w:ascii="Times New Roman" w:hAnsi="Times New Roman" w:cs="Times New Roman"/>
+          <w:sz w:val="16"/>
+          <w:szCs w:val="16"/>
+          <w:lang w:eastAsia="ru-RU"/>
+        </w:rPr>
+        <w:t>вартості</w:t>
+      </w:r>
+      <w:proofErr w:type="spellEnd"/>
       <w:r>
         <w:rPr>
           <w:rFonts w:ascii="Times New Roman" w:hAnsi="Times New Roman" w:cs="Times New Roman"/>
@@ -8656,8 +12072,9 @@
           <w:szCs w:val="16"/>
           <w:lang w:eastAsia="ru-RU"/>
         </w:rPr>
-        <w:t xml:space="preserve"> за кожен день </w:t>
-      </w:r>
+        <w:t xml:space="preserve"> за </w:t>
+      </w:r>
+      <w:proofErr w:type="spellStart"/>
       <w:r>
         <w:rPr>
           <w:rFonts w:ascii="Times New Roman" w:hAnsi="Times New Roman" w:cs="Times New Roman"/>
@@ -8665,7 +12082,37 @@
           <w:szCs w:val="16"/>
           <w:lang w:eastAsia="ru-RU"/>
         </w:rPr>
-        <w:t>прострочення. </w:t>
+        <w:t>кожен</w:t>
+      </w:r>
+      <w:proofErr w:type="spellEnd"/>
+      <w:r>
+        <w:rPr>
+          <w:rFonts w:ascii="Times New Roman" w:hAnsi="Times New Roman" w:cs="Times New Roman"/>
+          <w:sz w:val="16"/>
+          <w:szCs w:val="16"/>
+          <w:lang w:eastAsia="ru-RU"/>
+        </w:rPr>
+        <w:t xml:space="preserve"> день </w:t>
+      </w:r>
+      <w:proofErr w:type="spellStart"/>
+      <w:r>
+        <w:rPr>
+          <w:rFonts w:ascii="Times New Roman" w:hAnsi="Times New Roman" w:cs="Times New Roman"/>
+          <w:sz w:val="16"/>
+          <w:szCs w:val="16"/>
+          <w:lang w:eastAsia="ru-RU"/>
+        </w:rPr>
+        <w:t>прострочення</w:t>
+      </w:r>
+      <w:proofErr w:type="spellEnd"/>
+      <w:r>
+        <w:rPr>
+          <w:rFonts w:ascii="Times New Roman" w:hAnsi="Times New Roman" w:cs="Times New Roman"/>
+          <w:sz w:val="16"/>
+          <w:szCs w:val="16"/>
+          <w:lang w:eastAsia="ru-RU"/>
+        </w:rPr>
+        <w:t>. </w:t>
       </w:r>
       <w:r>
         <w:rPr>
@@ -8696,8 +12143,19 @@
           <w:lang w:val="uk-UA" w:eastAsia="ru-RU"/>
         </w:rPr>
         <w:lastRenderedPageBreak/>
-        <w:t>8.7. Сплата штрафних санкцій не звільняє Сторони від виконання обов</w:t>
-      </w:r>
+        <w:t xml:space="preserve">8.7. Сплата штрафних санкцій не звільняє Сторони від виконання </w:t>
+      </w:r>
+      <w:proofErr w:type="spellStart"/>
+      <w:r>
+        <w:rPr>
+          <w:rFonts w:ascii="Times New Roman" w:hAnsi="Times New Roman" w:cs="Times New Roman"/>
+          <w:sz w:val="16"/>
+          <w:szCs w:val="16"/>
+          <w:lang w:val="uk-UA" w:eastAsia="ru-RU"/>
+        </w:rPr>
+        <w:t>обов</w:t>
+      </w:r>
+      <w:proofErr w:type="spellEnd"/>
       <w:r>
         <w:rPr>
           <w:rFonts w:ascii="Times New Roman" w:hAnsi="Times New Roman" w:cs="Times New Roman"/>
@@ -8707,14 +12165,25 @@
         </w:rPr>
         <w:t>’</w:t>
       </w:r>
-      <w:r>
-        <w:rPr>
-          <w:rFonts w:ascii="Times New Roman" w:hAnsi="Times New Roman" w:cs="Times New Roman"/>
-          <w:sz w:val="16"/>
-          <w:szCs w:val="16"/>
-          <w:lang w:val="uk-UA" w:eastAsia="ru-RU"/>
-        </w:rPr>
-        <w:t>язків за цим Договором.</w:t>
+      <w:proofErr w:type="spellStart"/>
+      <w:r>
+        <w:rPr>
+          <w:rFonts w:ascii="Times New Roman" w:hAnsi="Times New Roman" w:cs="Times New Roman"/>
+          <w:sz w:val="16"/>
+          <w:szCs w:val="16"/>
+          <w:lang w:val="uk-UA" w:eastAsia="ru-RU"/>
+        </w:rPr>
+        <w:t>язків</w:t>
+      </w:r>
+      <w:proofErr w:type="spellEnd"/>
+      <w:r>
+        <w:rPr>
+          <w:rFonts w:ascii="Times New Roman" w:hAnsi="Times New Roman" w:cs="Times New Roman"/>
+          <w:sz w:val="16"/>
+          <w:szCs w:val="16"/>
+          <w:lang w:val="uk-UA" w:eastAsia="ru-RU"/>
+        </w:rPr>
+        <w:t xml:space="preserve"> за цим Договором.</w:t>
       </w:r>
     </w:p>
     <w:p>
@@ -8881,7 +12350,231 @@
           <w:sz w:val="16"/>
           <w:szCs w:val="16"/>
         </w:rPr>
-        <w:t>3. Сторона, що підпала під вплив таких обставин, протягом 2-х днів письмово інформує про це іншу сторону, підтвердивши настання таких обставин документально (</w:t>
+        <w:t xml:space="preserve">3. Сторона, </w:t>
+      </w:r>
+      <w:proofErr w:type="spellStart"/>
+      <w:r>
+        <w:rPr>
+          <w:sz w:val="16"/>
+          <w:szCs w:val="16"/>
+        </w:rPr>
+        <w:t>що</w:t>
+      </w:r>
+      <w:proofErr w:type="spellEnd"/>
+      <w:r>
+        <w:rPr>
+          <w:sz w:val="16"/>
+          <w:szCs w:val="16"/>
+        </w:rPr>
+        <w:t xml:space="preserve"> </w:t>
+      </w:r>
+      <w:proofErr w:type="spellStart"/>
+      <w:r>
+        <w:rPr>
+          <w:sz w:val="16"/>
+          <w:szCs w:val="16"/>
+        </w:rPr>
+        <w:t>підпала</w:t>
+      </w:r>
+      <w:proofErr w:type="spellEnd"/>
+      <w:r>
+        <w:rPr>
+          <w:sz w:val="16"/>
+          <w:szCs w:val="16"/>
+        </w:rPr>
+        <w:t xml:space="preserve"> </w:t>
+      </w:r>
+      <w:proofErr w:type="spellStart"/>
+      <w:r>
+        <w:rPr>
+          <w:sz w:val="16"/>
+          <w:szCs w:val="16"/>
+        </w:rPr>
+        <w:t>під</w:t>
+      </w:r>
+      <w:proofErr w:type="spellEnd"/>
+      <w:r>
+        <w:rPr>
+          <w:sz w:val="16"/>
+          <w:szCs w:val="16"/>
+        </w:rPr>
+        <w:t xml:space="preserve"> </w:t>
+      </w:r>
+      <w:proofErr w:type="spellStart"/>
+      <w:r>
+        <w:rPr>
+          <w:sz w:val="16"/>
+          <w:szCs w:val="16"/>
+        </w:rPr>
+        <w:t>вплив</w:t>
+      </w:r>
+      <w:proofErr w:type="spellEnd"/>
+      <w:r>
+        <w:rPr>
+          <w:sz w:val="16"/>
+          <w:szCs w:val="16"/>
+        </w:rPr>
+        <w:t xml:space="preserve"> таких </w:t>
+      </w:r>
+      <w:proofErr w:type="spellStart"/>
+      <w:r>
+        <w:rPr>
+          <w:sz w:val="16"/>
+          <w:szCs w:val="16"/>
+        </w:rPr>
+        <w:t>обставин</w:t>
+      </w:r>
+      <w:proofErr w:type="spellEnd"/>
+      <w:r>
+        <w:rPr>
+          <w:sz w:val="16"/>
+          <w:szCs w:val="16"/>
+        </w:rPr>
+        <w:t xml:space="preserve">, </w:t>
+      </w:r>
+      <w:proofErr w:type="spellStart"/>
+      <w:r>
+        <w:rPr>
+          <w:sz w:val="16"/>
+          <w:szCs w:val="16"/>
+        </w:rPr>
+        <w:t>протягом</w:t>
+      </w:r>
+      <w:proofErr w:type="spellEnd"/>
+      <w:r>
+        <w:rPr>
+          <w:sz w:val="16"/>
+          <w:szCs w:val="16"/>
+        </w:rPr>
+        <w:t xml:space="preserve"> 2-х </w:t>
+      </w:r>
+      <w:proofErr w:type="spellStart"/>
+      <w:r>
+        <w:rPr>
+          <w:sz w:val="16"/>
+          <w:szCs w:val="16"/>
+        </w:rPr>
+        <w:t>днів</w:t>
+      </w:r>
+      <w:proofErr w:type="spellEnd"/>
+      <w:r>
+        <w:rPr>
+          <w:sz w:val="16"/>
+          <w:szCs w:val="16"/>
+        </w:rPr>
+        <w:t xml:space="preserve"> </w:t>
+      </w:r>
+      <w:proofErr w:type="spellStart"/>
+      <w:r>
+        <w:rPr>
+          <w:sz w:val="16"/>
+          <w:szCs w:val="16"/>
+        </w:rPr>
+        <w:t>письмово</w:t>
+      </w:r>
+      <w:proofErr w:type="spellEnd"/>
+      <w:r>
+        <w:rPr>
+          <w:sz w:val="16"/>
+          <w:szCs w:val="16"/>
+        </w:rPr>
+        <w:t xml:space="preserve"> </w:t>
+      </w:r>
+      <w:proofErr w:type="spellStart"/>
+      <w:r>
+        <w:rPr>
+          <w:sz w:val="16"/>
+          <w:szCs w:val="16"/>
+        </w:rPr>
+        <w:t>інформує</w:t>
+      </w:r>
+      <w:proofErr w:type="spellEnd"/>
+      <w:r>
+        <w:rPr>
+          <w:sz w:val="16"/>
+          <w:szCs w:val="16"/>
+        </w:rPr>
+        <w:t xml:space="preserve"> про </w:t>
+      </w:r>
+      <w:proofErr w:type="spellStart"/>
+      <w:r>
+        <w:rPr>
+          <w:sz w:val="16"/>
+          <w:szCs w:val="16"/>
+        </w:rPr>
+        <w:t>це</w:t>
+      </w:r>
+      <w:proofErr w:type="spellEnd"/>
+      <w:r>
+        <w:rPr>
+          <w:sz w:val="16"/>
+          <w:szCs w:val="16"/>
+        </w:rPr>
+        <w:t xml:space="preserve"> </w:t>
+      </w:r>
+      <w:proofErr w:type="spellStart"/>
+      <w:r>
+        <w:rPr>
+          <w:sz w:val="16"/>
+          <w:szCs w:val="16"/>
+        </w:rPr>
+        <w:t>іншу</w:t>
+      </w:r>
+      <w:proofErr w:type="spellEnd"/>
+      <w:r>
+        <w:rPr>
+          <w:sz w:val="16"/>
+          <w:szCs w:val="16"/>
+        </w:rPr>
+        <w:t xml:space="preserve"> сторону, </w:t>
+      </w:r>
+      <w:proofErr w:type="spellStart"/>
+      <w:r>
+        <w:rPr>
+          <w:sz w:val="16"/>
+          <w:szCs w:val="16"/>
+        </w:rPr>
+        <w:t>підтвердивши</w:t>
+      </w:r>
+      <w:proofErr w:type="spellEnd"/>
+      <w:r>
+        <w:rPr>
+          <w:sz w:val="16"/>
+          <w:szCs w:val="16"/>
+        </w:rPr>
+        <w:t xml:space="preserve"> </w:t>
+      </w:r>
+      <w:proofErr w:type="spellStart"/>
+      <w:r>
+        <w:rPr>
+          <w:sz w:val="16"/>
+          <w:szCs w:val="16"/>
+        </w:rPr>
+        <w:t>настання</w:t>
+      </w:r>
+      <w:proofErr w:type="spellEnd"/>
+      <w:r>
+        <w:rPr>
+          <w:sz w:val="16"/>
+          <w:szCs w:val="16"/>
+        </w:rPr>
+        <w:t xml:space="preserve"> таких </w:t>
+      </w:r>
+      <w:proofErr w:type="spellStart"/>
+      <w:r>
+        <w:rPr>
+          <w:sz w:val="16"/>
+          <w:szCs w:val="16"/>
+        </w:rPr>
+        <w:t>обставин</w:t>
+      </w:r>
+      <w:proofErr w:type="spellEnd"/>
+      <w:r>
+        <w:rPr>
+          <w:sz w:val="16"/>
+          <w:szCs w:val="16"/>
+        </w:rPr>
+        <w:t xml:space="preserve"> документально (</w:t>
       </w:r>
       <w:r>
         <w:rPr>
@@ -8896,7 +12589,55 @@
           <w:sz w:val="16"/>
           <w:szCs w:val="16"/>
         </w:rPr>
-        <w:t xml:space="preserve"> торгово-промислової палати чи компетентного державного органу)</w:t>
+        <w:t xml:space="preserve"> торгово-</w:t>
+      </w:r>
+      <w:proofErr w:type="spellStart"/>
+      <w:r>
+        <w:rPr>
+          <w:sz w:val="16"/>
+          <w:szCs w:val="16"/>
+        </w:rPr>
+        <w:t>промислової</w:t>
+      </w:r>
+      <w:proofErr w:type="spellEnd"/>
+      <w:r>
+        <w:rPr>
+          <w:sz w:val="16"/>
+          <w:szCs w:val="16"/>
+        </w:rPr>
+        <w:t xml:space="preserve"> </w:t>
+      </w:r>
+      <w:proofErr w:type="spellStart"/>
+      <w:r>
+        <w:rPr>
+          <w:sz w:val="16"/>
+          <w:szCs w:val="16"/>
+        </w:rPr>
+        <w:t>палати</w:t>
+      </w:r>
+      <w:proofErr w:type="spellEnd"/>
+      <w:r>
+        <w:rPr>
+          <w:sz w:val="16"/>
+          <w:szCs w:val="16"/>
+        </w:rPr>
+        <w:t xml:space="preserve"> </w:t>
+      </w:r>
+      <w:proofErr w:type="spellStart"/>
+      <w:r>
+        <w:rPr>
+          <w:sz w:val="16"/>
+          <w:szCs w:val="16"/>
+        </w:rPr>
+        <w:t>чи</w:t>
+      </w:r>
+      <w:proofErr w:type="spellEnd"/>
+      <w:r>
+        <w:rPr>
+          <w:sz w:val="16"/>
+          <w:szCs w:val="16"/>
+        </w:rPr>
+        <w:t xml:space="preserve"> компетентного державного органу)</w:t>
       </w:r>
       <w:r>
         <w:rPr>
@@ -9088,7 +12829,25 @@
           <w:sz w:val="16"/>
           <w:szCs w:val="16"/>
         </w:rPr>
-        <w:t xml:space="preserve">і діє </w:t>
+        <w:t xml:space="preserve">і </w:t>
+      </w:r>
+      <w:proofErr w:type="spellStart"/>
+      <w:r>
+        <w:rPr>
+          <w:rFonts w:ascii="Times New Roman" w:hAnsi="Times New Roman" w:cs="Times New Roman"/>
+          <w:sz w:val="16"/>
+          <w:szCs w:val="16"/>
+        </w:rPr>
+        <w:t>діє</w:t>
+      </w:r>
+      <w:proofErr w:type="spellEnd"/>
+      <w:r>
+        <w:rPr>
+          <w:rFonts w:ascii="Times New Roman" w:hAnsi="Times New Roman" w:cs="Times New Roman"/>
+          <w:sz w:val="16"/>
+          <w:szCs w:val="16"/>
+        </w:rPr>
+        <w:t xml:space="preserve"> </w:t>
       </w:r>
       <w:r>
         <w:rPr>
@@ -9168,7 +12927,97 @@
           <w:sz w:val="16"/>
           <w:szCs w:val="16"/>
         </w:rPr>
-        <w:t xml:space="preserve"> повного виконання Сторонами своїх зобов’язань за цим Договором.</w:t>
+        <w:t xml:space="preserve"> </w:t>
+      </w:r>
+      <w:proofErr w:type="spellStart"/>
+      <w:r>
+        <w:rPr>
+          <w:rFonts w:ascii="Times New Roman" w:hAnsi="Times New Roman" w:cs="Times New Roman"/>
+          <w:sz w:val="16"/>
+          <w:szCs w:val="16"/>
+        </w:rPr>
+        <w:t>повного</w:t>
+      </w:r>
+      <w:proofErr w:type="spellEnd"/>
+      <w:r>
+        <w:rPr>
+          <w:rFonts w:ascii="Times New Roman" w:hAnsi="Times New Roman" w:cs="Times New Roman"/>
+          <w:sz w:val="16"/>
+          <w:szCs w:val="16"/>
+        </w:rPr>
+        <w:t xml:space="preserve"> </w:t>
+      </w:r>
+      <w:proofErr w:type="spellStart"/>
+      <w:r>
+        <w:rPr>
+          <w:rFonts w:ascii="Times New Roman" w:hAnsi="Times New Roman" w:cs="Times New Roman"/>
+          <w:sz w:val="16"/>
+          <w:szCs w:val="16"/>
+        </w:rPr>
+        <w:t>виконання</w:t>
+      </w:r>
+      <w:proofErr w:type="spellEnd"/>
+      <w:r>
+        <w:rPr>
+          <w:rFonts w:ascii="Times New Roman" w:hAnsi="Times New Roman" w:cs="Times New Roman"/>
+          <w:sz w:val="16"/>
+          <w:szCs w:val="16"/>
+        </w:rPr>
+        <w:t xml:space="preserve"> Сторонами </w:t>
+      </w:r>
+      <w:proofErr w:type="spellStart"/>
+      <w:r>
+        <w:rPr>
+          <w:rFonts w:ascii="Times New Roman" w:hAnsi="Times New Roman" w:cs="Times New Roman"/>
+          <w:sz w:val="16"/>
+          <w:szCs w:val="16"/>
+        </w:rPr>
+        <w:t>своїх</w:t>
+      </w:r>
+      <w:proofErr w:type="spellEnd"/>
+      <w:r>
+        <w:rPr>
+          <w:rFonts w:ascii="Times New Roman" w:hAnsi="Times New Roman" w:cs="Times New Roman"/>
+          <w:sz w:val="16"/>
+          <w:szCs w:val="16"/>
+        </w:rPr>
+        <w:t xml:space="preserve"> </w:t>
+      </w:r>
+      <w:proofErr w:type="spellStart"/>
+      <w:r>
+        <w:rPr>
+          <w:rFonts w:ascii="Times New Roman" w:hAnsi="Times New Roman" w:cs="Times New Roman"/>
+          <w:sz w:val="16"/>
+          <w:szCs w:val="16"/>
+        </w:rPr>
+        <w:t>зобов’язань</w:t>
+      </w:r>
+      <w:proofErr w:type="spellEnd"/>
+      <w:r>
+        <w:rPr>
+          <w:rFonts w:ascii="Times New Roman" w:hAnsi="Times New Roman" w:cs="Times New Roman"/>
+          <w:sz w:val="16"/>
+          <w:szCs w:val="16"/>
+        </w:rPr>
+        <w:t xml:space="preserve"> за </w:t>
+      </w:r>
+      <w:proofErr w:type="spellStart"/>
+      <w:r>
+        <w:rPr>
+          <w:rFonts w:ascii="Times New Roman" w:hAnsi="Times New Roman" w:cs="Times New Roman"/>
+          <w:sz w:val="16"/>
+          <w:szCs w:val="16"/>
+        </w:rPr>
+        <w:t>цим</w:t>
+      </w:r>
+      <w:proofErr w:type="spellEnd"/>
+      <w:r>
+        <w:rPr>
+          <w:rFonts w:ascii="Times New Roman" w:hAnsi="Times New Roman" w:cs="Times New Roman"/>
+          <w:sz w:val="16"/>
+          <w:szCs w:val="16"/>
+        </w:rPr>
+        <w:t xml:space="preserve"> Договором.</w:t>
       </w:r>
     </w:p>
     <w:p>
@@ -9899,7 +13748,27 @@
           <w:szCs w:val="16"/>
           <w:lang w:val="uk-UA"/>
         </w:rPr>
-        <w:t xml:space="preserve">10.6. Усі спори, що пов’язані з цим Договором вирішуються шляхом переговорів між Сторонами. Якщо спір не може бути вирішений шляхом переговорів, він вирішується в судовому порядку за встановленною підвідомчістю та підсудністю такого спору, визначеному відповідним чинним законодавством України. </w:t>
+        <w:t xml:space="preserve">10.6. Усі спори, що пов’язані з цим Договором вирішуються шляхом переговорів між Сторонами. Якщо спір не може бути вирішений шляхом переговорів, він вирішується в судовому порядку за </w:t>
+      </w:r>
+      <w:proofErr w:type="spellStart"/>
+      <w:r>
+        <w:rPr>
+          <w:rFonts w:ascii="Times New Roman" w:hAnsi="Times New Roman" w:cs="Times New Roman"/>
+          <w:sz w:val="16"/>
+          <w:szCs w:val="16"/>
+          <w:lang w:val="uk-UA"/>
+        </w:rPr>
+        <w:t>встановленною</w:t>
+      </w:r>
+      <w:proofErr w:type="spellEnd"/>
+      <w:r>
+        <w:rPr>
+          <w:rFonts w:ascii="Times New Roman" w:hAnsi="Times New Roman" w:cs="Times New Roman"/>
+          <w:sz w:val="16"/>
+          <w:szCs w:val="16"/>
+          <w:lang w:val="uk-UA"/>
+        </w:rPr>
+        <w:t xml:space="preserve"> підвідомчістю та підсудністю такого спору, визначеному відповідним чинним законодавством України. </w:t>
       </w:r>
     </w:p>
     <w:p>
@@ -9962,7 +13831,27 @@
           <w:szCs w:val="16"/>
           <w:lang w:val="uk-UA"/>
         </w:rPr>
-        <w:t xml:space="preserve">10.9. Даний Договор укладено у двох оригінальних примірниках, по одному для кожної із сторін. </w:t>
+        <w:t xml:space="preserve">10.9. Даний </w:t>
+      </w:r>
+      <w:proofErr w:type="spellStart"/>
+      <w:r>
+        <w:rPr>
+          <w:rFonts w:ascii="Times New Roman" w:hAnsi="Times New Roman" w:cs="Times New Roman"/>
+          <w:sz w:val="16"/>
+          <w:szCs w:val="16"/>
+          <w:lang w:val="uk-UA"/>
+        </w:rPr>
+        <w:t>Договор</w:t>
+      </w:r>
+      <w:proofErr w:type="spellEnd"/>
+      <w:r>
+        <w:rPr>
+          <w:rFonts w:ascii="Times New Roman" w:hAnsi="Times New Roman" w:cs="Times New Roman"/>
+          <w:sz w:val="16"/>
+          <w:szCs w:val="16"/>
+          <w:lang w:val="uk-UA"/>
+        </w:rPr>
+        <w:t xml:space="preserve"> укладено у двох оригінальних примірниках, по одному для кожної із сторін. </w:t>
       </w:r>
     </w:p>
     <w:p>
@@ -10043,13 +13932,707 @@
         </w:rPr>
         <w:t xml:space="preserve">. </w:t>
       </w:r>
-      <w:r>
-        <w:rPr>
-          <w:rFonts w:ascii="Times New Roman" w:hAnsi="Times New Roman" w:cs="Times New Roman"/>
-          <w:sz w:val="16"/>
-          <w:szCs w:val="16"/>
-        </w:rPr>
-        <w:t>Сторони погоджуються, що підписання цього Договору, а також обмін документів, повідомлень в межах виконання цього Договору може також здійснюватися в електронному вигляді за допомогою сервісів електронного документообігу в мережі Інтернет або за допомогою Центрального засвідчувального органу за посилання в мережі Інтернет https://www.czo.gov.ua та з використанням кваліфікованого/удосконаленого електронних підписів в порядку і на умовах, передбачених Законом України «Про електронні довірчі послуги».</w:t>
+      <w:proofErr w:type="spellStart"/>
+      <w:r>
+        <w:rPr>
+          <w:rFonts w:ascii="Times New Roman" w:hAnsi="Times New Roman" w:cs="Times New Roman"/>
+          <w:sz w:val="16"/>
+          <w:szCs w:val="16"/>
+        </w:rPr>
+        <w:t>Сторони</w:t>
+      </w:r>
+      <w:proofErr w:type="spellEnd"/>
+      <w:r>
+        <w:rPr>
+          <w:rFonts w:ascii="Times New Roman" w:hAnsi="Times New Roman" w:cs="Times New Roman"/>
+          <w:sz w:val="16"/>
+          <w:szCs w:val="16"/>
+        </w:rPr>
+        <w:t xml:space="preserve"> </w:t>
+      </w:r>
+      <w:proofErr w:type="spellStart"/>
+      <w:r>
+        <w:rPr>
+          <w:rFonts w:ascii="Times New Roman" w:hAnsi="Times New Roman" w:cs="Times New Roman"/>
+          <w:sz w:val="16"/>
+          <w:szCs w:val="16"/>
+        </w:rPr>
+        <w:t>погоджуються</w:t>
+      </w:r>
+      <w:proofErr w:type="spellEnd"/>
+      <w:r>
+        <w:rPr>
+          <w:rFonts w:ascii="Times New Roman" w:hAnsi="Times New Roman" w:cs="Times New Roman"/>
+          <w:sz w:val="16"/>
+          <w:szCs w:val="16"/>
+        </w:rPr>
+        <w:t xml:space="preserve">, </w:t>
+      </w:r>
+      <w:proofErr w:type="spellStart"/>
+      <w:r>
+        <w:rPr>
+          <w:rFonts w:ascii="Times New Roman" w:hAnsi="Times New Roman" w:cs="Times New Roman"/>
+          <w:sz w:val="16"/>
+          <w:szCs w:val="16"/>
+        </w:rPr>
+        <w:t>що</w:t>
+      </w:r>
+      <w:proofErr w:type="spellEnd"/>
+      <w:r>
+        <w:rPr>
+          <w:rFonts w:ascii="Times New Roman" w:hAnsi="Times New Roman" w:cs="Times New Roman"/>
+          <w:sz w:val="16"/>
+          <w:szCs w:val="16"/>
+        </w:rPr>
+        <w:t xml:space="preserve"> </w:t>
+      </w:r>
+      <w:proofErr w:type="spellStart"/>
+      <w:r>
+        <w:rPr>
+          <w:rFonts w:ascii="Times New Roman" w:hAnsi="Times New Roman" w:cs="Times New Roman"/>
+          <w:sz w:val="16"/>
+          <w:szCs w:val="16"/>
+        </w:rPr>
+        <w:t>підписання</w:t>
+      </w:r>
+      <w:proofErr w:type="spellEnd"/>
+      <w:r>
+        <w:rPr>
+          <w:rFonts w:ascii="Times New Roman" w:hAnsi="Times New Roman" w:cs="Times New Roman"/>
+          <w:sz w:val="16"/>
+          <w:szCs w:val="16"/>
+        </w:rPr>
+        <w:t xml:space="preserve"> </w:t>
+      </w:r>
+      <w:proofErr w:type="spellStart"/>
+      <w:r>
+        <w:rPr>
+          <w:rFonts w:ascii="Times New Roman" w:hAnsi="Times New Roman" w:cs="Times New Roman"/>
+          <w:sz w:val="16"/>
+          <w:szCs w:val="16"/>
+        </w:rPr>
+        <w:t>цього</w:t>
+      </w:r>
+      <w:proofErr w:type="spellEnd"/>
+      <w:r>
+        <w:rPr>
+          <w:rFonts w:ascii="Times New Roman" w:hAnsi="Times New Roman" w:cs="Times New Roman"/>
+          <w:sz w:val="16"/>
+          <w:szCs w:val="16"/>
+        </w:rPr>
+        <w:t xml:space="preserve"> Договору, а </w:t>
+      </w:r>
+      <w:proofErr w:type="spellStart"/>
+      <w:r>
+        <w:rPr>
+          <w:rFonts w:ascii="Times New Roman" w:hAnsi="Times New Roman" w:cs="Times New Roman"/>
+          <w:sz w:val="16"/>
+          <w:szCs w:val="16"/>
+        </w:rPr>
+        <w:t>також</w:t>
+      </w:r>
+      <w:proofErr w:type="spellEnd"/>
+      <w:r>
+        <w:rPr>
+          <w:rFonts w:ascii="Times New Roman" w:hAnsi="Times New Roman" w:cs="Times New Roman"/>
+          <w:sz w:val="16"/>
+          <w:szCs w:val="16"/>
+        </w:rPr>
+        <w:t xml:space="preserve"> </w:t>
+      </w:r>
+      <w:proofErr w:type="spellStart"/>
+      <w:r>
+        <w:rPr>
+          <w:rFonts w:ascii="Times New Roman" w:hAnsi="Times New Roman" w:cs="Times New Roman"/>
+          <w:sz w:val="16"/>
+          <w:szCs w:val="16"/>
+        </w:rPr>
+        <w:t>обмін</w:t>
+      </w:r>
+      <w:proofErr w:type="spellEnd"/>
+      <w:r>
+        <w:rPr>
+          <w:rFonts w:ascii="Times New Roman" w:hAnsi="Times New Roman" w:cs="Times New Roman"/>
+          <w:sz w:val="16"/>
+          <w:szCs w:val="16"/>
+        </w:rPr>
+        <w:t xml:space="preserve"> </w:t>
+      </w:r>
+      <w:proofErr w:type="spellStart"/>
+      <w:r>
+        <w:rPr>
+          <w:rFonts w:ascii="Times New Roman" w:hAnsi="Times New Roman" w:cs="Times New Roman"/>
+          <w:sz w:val="16"/>
+          <w:szCs w:val="16"/>
+        </w:rPr>
+        <w:t>документів</w:t>
+      </w:r>
+      <w:proofErr w:type="spellEnd"/>
+      <w:r>
+        <w:rPr>
+          <w:rFonts w:ascii="Times New Roman" w:hAnsi="Times New Roman" w:cs="Times New Roman"/>
+          <w:sz w:val="16"/>
+          <w:szCs w:val="16"/>
+        </w:rPr>
+        <w:t xml:space="preserve">, </w:t>
+      </w:r>
+      <w:proofErr w:type="spellStart"/>
+      <w:r>
+        <w:rPr>
+          <w:rFonts w:ascii="Times New Roman" w:hAnsi="Times New Roman" w:cs="Times New Roman"/>
+          <w:sz w:val="16"/>
+          <w:szCs w:val="16"/>
+        </w:rPr>
+        <w:t>повідомлень</w:t>
+      </w:r>
+      <w:proofErr w:type="spellEnd"/>
+      <w:r>
+        <w:rPr>
+          <w:rFonts w:ascii="Times New Roman" w:hAnsi="Times New Roman" w:cs="Times New Roman"/>
+          <w:sz w:val="16"/>
+          <w:szCs w:val="16"/>
+        </w:rPr>
+        <w:t xml:space="preserve"> в межах </w:t>
+      </w:r>
+      <w:proofErr w:type="spellStart"/>
+      <w:r>
+        <w:rPr>
+          <w:rFonts w:ascii="Times New Roman" w:hAnsi="Times New Roman" w:cs="Times New Roman"/>
+          <w:sz w:val="16"/>
+          <w:szCs w:val="16"/>
+        </w:rPr>
+        <w:t>виконання</w:t>
+      </w:r>
+      <w:proofErr w:type="spellEnd"/>
+      <w:r>
+        <w:rPr>
+          <w:rFonts w:ascii="Times New Roman" w:hAnsi="Times New Roman" w:cs="Times New Roman"/>
+          <w:sz w:val="16"/>
+          <w:szCs w:val="16"/>
+        </w:rPr>
+        <w:t xml:space="preserve"> </w:t>
+      </w:r>
+      <w:proofErr w:type="spellStart"/>
+      <w:r>
+        <w:rPr>
+          <w:rFonts w:ascii="Times New Roman" w:hAnsi="Times New Roman" w:cs="Times New Roman"/>
+          <w:sz w:val="16"/>
+          <w:szCs w:val="16"/>
+        </w:rPr>
+        <w:t>цього</w:t>
+      </w:r>
+      <w:proofErr w:type="spellEnd"/>
+      <w:r>
+        <w:rPr>
+          <w:rFonts w:ascii="Times New Roman" w:hAnsi="Times New Roman" w:cs="Times New Roman"/>
+          <w:sz w:val="16"/>
+          <w:szCs w:val="16"/>
+        </w:rPr>
+        <w:t xml:space="preserve"> Договору </w:t>
+      </w:r>
+      <w:proofErr w:type="spellStart"/>
+      <w:r>
+        <w:rPr>
+          <w:rFonts w:ascii="Times New Roman" w:hAnsi="Times New Roman" w:cs="Times New Roman"/>
+          <w:sz w:val="16"/>
+          <w:szCs w:val="16"/>
+        </w:rPr>
+        <w:t>може</w:t>
+      </w:r>
+      <w:proofErr w:type="spellEnd"/>
+      <w:r>
+        <w:rPr>
+          <w:rFonts w:ascii="Times New Roman" w:hAnsi="Times New Roman" w:cs="Times New Roman"/>
+          <w:sz w:val="16"/>
+          <w:szCs w:val="16"/>
+        </w:rPr>
+        <w:t xml:space="preserve"> </w:t>
+      </w:r>
+      <w:proofErr w:type="spellStart"/>
+      <w:r>
+        <w:rPr>
+          <w:rFonts w:ascii="Times New Roman" w:hAnsi="Times New Roman" w:cs="Times New Roman"/>
+          <w:sz w:val="16"/>
+          <w:szCs w:val="16"/>
+        </w:rPr>
+        <w:t>також</w:t>
+      </w:r>
+      <w:proofErr w:type="spellEnd"/>
+      <w:r>
+        <w:rPr>
+          <w:rFonts w:ascii="Times New Roman" w:hAnsi="Times New Roman" w:cs="Times New Roman"/>
+          <w:sz w:val="16"/>
+          <w:szCs w:val="16"/>
+        </w:rPr>
+        <w:t xml:space="preserve"> </w:t>
+      </w:r>
+      <w:proofErr w:type="spellStart"/>
+      <w:r>
+        <w:rPr>
+          <w:rFonts w:ascii="Times New Roman" w:hAnsi="Times New Roman" w:cs="Times New Roman"/>
+          <w:sz w:val="16"/>
+          <w:szCs w:val="16"/>
+        </w:rPr>
+        <w:t>здійснюватися</w:t>
+      </w:r>
+      <w:proofErr w:type="spellEnd"/>
+      <w:r>
+        <w:rPr>
+          <w:rFonts w:ascii="Times New Roman" w:hAnsi="Times New Roman" w:cs="Times New Roman"/>
+          <w:sz w:val="16"/>
+          <w:szCs w:val="16"/>
+        </w:rPr>
+        <w:t xml:space="preserve"> в </w:t>
+      </w:r>
+      <w:proofErr w:type="spellStart"/>
+      <w:r>
+        <w:rPr>
+          <w:rFonts w:ascii="Times New Roman" w:hAnsi="Times New Roman" w:cs="Times New Roman"/>
+          <w:sz w:val="16"/>
+          <w:szCs w:val="16"/>
+        </w:rPr>
+        <w:t>електронному</w:t>
+      </w:r>
+      <w:proofErr w:type="spellEnd"/>
+      <w:r>
+        <w:rPr>
+          <w:rFonts w:ascii="Times New Roman" w:hAnsi="Times New Roman" w:cs="Times New Roman"/>
+          <w:sz w:val="16"/>
+          <w:szCs w:val="16"/>
+        </w:rPr>
+        <w:t xml:space="preserve"> </w:t>
+      </w:r>
+      <w:proofErr w:type="spellStart"/>
+      <w:r>
+        <w:rPr>
+          <w:rFonts w:ascii="Times New Roman" w:hAnsi="Times New Roman" w:cs="Times New Roman"/>
+          <w:sz w:val="16"/>
+          <w:szCs w:val="16"/>
+        </w:rPr>
+        <w:t>вигляді</w:t>
+      </w:r>
+      <w:proofErr w:type="spellEnd"/>
+      <w:r>
+        <w:rPr>
+          <w:rFonts w:ascii="Times New Roman" w:hAnsi="Times New Roman" w:cs="Times New Roman"/>
+          <w:sz w:val="16"/>
+          <w:szCs w:val="16"/>
+        </w:rPr>
+        <w:t xml:space="preserve"> за </w:t>
+      </w:r>
+      <w:proofErr w:type="spellStart"/>
+      <w:r>
+        <w:rPr>
+          <w:rFonts w:ascii="Times New Roman" w:hAnsi="Times New Roman" w:cs="Times New Roman"/>
+          <w:sz w:val="16"/>
+          <w:szCs w:val="16"/>
+        </w:rPr>
+        <w:t>допомогою</w:t>
+      </w:r>
+      <w:proofErr w:type="spellEnd"/>
+      <w:r>
+        <w:rPr>
+          <w:rFonts w:ascii="Times New Roman" w:hAnsi="Times New Roman" w:cs="Times New Roman"/>
+          <w:sz w:val="16"/>
+          <w:szCs w:val="16"/>
+        </w:rPr>
+        <w:t xml:space="preserve"> </w:t>
+      </w:r>
+      <w:proofErr w:type="spellStart"/>
+      <w:r>
+        <w:rPr>
+          <w:rFonts w:ascii="Times New Roman" w:hAnsi="Times New Roman" w:cs="Times New Roman"/>
+          <w:sz w:val="16"/>
+          <w:szCs w:val="16"/>
+        </w:rPr>
+        <w:t>сервісів</w:t>
+      </w:r>
+      <w:proofErr w:type="spellEnd"/>
+      <w:r>
+        <w:rPr>
+          <w:rFonts w:ascii="Times New Roman" w:hAnsi="Times New Roman" w:cs="Times New Roman"/>
+          <w:sz w:val="16"/>
+          <w:szCs w:val="16"/>
+        </w:rPr>
+        <w:t xml:space="preserve"> </w:t>
+      </w:r>
+      <w:proofErr w:type="spellStart"/>
+      <w:r>
+        <w:rPr>
+          <w:rFonts w:ascii="Times New Roman" w:hAnsi="Times New Roman" w:cs="Times New Roman"/>
+          <w:sz w:val="16"/>
+          <w:szCs w:val="16"/>
+        </w:rPr>
+        <w:t>електронного</w:t>
+      </w:r>
+      <w:proofErr w:type="spellEnd"/>
+      <w:r>
+        <w:rPr>
+          <w:rFonts w:ascii="Times New Roman" w:hAnsi="Times New Roman" w:cs="Times New Roman"/>
+          <w:sz w:val="16"/>
+          <w:szCs w:val="16"/>
+        </w:rPr>
+        <w:t xml:space="preserve"> </w:t>
+      </w:r>
+      <w:proofErr w:type="spellStart"/>
+      <w:r>
+        <w:rPr>
+          <w:rFonts w:ascii="Times New Roman" w:hAnsi="Times New Roman" w:cs="Times New Roman"/>
+          <w:sz w:val="16"/>
+          <w:szCs w:val="16"/>
+        </w:rPr>
+        <w:t>документообігу</w:t>
+      </w:r>
+      <w:proofErr w:type="spellEnd"/>
+      <w:r>
+        <w:rPr>
+          <w:rFonts w:ascii="Times New Roman" w:hAnsi="Times New Roman" w:cs="Times New Roman"/>
+          <w:sz w:val="16"/>
+          <w:szCs w:val="16"/>
+        </w:rPr>
+        <w:t xml:space="preserve"> в </w:t>
+      </w:r>
+      <w:proofErr w:type="spellStart"/>
+      <w:r>
+        <w:rPr>
+          <w:rFonts w:ascii="Times New Roman" w:hAnsi="Times New Roman" w:cs="Times New Roman"/>
+          <w:sz w:val="16"/>
+          <w:szCs w:val="16"/>
+        </w:rPr>
+        <w:t>мережі</w:t>
+      </w:r>
+      <w:proofErr w:type="spellEnd"/>
+      <w:r>
+        <w:rPr>
+          <w:rFonts w:ascii="Times New Roman" w:hAnsi="Times New Roman" w:cs="Times New Roman"/>
+          <w:sz w:val="16"/>
+          <w:szCs w:val="16"/>
+        </w:rPr>
+        <w:t xml:space="preserve"> </w:t>
+      </w:r>
+      <w:proofErr w:type="spellStart"/>
+      <w:r>
+        <w:rPr>
+          <w:rFonts w:ascii="Times New Roman" w:hAnsi="Times New Roman" w:cs="Times New Roman"/>
+          <w:sz w:val="16"/>
+          <w:szCs w:val="16"/>
+        </w:rPr>
+        <w:t>Інтернет</w:t>
+      </w:r>
+      <w:proofErr w:type="spellEnd"/>
+      <w:r>
+        <w:rPr>
+          <w:rFonts w:ascii="Times New Roman" w:hAnsi="Times New Roman" w:cs="Times New Roman"/>
+          <w:sz w:val="16"/>
+          <w:szCs w:val="16"/>
+        </w:rPr>
+        <w:t xml:space="preserve"> </w:t>
+      </w:r>
+      <w:proofErr w:type="spellStart"/>
+      <w:r>
+        <w:rPr>
+          <w:rFonts w:ascii="Times New Roman" w:hAnsi="Times New Roman" w:cs="Times New Roman"/>
+          <w:sz w:val="16"/>
+          <w:szCs w:val="16"/>
+        </w:rPr>
+        <w:t>або</w:t>
+      </w:r>
+      <w:proofErr w:type="spellEnd"/>
+      <w:r>
+        <w:rPr>
+          <w:rFonts w:ascii="Times New Roman" w:hAnsi="Times New Roman" w:cs="Times New Roman"/>
+          <w:sz w:val="16"/>
+          <w:szCs w:val="16"/>
+        </w:rPr>
+        <w:t xml:space="preserve"> за </w:t>
+      </w:r>
+      <w:proofErr w:type="spellStart"/>
+      <w:r>
+        <w:rPr>
+          <w:rFonts w:ascii="Times New Roman" w:hAnsi="Times New Roman" w:cs="Times New Roman"/>
+          <w:sz w:val="16"/>
+          <w:szCs w:val="16"/>
+        </w:rPr>
+        <w:t>допомогою</w:t>
+      </w:r>
+      <w:proofErr w:type="spellEnd"/>
+      <w:r>
+        <w:rPr>
+          <w:rFonts w:ascii="Times New Roman" w:hAnsi="Times New Roman" w:cs="Times New Roman"/>
+          <w:sz w:val="16"/>
+          <w:szCs w:val="16"/>
+        </w:rPr>
+        <w:t xml:space="preserve"> Центрального </w:t>
+      </w:r>
+      <w:proofErr w:type="spellStart"/>
+      <w:r>
+        <w:rPr>
+          <w:rFonts w:ascii="Times New Roman" w:hAnsi="Times New Roman" w:cs="Times New Roman"/>
+          <w:sz w:val="16"/>
+          <w:szCs w:val="16"/>
+        </w:rPr>
+        <w:t>засвідчувального</w:t>
+      </w:r>
+      <w:proofErr w:type="spellEnd"/>
+      <w:r>
+        <w:rPr>
+          <w:rFonts w:ascii="Times New Roman" w:hAnsi="Times New Roman" w:cs="Times New Roman"/>
+          <w:sz w:val="16"/>
+          <w:szCs w:val="16"/>
+        </w:rPr>
+        <w:t xml:space="preserve"> органу за </w:t>
+      </w:r>
+      <w:proofErr w:type="spellStart"/>
+      <w:r>
+        <w:rPr>
+          <w:rFonts w:ascii="Times New Roman" w:hAnsi="Times New Roman" w:cs="Times New Roman"/>
+          <w:sz w:val="16"/>
+          <w:szCs w:val="16"/>
+        </w:rPr>
+        <w:t>посилання</w:t>
+      </w:r>
+      <w:proofErr w:type="spellEnd"/>
+      <w:r>
+        <w:rPr>
+          <w:rFonts w:ascii="Times New Roman" w:hAnsi="Times New Roman" w:cs="Times New Roman"/>
+          <w:sz w:val="16"/>
+          <w:szCs w:val="16"/>
+        </w:rPr>
+        <w:t xml:space="preserve"> в </w:t>
+      </w:r>
+      <w:proofErr w:type="spellStart"/>
+      <w:r>
+        <w:rPr>
+          <w:rFonts w:ascii="Times New Roman" w:hAnsi="Times New Roman" w:cs="Times New Roman"/>
+          <w:sz w:val="16"/>
+          <w:szCs w:val="16"/>
+        </w:rPr>
+        <w:t>мережі</w:t>
+      </w:r>
+      <w:proofErr w:type="spellEnd"/>
+      <w:r>
+        <w:rPr>
+          <w:rFonts w:ascii="Times New Roman" w:hAnsi="Times New Roman" w:cs="Times New Roman"/>
+          <w:sz w:val="16"/>
+          <w:szCs w:val="16"/>
+        </w:rPr>
+        <w:t xml:space="preserve"> </w:t>
+      </w:r>
+      <w:proofErr w:type="spellStart"/>
+      <w:r>
+        <w:rPr>
+          <w:rFonts w:ascii="Times New Roman" w:hAnsi="Times New Roman" w:cs="Times New Roman"/>
+          <w:sz w:val="16"/>
+          <w:szCs w:val="16"/>
+        </w:rPr>
+        <w:t>Інтернет</w:t>
+      </w:r>
+      <w:proofErr w:type="spellEnd"/>
+      <w:r>
+        <w:rPr>
+          <w:rFonts w:ascii="Times New Roman" w:hAnsi="Times New Roman" w:cs="Times New Roman"/>
+          <w:sz w:val="16"/>
+          <w:szCs w:val="16"/>
+        </w:rPr>
+        <w:t xml:space="preserve"> https://www.czo.gov.ua та з </w:t>
+      </w:r>
+      <w:proofErr w:type="spellStart"/>
+      <w:r>
+        <w:rPr>
+          <w:rFonts w:ascii="Times New Roman" w:hAnsi="Times New Roman" w:cs="Times New Roman"/>
+          <w:sz w:val="16"/>
+          <w:szCs w:val="16"/>
+        </w:rPr>
+        <w:t>використанням</w:t>
+      </w:r>
+      <w:proofErr w:type="spellEnd"/>
+      <w:r>
+        <w:rPr>
+          <w:rFonts w:ascii="Times New Roman" w:hAnsi="Times New Roman" w:cs="Times New Roman"/>
+          <w:sz w:val="16"/>
+          <w:szCs w:val="16"/>
+        </w:rPr>
+        <w:t xml:space="preserve"> </w:t>
+      </w:r>
+      <w:proofErr w:type="spellStart"/>
+      <w:r>
+        <w:rPr>
+          <w:rFonts w:ascii="Times New Roman" w:hAnsi="Times New Roman" w:cs="Times New Roman"/>
+          <w:sz w:val="16"/>
+          <w:szCs w:val="16"/>
+        </w:rPr>
+        <w:t>кваліфікованого</w:t>
+      </w:r>
+      <w:proofErr w:type="spellEnd"/>
+      <w:r>
+        <w:rPr>
+          <w:rFonts w:ascii="Times New Roman" w:hAnsi="Times New Roman" w:cs="Times New Roman"/>
+          <w:sz w:val="16"/>
+          <w:szCs w:val="16"/>
+        </w:rPr>
+        <w:t>/</w:t>
+      </w:r>
+      <w:proofErr w:type="spellStart"/>
+      <w:r>
+        <w:rPr>
+          <w:rFonts w:ascii="Times New Roman" w:hAnsi="Times New Roman" w:cs="Times New Roman"/>
+          <w:sz w:val="16"/>
+          <w:szCs w:val="16"/>
+        </w:rPr>
+        <w:t>удосконаленого</w:t>
+      </w:r>
+      <w:proofErr w:type="spellEnd"/>
+      <w:r>
+        <w:rPr>
+          <w:rFonts w:ascii="Times New Roman" w:hAnsi="Times New Roman" w:cs="Times New Roman"/>
+          <w:sz w:val="16"/>
+          <w:szCs w:val="16"/>
+        </w:rPr>
+        <w:t xml:space="preserve"> </w:t>
+      </w:r>
+      <w:proofErr w:type="spellStart"/>
+      <w:r>
+        <w:rPr>
+          <w:rFonts w:ascii="Times New Roman" w:hAnsi="Times New Roman" w:cs="Times New Roman"/>
+          <w:sz w:val="16"/>
+          <w:szCs w:val="16"/>
+        </w:rPr>
+        <w:t>електронних</w:t>
+      </w:r>
+      <w:proofErr w:type="spellEnd"/>
+      <w:r>
+        <w:rPr>
+          <w:rFonts w:ascii="Times New Roman" w:hAnsi="Times New Roman" w:cs="Times New Roman"/>
+          <w:sz w:val="16"/>
+          <w:szCs w:val="16"/>
+        </w:rPr>
+        <w:t xml:space="preserve"> </w:t>
+      </w:r>
+      <w:proofErr w:type="spellStart"/>
+      <w:r>
+        <w:rPr>
+          <w:rFonts w:ascii="Times New Roman" w:hAnsi="Times New Roman" w:cs="Times New Roman"/>
+          <w:sz w:val="16"/>
+          <w:szCs w:val="16"/>
+        </w:rPr>
+        <w:t>підписів</w:t>
+      </w:r>
+      <w:proofErr w:type="spellEnd"/>
+      <w:r>
+        <w:rPr>
+          <w:rFonts w:ascii="Times New Roman" w:hAnsi="Times New Roman" w:cs="Times New Roman"/>
+          <w:sz w:val="16"/>
+          <w:szCs w:val="16"/>
+        </w:rPr>
+        <w:t xml:space="preserve"> в порядку і на </w:t>
+      </w:r>
+      <w:proofErr w:type="spellStart"/>
+      <w:r>
+        <w:rPr>
+          <w:rFonts w:ascii="Times New Roman" w:hAnsi="Times New Roman" w:cs="Times New Roman"/>
+          <w:sz w:val="16"/>
+          <w:szCs w:val="16"/>
+        </w:rPr>
+        <w:t>умовах</w:t>
+      </w:r>
+      <w:proofErr w:type="spellEnd"/>
+      <w:r>
+        <w:rPr>
+          <w:rFonts w:ascii="Times New Roman" w:hAnsi="Times New Roman" w:cs="Times New Roman"/>
+          <w:sz w:val="16"/>
+          <w:szCs w:val="16"/>
+        </w:rPr>
+        <w:t xml:space="preserve">, </w:t>
+      </w:r>
+      <w:proofErr w:type="spellStart"/>
+      <w:r>
+        <w:rPr>
+          <w:rFonts w:ascii="Times New Roman" w:hAnsi="Times New Roman" w:cs="Times New Roman"/>
+          <w:sz w:val="16"/>
+          <w:szCs w:val="16"/>
+        </w:rPr>
+        <w:t>передбачених</w:t>
+      </w:r>
+      <w:proofErr w:type="spellEnd"/>
+      <w:r>
+        <w:rPr>
+          <w:rFonts w:ascii="Times New Roman" w:hAnsi="Times New Roman" w:cs="Times New Roman"/>
+          <w:sz w:val="16"/>
+          <w:szCs w:val="16"/>
+        </w:rPr>
+        <w:t xml:space="preserve"> Законом </w:t>
+      </w:r>
+      <w:proofErr w:type="spellStart"/>
+      <w:r>
+        <w:rPr>
+          <w:rFonts w:ascii="Times New Roman" w:hAnsi="Times New Roman" w:cs="Times New Roman"/>
+          <w:sz w:val="16"/>
+          <w:szCs w:val="16"/>
+        </w:rPr>
+        <w:t>України</w:t>
+      </w:r>
+      <w:proofErr w:type="spellEnd"/>
+      <w:r>
+        <w:rPr>
+          <w:rFonts w:ascii="Times New Roman" w:hAnsi="Times New Roman" w:cs="Times New Roman"/>
+          <w:sz w:val="16"/>
+          <w:szCs w:val="16"/>
+        </w:rPr>
+        <w:t xml:space="preserve"> «Про </w:t>
+      </w:r>
+      <w:proofErr w:type="spellStart"/>
+      <w:r>
+        <w:rPr>
+          <w:rFonts w:ascii="Times New Roman" w:hAnsi="Times New Roman" w:cs="Times New Roman"/>
+          <w:sz w:val="16"/>
+          <w:szCs w:val="16"/>
+        </w:rPr>
+        <w:t>електронні</w:t>
+      </w:r>
+      <w:proofErr w:type="spellEnd"/>
+      <w:r>
+        <w:rPr>
+          <w:rFonts w:ascii="Times New Roman" w:hAnsi="Times New Roman" w:cs="Times New Roman"/>
+          <w:sz w:val="16"/>
+          <w:szCs w:val="16"/>
+        </w:rPr>
+        <w:t xml:space="preserve"> </w:t>
+      </w:r>
+      <w:proofErr w:type="spellStart"/>
+      <w:r>
+        <w:rPr>
+          <w:rFonts w:ascii="Times New Roman" w:hAnsi="Times New Roman" w:cs="Times New Roman"/>
+          <w:sz w:val="16"/>
+          <w:szCs w:val="16"/>
+        </w:rPr>
+        <w:t>довірчі</w:t>
+      </w:r>
+      <w:proofErr w:type="spellEnd"/>
+      <w:r>
+        <w:rPr>
+          <w:rFonts w:ascii="Times New Roman" w:hAnsi="Times New Roman" w:cs="Times New Roman"/>
+          <w:sz w:val="16"/>
+          <w:szCs w:val="16"/>
+        </w:rPr>
+        <w:t xml:space="preserve"> </w:t>
+      </w:r>
+      <w:proofErr w:type="spellStart"/>
+      <w:r>
+        <w:rPr>
+          <w:rFonts w:ascii="Times New Roman" w:hAnsi="Times New Roman" w:cs="Times New Roman"/>
+          <w:sz w:val="16"/>
+          <w:szCs w:val="16"/>
+        </w:rPr>
+        <w:t>послуги</w:t>
+      </w:r>
+      <w:proofErr w:type="spellEnd"/>
+      <w:r>
+        <w:rPr>
+          <w:rFonts w:ascii="Times New Roman" w:hAnsi="Times New Roman" w:cs="Times New Roman"/>
+          <w:sz w:val="16"/>
+          <w:szCs w:val="16"/>
+        </w:rPr>
+        <w:t>».</w:t>
       </w:r>
     </w:p>
     <w:p>
@@ -10071,13 +14654,23 @@
         </w:rPr>
         <w:t xml:space="preserve">10.12. </w:t>
       </w:r>
-      <w:r>
-        <w:rPr>
-          <w:rFonts w:ascii="Times New Roman" w:hAnsi="Times New Roman" w:cs="Times New Roman"/>
-          <w:sz w:val="16"/>
-          <w:szCs w:val="16"/>
-        </w:rPr>
-        <w:t xml:space="preserve">Додатки до </w:t>
+      <w:proofErr w:type="spellStart"/>
+      <w:r>
+        <w:rPr>
+          <w:rFonts w:ascii="Times New Roman" w:hAnsi="Times New Roman" w:cs="Times New Roman"/>
+          <w:sz w:val="16"/>
+          <w:szCs w:val="16"/>
+        </w:rPr>
+        <w:t>Додатки</w:t>
+      </w:r>
+      <w:proofErr w:type="spellEnd"/>
+      <w:r>
+        <w:rPr>
+          <w:rFonts w:ascii="Times New Roman" w:hAnsi="Times New Roman" w:cs="Times New Roman"/>
+          <w:sz w:val="16"/>
+          <w:szCs w:val="16"/>
+        </w:rPr>
+        <w:t xml:space="preserve"> до </w:t>
       </w:r>
       <w:r>
         <w:rPr>
@@ -10094,7 +14687,79 @@
           <w:sz w:val="16"/>
           <w:szCs w:val="16"/>
         </w:rPr>
-        <w:t xml:space="preserve"> Договору складають його невід’ємну частину. </w:t>
+        <w:t xml:space="preserve"> Договору </w:t>
+      </w:r>
+      <w:proofErr w:type="spellStart"/>
+      <w:r>
+        <w:rPr>
+          <w:rFonts w:ascii="Times New Roman" w:hAnsi="Times New Roman" w:cs="Times New Roman"/>
+          <w:sz w:val="16"/>
+          <w:szCs w:val="16"/>
+        </w:rPr>
+        <w:t>складають</w:t>
+      </w:r>
+      <w:proofErr w:type="spellEnd"/>
+      <w:r>
+        <w:rPr>
+          <w:rFonts w:ascii="Times New Roman" w:hAnsi="Times New Roman" w:cs="Times New Roman"/>
+          <w:sz w:val="16"/>
+          <w:szCs w:val="16"/>
+        </w:rPr>
+        <w:t xml:space="preserve"> </w:t>
+      </w:r>
+      <w:proofErr w:type="spellStart"/>
+      <w:r>
+        <w:rPr>
+          <w:rFonts w:ascii="Times New Roman" w:hAnsi="Times New Roman" w:cs="Times New Roman"/>
+          <w:sz w:val="16"/>
+          <w:szCs w:val="16"/>
+        </w:rPr>
+        <w:t>його</w:t>
+      </w:r>
+      <w:proofErr w:type="spellEnd"/>
+      <w:r>
+        <w:rPr>
+          <w:rFonts w:ascii="Times New Roman" w:hAnsi="Times New Roman" w:cs="Times New Roman"/>
+          <w:sz w:val="16"/>
+          <w:szCs w:val="16"/>
+        </w:rPr>
+        <w:t xml:space="preserve"> </w:t>
+      </w:r>
+      <w:proofErr w:type="spellStart"/>
+      <w:r>
+        <w:rPr>
+          <w:rFonts w:ascii="Times New Roman" w:hAnsi="Times New Roman" w:cs="Times New Roman"/>
+          <w:sz w:val="16"/>
+          <w:szCs w:val="16"/>
+        </w:rPr>
+        <w:t>невід’ємну</w:t>
+      </w:r>
+      <w:proofErr w:type="spellEnd"/>
+      <w:r>
+        <w:rPr>
+          <w:rFonts w:ascii="Times New Roman" w:hAnsi="Times New Roman" w:cs="Times New Roman"/>
+          <w:sz w:val="16"/>
+          <w:szCs w:val="16"/>
+        </w:rPr>
+        <w:t xml:space="preserve"> </w:t>
+      </w:r>
+      <w:proofErr w:type="spellStart"/>
+      <w:r>
+        <w:rPr>
+          <w:rFonts w:ascii="Times New Roman" w:hAnsi="Times New Roman" w:cs="Times New Roman"/>
+          <w:sz w:val="16"/>
+          <w:szCs w:val="16"/>
+        </w:rPr>
+        <w:t>частину</w:t>
+      </w:r>
+      <w:proofErr w:type="spellEnd"/>
+      <w:r>
+        <w:rPr>
+          <w:rFonts w:ascii="Times New Roman" w:hAnsi="Times New Roman" w:cs="Times New Roman"/>
+          <w:sz w:val="16"/>
+          <w:szCs w:val="16"/>
+        </w:rPr>
+        <w:t>. </w:t>
       </w:r>
     </w:p>
     <w:p>
@@ -10224,8 +14889,31 @@
                 <w:sz w:val="16"/>
                 <w:szCs w:val="16"/>
               </w:rPr>
-              <w:t xml:space="preserve">ФОП Куліш Роман </w:t>
+              <w:t xml:space="preserve">ФОП </w:t>
             </w:r>
+            <w:proofErr w:type="spellStart"/>
+            <w:r>
+              <w:rPr>
+                <w:rFonts w:ascii="Times New Roman" w:eastAsia="Times New Roman" w:hAnsi="Times New Roman" w:cs="Times New Roman"/>
+                <w:b/>
+                <w:bCs/>
+                <w:sz w:val="16"/>
+                <w:szCs w:val="16"/>
+              </w:rPr>
+              <w:t>Куліш</w:t>
+            </w:r>
+            <w:proofErr w:type="spellEnd"/>
+            <w:r>
+              <w:rPr>
+                <w:rFonts w:ascii="Times New Roman" w:eastAsia="Times New Roman" w:hAnsi="Times New Roman" w:cs="Times New Roman"/>
+                <w:b/>
+                <w:bCs/>
+                <w:sz w:val="16"/>
+                <w:szCs w:val="16"/>
+              </w:rPr>
+              <w:t xml:space="preserve"> Роман </w:t>
+            </w:r>
+            <w:proofErr w:type="spellStart"/>
             <w:r>
               <w:rPr>
                 <w:rFonts w:ascii="Times New Roman" w:eastAsia="Times New Roman" w:hAnsi="Times New Roman" w:cs="Times New Roman"/>
@@ -10235,6 +14923,7 @@
               </w:rPr>
               <w:t>Васильович</w:t>
             </w:r>
+            <w:proofErr w:type="spellEnd"/>
           </w:p>
           <w:p>
             <w:pPr>
@@ -10251,7 +14940,25 @@
                 <w:sz w:val="16"/>
                 <w:szCs w:val="16"/>
               </w:rPr>
-              <w:t xml:space="preserve">Адреса: Чернігівської обл., </w:t>
+              <w:t xml:space="preserve">Адреса: </w:t>
+            </w:r>
+            <w:proofErr w:type="spellStart"/>
+            <w:r>
+              <w:rPr>
+                <w:rFonts w:ascii="Times New Roman" w:eastAsia="Times New Roman" w:hAnsi="Times New Roman" w:cs="Times New Roman"/>
+                <w:sz w:val="16"/>
+                <w:szCs w:val="16"/>
+              </w:rPr>
+              <w:t>Чернігівської</w:t>
+            </w:r>
+            <w:proofErr w:type="spellEnd"/>
+            <w:r>
+              <w:rPr>
+                <w:rFonts w:ascii="Times New Roman" w:eastAsia="Times New Roman" w:hAnsi="Times New Roman" w:cs="Times New Roman"/>
+                <w:sz w:val="16"/>
+                <w:szCs w:val="16"/>
+              </w:rPr>
+              <w:t xml:space="preserve"> обл., </w:t>
             </w:r>
             <w:r>
               <w:rPr>
@@ -10259,7 +14966,61 @@
                 <w:sz w:val="16"/>
                 <w:szCs w:val="16"/>
               </w:rPr>
-              <w:t>м. Сновськ , вул. Каденюка 56</w:t>
+              <w:t xml:space="preserve">м. </w:t>
+            </w:r>
+            <w:proofErr w:type="spellStart"/>
+            <w:r>
+              <w:rPr>
+                <w:rFonts w:ascii="Times New Roman" w:eastAsia="Times New Roman" w:hAnsi="Times New Roman" w:cs="Times New Roman"/>
+                <w:sz w:val="16"/>
+                <w:szCs w:val="16"/>
+              </w:rPr>
+              <w:t>Сновськ</w:t>
+            </w:r>
+            <w:proofErr w:type="spellEnd"/>
+            <w:r>
+              <w:rPr>
+                <w:rFonts w:ascii="Times New Roman" w:eastAsia="Times New Roman" w:hAnsi="Times New Roman" w:cs="Times New Roman"/>
+                <w:sz w:val="16"/>
+                <w:szCs w:val="16"/>
+              </w:rPr>
+              <w:t xml:space="preserve"> , </w:t>
+            </w:r>
+            <w:proofErr w:type="spellStart"/>
+            <w:r>
+              <w:rPr>
+                <w:rFonts w:ascii="Times New Roman" w:eastAsia="Times New Roman" w:hAnsi="Times New Roman" w:cs="Times New Roman"/>
+                <w:sz w:val="16"/>
+                <w:szCs w:val="16"/>
+              </w:rPr>
+              <w:t>вул</w:t>
+            </w:r>
+            <w:proofErr w:type="spellEnd"/>
+            <w:r>
+              <w:rPr>
+                <w:rFonts w:ascii="Times New Roman" w:eastAsia="Times New Roman" w:hAnsi="Times New Roman" w:cs="Times New Roman"/>
+                <w:sz w:val="16"/>
+                <w:szCs w:val="16"/>
+              </w:rPr>
+              <w:t xml:space="preserve">. </w:t>
+            </w:r>
+            <w:proofErr w:type="spellStart"/>
+            <w:r>
+              <w:rPr>
+                <w:rFonts w:ascii="Times New Roman" w:eastAsia="Times New Roman" w:hAnsi="Times New Roman" w:cs="Times New Roman"/>
+                <w:sz w:val="16"/>
+                <w:szCs w:val="16"/>
+              </w:rPr>
+              <w:t>Каденюка</w:t>
+            </w:r>
+            <w:proofErr w:type="spellEnd"/>
+            <w:r>
+              <w:rPr>
+                <w:rFonts w:ascii="Times New Roman" w:eastAsia="Times New Roman" w:hAnsi="Times New Roman" w:cs="Times New Roman"/>
+                <w:sz w:val="16"/>
+                <w:szCs w:val="16"/>
+              </w:rPr>
+              <w:t xml:space="preserve"> 56</w:t>
             </w:r>
           </w:p>
           <w:p>
@@ -10284,6 +15045,7 @@
                 <w:szCs w:val="16"/>
               </w:rPr>
             </w:pPr>
+            <w:proofErr w:type="spellStart"/>
             <w:r>
               <w:rPr>
                 <w:rFonts w:ascii="Times New Roman" w:eastAsia="Times New Roman" w:hAnsi="Times New Roman" w:cs="Times New Roman"/>
@@ -10291,8 +15053,19 @@
                 <w:sz w:val="16"/>
                 <w:szCs w:val="16"/>
               </w:rPr>
-              <w:t xml:space="preserve">Установа банку: </w:t>
+              <w:t>Установа</w:t>
             </w:r>
+            <w:proofErr w:type="spellEnd"/>
+            <w:r>
+              <w:rPr>
+                <w:rFonts w:ascii="Times New Roman" w:eastAsia="Times New Roman" w:hAnsi="Times New Roman" w:cs="Times New Roman"/>
+                <w:b/>
+                <w:sz w:val="16"/>
+                <w:szCs w:val="16"/>
+              </w:rPr>
+              <w:t xml:space="preserve"> банку: </w:t>
+            </w:r>
+            <w:proofErr w:type="spellStart"/>
             <w:r>
               <w:rPr>
                 <w:rFonts w:ascii="Times New Roman" w:eastAsia="Times New Roman" w:hAnsi="Times New Roman" w:cs="Times New Roman"/>
@@ -10302,6 +15075,7 @@
               </w:rPr>
               <w:t>ПриватБанк</w:t>
             </w:r>
+            <w:proofErr w:type="spellEnd"/>
           </w:p>
           <w:p>
             <w:pPr>
@@ -10342,6 +15116,7 @@
                 <w:szCs w:val="16"/>
               </w:rPr>
             </w:pPr>
+            <w:proofErr w:type="spellStart"/>
             <w:r>
               <w:rPr>
                 <w:rFonts w:ascii="Times New Roman" w:eastAsia="Times New Roman" w:hAnsi="Times New Roman" w:cs="Times New Roman"/>
@@ -10349,7 +15124,17 @@
                 <w:sz w:val="16"/>
                 <w:szCs w:val="16"/>
               </w:rPr>
-              <w:t>Отримувач платежу</w:t>
+              <w:t>Отримувач</w:t>
+            </w:r>
+            <w:proofErr w:type="spellEnd"/>
+            <w:r>
+              <w:rPr>
+                <w:rFonts w:ascii="Times New Roman" w:eastAsia="Times New Roman" w:hAnsi="Times New Roman" w:cs="Times New Roman"/>
+                <w:b/>
+                <w:sz w:val="16"/>
+                <w:szCs w:val="16"/>
+              </w:rPr>
+              <w:t xml:space="preserve"> платежу</w:t>
             </w:r>
             <w:r>
               <w:rPr>
@@ -10418,6 +15203,7 @@
                 <w:szCs w:val="16"/>
               </w:rPr>
             </w:pPr>
+            <w:proofErr w:type="spellStart"/>
             <w:r>
               <w:rPr>
                 <w:rFonts w:ascii="Times New Roman" w:eastAsia="Times New Roman" w:hAnsi="Times New Roman" w:cs="Times New Roman"/>
@@ -10425,8 +15211,29 @@
                 <w:sz w:val="16"/>
                 <w:szCs w:val="16"/>
               </w:rPr>
-              <w:t>Рахунок отримувача</w:t>
+              <w:t>Рахунок</w:t>
             </w:r>
+            <w:proofErr w:type="spellEnd"/>
+            <w:r>
+              <w:rPr>
+                <w:rFonts w:ascii="Times New Roman" w:eastAsia="Times New Roman" w:hAnsi="Times New Roman" w:cs="Times New Roman"/>
+                <w:b/>
+                <w:sz w:val="16"/>
+                <w:szCs w:val="16"/>
+              </w:rPr>
+              <w:t xml:space="preserve"> </w:t>
+            </w:r>
+            <w:proofErr w:type="spellStart"/>
+            <w:r>
+              <w:rPr>
+                <w:rFonts w:ascii="Times New Roman" w:eastAsia="Times New Roman" w:hAnsi="Times New Roman" w:cs="Times New Roman"/>
+                <w:b/>
+                <w:sz w:val="16"/>
+                <w:szCs w:val="16"/>
+              </w:rPr>
+              <w:t>отримувача</w:t>
+            </w:r>
+            <w:proofErr w:type="spellEnd"/>
             <w:r>
               <w:rPr>
                 <w:rFonts w:ascii="Times New Roman" w:eastAsia="Times New Roman" w:hAnsi="Times New Roman" w:cs="Times New Roman"/>
@@ -10463,8 +15270,19 @@
                 <w:sz w:val="16"/>
                 <w:szCs w:val="16"/>
               </w:rPr>
-              <w:t>РНОКПП отримувача</w:t>
+              <w:t xml:space="preserve">РНОКПП </w:t>
             </w:r>
+            <w:proofErr w:type="spellStart"/>
+            <w:r>
+              <w:rPr>
+                <w:rFonts w:ascii="Times New Roman" w:eastAsia="Times New Roman" w:hAnsi="Times New Roman" w:cs="Times New Roman"/>
+                <w:b/>
+                <w:sz w:val="16"/>
+                <w:szCs w:val="16"/>
+              </w:rPr>
+              <w:t>отримувача</w:t>
+            </w:r>
+            <w:proofErr w:type="spellEnd"/>
             <w:r>
               <w:rPr>
                 <w:rFonts w:ascii="Times New Roman" w:eastAsia="Times New Roman" w:hAnsi="Times New Roman" w:cs="Times New Roman"/>
@@ -10681,6 +15499,7 @@
               </w:rPr>
               <w:t>Адреса: ${</w:t>
             </w:r>
+            <w:proofErr w:type="spellStart"/>
             <w:r>
               <w:rPr>
                 <w:rFonts w:ascii="Times New Roman" w:eastAsia="Times New Roman" w:hAnsi="Times New Roman" w:cs="Times New Roman"/>
@@ -10691,6 +15510,7 @@
               </w:rPr>
               <w:t>clientRegion</w:t>
             </w:r>
+            <w:proofErr w:type="spellEnd"/>
             <w:r>
               <w:rPr>
                 <w:rFonts w:ascii="Times New Roman" w:eastAsia="Times New Roman" w:hAnsi="Times New Roman" w:cs="Times New Roman"/>
@@ -10734,6 +15554,7 @@
               </w:rPr>
               <w:t xml:space="preserve"> ${</w:t>
             </w:r>
+            <w:proofErr w:type="spellStart"/>
             <w:r>
               <w:rPr>
                 <w:rFonts w:ascii="Times New Roman" w:eastAsia="Times New Roman" w:hAnsi="Times New Roman" w:cs="Times New Roman"/>
@@ -10744,6 +15565,7 @@
               </w:rPr>
               <w:t>clientINN</w:t>
             </w:r>
+            <w:proofErr w:type="spellEnd"/>
             <w:r>
               <w:rPr>
                 <w:rFonts w:ascii="Times New Roman" w:eastAsia="Times New Roman" w:hAnsi="Times New Roman" w:cs="Times New Roman"/>
@@ -10774,6 +15596,7 @@
               </w:rPr>
               <w:t>Номер запису в єдиному державному реєстрі  ${</w:t>
             </w:r>
+            <w:proofErr w:type="spellStart"/>
             <w:r>
               <w:rPr>
                 <w:rFonts w:ascii="Times New Roman" w:eastAsia="Times New Roman" w:hAnsi="Times New Roman" w:cs="Times New Roman"/>
@@ -10782,6 +15605,7 @@
               </w:rPr>
               <w:t>registerNumber</w:t>
             </w:r>
+            <w:proofErr w:type="spellEnd"/>
             <w:r>
               <w:rPr>
                 <w:rFonts w:ascii="Times New Roman" w:eastAsia="Times New Roman" w:hAnsi="Times New Roman" w:cs="Times New Roman"/>
@@ -10911,7 +15735,33 @@
                 <w:szCs w:val="16"/>
                 <w:lang w:val="en-US" w:eastAsia="ru-RU"/>
               </w:rPr>
-              <w:t>${shortName}</w:t>
+              <w:t>${</w:t>
+            </w:r>
+            <w:proofErr w:type="spellStart"/>
+            <w:r>
+              <w:rPr>
+                <w:rFonts w:ascii="Times New Roman" w:eastAsia="Times New Roman" w:hAnsi="Times New Roman" w:cs="Times New Roman"/>
+                <w:b/>
+                <w:bCs/>
+                <w:color w:val="010101"/>
+                <w:sz w:val="16"/>
+                <w:szCs w:val="16"/>
+                <w:lang w:val="en-US" w:eastAsia="ru-RU"/>
+              </w:rPr>
+              <w:t>shortName</w:t>
+            </w:r>
+            <w:proofErr w:type="spellEnd"/>
+            <w:r>
+              <w:rPr>
+                <w:rFonts w:ascii="Times New Roman" w:eastAsia="Times New Roman" w:hAnsi="Times New Roman" w:cs="Times New Roman"/>
+                <w:b/>
+                <w:bCs/>
+                <w:color w:val="010101"/>
+                <w:sz w:val="16"/>
+                <w:szCs w:val="16"/>
+                <w:lang w:val="en-US" w:eastAsia="ru-RU"/>
+              </w:rPr>
+              <w:t>}</w:t>
             </w:r>
           </w:p>
         </w:tc>
@@ -11235,7 +16085,27 @@
           <w:szCs w:val="16"/>
           <w:lang w:val="uk-UA"/>
         </w:rPr>
-        <w:t>№${agreementNumber}</w:t>
+        <w:t>№${</w:t>
+      </w:r>
+      <w:proofErr w:type="spellStart"/>
+      <w:r>
+        <w:rPr>
+          <w:rFonts w:ascii="Times New Roman" w:hAnsi="Times New Roman" w:cs="Times New Roman"/>
+          <w:sz w:val="16"/>
+          <w:szCs w:val="16"/>
+          <w:lang w:val="uk-UA"/>
+        </w:rPr>
+        <w:t>agreementNumber</w:t>
+      </w:r>
+      <w:proofErr w:type="spellEnd"/>
+      <w:r>
+        <w:rPr>
+          <w:rFonts w:ascii="Times New Roman" w:hAnsi="Times New Roman" w:cs="Times New Roman"/>
+          <w:sz w:val="16"/>
+          <w:szCs w:val="16"/>
+          <w:lang w:val="uk-UA"/>
+        </w:rPr>
+        <w:t>}</w:t>
       </w:r>
       <w:r>
         <w:rPr>
@@ -11253,7 +16123,27 @@
           <w:szCs w:val="16"/>
           <w:lang w:val="uk-UA"/>
         </w:rPr>
-        <w:t>${adminDate}р.</w:t>
+        <w:t>${</w:t>
+      </w:r>
+      <w:proofErr w:type="spellStart"/>
+      <w:r>
+        <w:rPr>
+          <w:rFonts w:ascii="Times New Roman" w:hAnsi="Times New Roman" w:cs="Times New Roman"/>
+          <w:sz w:val="16"/>
+          <w:szCs w:val="16"/>
+          <w:lang w:val="uk-UA"/>
+        </w:rPr>
+        <w:t>adminDate</w:t>
+      </w:r>
+      <w:proofErr w:type="spellEnd"/>
+      <w:r>
+        <w:rPr>
+          <w:rFonts w:ascii="Times New Roman" w:hAnsi="Times New Roman" w:cs="Times New Roman"/>
+          <w:sz w:val="16"/>
+          <w:szCs w:val="16"/>
+          <w:lang w:val="uk-UA"/>
+        </w:rPr>
+        <w:t>}р.</w:t>
       </w:r>
     </w:p>
     <w:p>
@@ -11351,7 +16241,29 @@
           <w:szCs w:val="16"/>
           <w:lang w:val="uk-UA"/>
         </w:rPr>
-        <w:t>${adminDate}р.</w:t>
+        <w:t>${</w:t>
+      </w:r>
+      <w:proofErr w:type="spellStart"/>
+      <w:r>
+        <w:rPr>
+          <w:rFonts w:ascii="Times New Roman" w:hAnsi="Times New Roman" w:cs="Times New Roman"/>
+          <w:b/>
+          <w:sz w:val="16"/>
+          <w:szCs w:val="16"/>
+          <w:lang w:val="uk-UA"/>
+        </w:rPr>
+        <w:t>adminDate</w:t>
+      </w:r>
+      <w:proofErr w:type="spellEnd"/>
+      <w:r>
+        <w:rPr>
+          <w:rFonts w:ascii="Times New Roman" w:hAnsi="Times New Roman" w:cs="Times New Roman"/>
+          <w:b/>
+          <w:sz w:val="16"/>
+          <w:szCs w:val="16"/>
+          <w:lang w:val="uk-UA"/>
+        </w:rPr>
+        <w:t>}р.</w:t>
       </w:r>
     </w:p>
     <w:p>
@@ -11403,7 +16315,29 @@
           <w:szCs w:val="16"/>
           <w:lang w:val="uk-UA"/>
         </w:rPr>
-        <w:t>${agreementNumber}</w:t>
+        <w:t>${</w:t>
+      </w:r>
+      <w:proofErr w:type="spellStart"/>
+      <w:r>
+        <w:rPr>
+          <w:rFonts w:ascii="Times New Roman" w:hAnsi="Times New Roman" w:cs="Times New Roman"/>
+          <w:b/>
+          <w:sz w:val="16"/>
+          <w:szCs w:val="16"/>
+          <w:lang w:val="uk-UA"/>
+        </w:rPr>
+        <w:t>agreementNumber</w:t>
+      </w:r>
+      <w:proofErr w:type="spellEnd"/>
+      <w:r>
+        <w:rPr>
+          <w:rFonts w:ascii="Times New Roman" w:hAnsi="Times New Roman" w:cs="Times New Roman"/>
+          <w:b/>
+          <w:sz w:val="16"/>
+          <w:szCs w:val="16"/>
+          <w:lang w:val="uk-UA"/>
+        </w:rPr>
+        <w:t>}</w:t>
       </w:r>
       <w:r>
         <w:rPr>
@@ -11425,7 +16359,31 @@
           <w:szCs w:val="16"/>
           <w:lang w:val="uk-UA"/>
         </w:rPr>
-        <w:t>${adminDate}р</w:t>
+        <w:t>${</w:t>
+      </w:r>
+      <w:proofErr w:type="spellStart"/>
+      <w:r>
+        <w:rPr>
+          <w:rFonts w:ascii="Times New Roman" w:hAnsi="Times New Roman" w:cs="Times New Roman"/>
+          <w:b/>
+          <w:iCs/>
+          <w:sz w:val="16"/>
+          <w:szCs w:val="16"/>
+          <w:lang w:val="uk-UA"/>
+        </w:rPr>
+        <w:t>adminDate</w:t>
+      </w:r>
+      <w:proofErr w:type="spellEnd"/>
+      <w:r>
+        <w:rPr>
+          <w:rFonts w:ascii="Times New Roman" w:hAnsi="Times New Roman" w:cs="Times New Roman"/>
+          <w:b/>
+          <w:iCs/>
+          <w:sz w:val="16"/>
+          <w:szCs w:val="16"/>
+          <w:lang w:val="uk-UA"/>
+        </w:rPr>
+        <w:t>}р</w:t>
       </w:r>
       <w:r>
         <w:rPr>
@@ -11568,18 +16526,9 @@
           <w:szCs w:val="16"/>
           <w:lang w:val="uk-UA"/>
         </w:rPr>
-        <w:t xml:space="preserve">Фізична особа-підприємець ${name}, </w:t>
-      </w:r>
-      <w:r>
-        <w:rPr>
-          <w:rFonts w:ascii="Times New Roman" w:eastAsia="Times New Roman" w:hAnsi="Times New Roman" w:cs="Times New Roman"/>
-          <w:bCs/>
-          <w:sz w:val="16"/>
-          <w:szCs w:val="16"/>
-          <w:lang w:val="uk-UA"/>
-        </w:rPr>
-        <w:t>іменований надалі</w:t>
-      </w:r>
+        <w:t>Фізична особа-підприємець ${</w:t>
+      </w:r>
+      <w:proofErr w:type="spellStart"/>
       <w:r>
         <w:rPr>
           <w:rFonts w:ascii="Times New Roman" w:eastAsia="Times New Roman" w:hAnsi="Times New Roman" w:cs="Times New Roman"/>
@@ -11589,6 +16538,39 @@
           <w:szCs w:val="16"/>
           <w:lang w:val="uk-UA"/>
         </w:rPr>
+        <w:t>name</w:t>
+      </w:r>
+      <w:proofErr w:type="spellEnd"/>
+      <w:r>
+        <w:rPr>
+          <w:rFonts w:ascii="Times New Roman" w:eastAsia="Times New Roman" w:hAnsi="Times New Roman" w:cs="Times New Roman"/>
+          <w:b/>
+          <w:bCs/>
+          <w:sz w:val="16"/>
+          <w:szCs w:val="16"/>
+          <w:lang w:val="uk-UA"/>
+        </w:rPr>
+        <w:t xml:space="preserve">}, </w:t>
+      </w:r>
+      <w:r>
+        <w:rPr>
+          <w:rFonts w:ascii="Times New Roman" w:eastAsia="Times New Roman" w:hAnsi="Times New Roman" w:cs="Times New Roman"/>
+          <w:bCs/>
+          <w:sz w:val="16"/>
+          <w:szCs w:val="16"/>
+          <w:lang w:val="uk-UA"/>
+        </w:rPr>
+        <w:t>іменований надалі</w:t>
+      </w:r>
+      <w:r>
+        <w:rPr>
+          <w:rFonts w:ascii="Times New Roman" w:eastAsia="Times New Roman" w:hAnsi="Times New Roman" w:cs="Times New Roman"/>
+          <w:b/>
+          <w:bCs/>
+          <w:sz w:val="16"/>
+          <w:szCs w:val="16"/>
+          <w:lang w:val="uk-UA"/>
+        </w:rPr>
         <w:t xml:space="preserve"> «Орендар», </w:t>
       </w:r>
       <w:r>
@@ -11598,7 +16580,87 @@
           <w:szCs w:val="16"/>
           <w:lang w:val="uk-UA"/>
         </w:rPr>
-        <w:t>в особі ${name}, РНОКПП ${clientINN}, який діє на підставі витягу з ЄДР, номер запису ${registerNumber} від ${registerDate} р.</w:t>
+        <w:t>в особі ${</w:t>
+      </w:r>
+      <w:proofErr w:type="spellStart"/>
+      <w:r>
+        <w:rPr>
+          <w:rFonts w:ascii="Times New Roman" w:eastAsia="Times New Roman" w:hAnsi="Times New Roman" w:cs="Times New Roman"/>
+          <w:sz w:val="16"/>
+          <w:szCs w:val="16"/>
+          <w:lang w:val="uk-UA"/>
+        </w:rPr>
+        <w:t>name</w:t>
+      </w:r>
+      <w:proofErr w:type="spellEnd"/>
+      <w:r>
+        <w:rPr>
+          <w:rFonts w:ascii="Times New Roman" w:eastAsia="Times New Roman" w:hAnsi="Times New Roman" w:cs="Times New Roman"/>
+          <w:sz w:val="16"/>
+          <w:szCs w:val="16"/>
+          <w:lang w:val="uk-UA"/>
+        </w:rPr>
+        <w:t>}, РНОКПП ${</w:t>
+      </w:r>
+      <w:proofErr w:type="spellStart"/>
+      <w:r>
+        <w:rPr>
+          <w:rFonts w:ascii="Times New Roman" w:eastAsia="Times New Roman" w:hAnsi="Times New Roman" w:cs="Times New Roman"/>
+          <w:sz w:val="16"/>
+          <w:szCs w:val="16"/>
+          <w:lang w:val="uk-UA"/>
+        </w:rPr>
+        <w:t>clientINN</w:t>
+      </w:r>
+      <w:proofErr w:type="spellEnd"/>
+      <w:r>
+        <w:rPr>
+          <w:rFonts w:ascii="Times New Roman" w:eastAsia="Times New Roman" w:hAnsi="Times New Roman" w:cs="Times New Roman"/>
+          <w:sz w:val="16"/>
+          <w:szCs w:val="16"/>
+          <w:lang w:val="uk-UA"/>
+        </w:rPr>
+        <w:t>}, який діє на підставі витягу з ЄДР, номер запису ${</w:t>
+      </w:r>
+      <w:proofErr w:type="spellStart"/>
+      <w:r>
+        <w:rPr>
+          <w:rFonts w:ascii="Times New Roman" w:eastAsia="Times New Roman" w:hAnsi="Times New Roman" w:cs="Times New Roman"/>
+          <w:sz w:val="16"/>
+          <w:szCs w:val="16"/>
+          <w:lang w:val="uk-UA"/>
+        </w:rPr>
+        <w:t>registerNumber</w:t>
+      </w:r>
+      <w:proofErr w:type="spellEnd"/>
+      <w:r>
+        <w:rPr>
+          <w:rFonts w:ascii="Times New Roman" w:eastAsia="Times New Roman" w:hAnsi="Times New Roman" w:cs="Times New Roman"/>
+          <w:sz w:val="16"/>
+          <w:szCs w:val="16"/>
+          <w:lang w:val="uk-UA"/>
+        </w:rPr>
+        <w:t>} від ${</w:t>
+      </w:r>
+      <w:proofErr w:type="spellStart"/>
+      <w:r>
+        <w:rPr>
+          <w:rFonts w:ascii="Times New Roman" w:eastAsia="Times New Roman" w:hAnsi="Times New Roman" w:cs="Times New Roman"/>
+          <w:sz w:val="16"/>
+          <w:szCs w:val="16"/>
+          <w:lang w:val="uk-UA"/>
+        </w:rPr>
+        <w:t>registerDate</w:t>
+      </w:r>
+      <w:proofErr w:type="spellEnd"/>
+      <w:r>
+        <w:rPr>
+          <w:rFonts w:ascii="Times New Roman" w:eastAsia="Times New Roman" w:hAnsi="Times New Roman" w:cs="Times New Roman"/>
+          <w:sz w:val="16"/>
+          <w:szCs w:val="16"/>
+          <w:lang w:val="uk-UA"/>
+        </w:rPr>
+        <w:t>} р.</w:t>
       </w:r>
       <w:r>
         <w:rPr>
@@ -11695,6 +16757,7 @@
           <w:lang w:eastAsia="ru-RU"/>
         </w:rPr>
       </w:pPr>
+      <w:proofErr w:type="spellStart"/>
       <w:r>
         <w:rPr>
           <w:rFonts w:ascii="Times New Roman" w:eastAsia="Times New Roman" w:hAnsi="Times New Roman" w:cs="Times New Roman"/>
@@ -11702,7 +16765,217 @@
           <w:sz w:val="16"/>
           <w:szCs w:val="16"/>
         </w:rPr>
-        <w:t xml:space="preserve">Даним актом Сторони засвідчую, що Орендодавець передав, а Орендар прийняв у тимчасове платне користування комплект обладнання: </w:t>
+        <w:t>Даним</w:t>
+      </w:r>
+      <w:proofErr w:type="spellEnd"/>
+      <w:r>
+        <w:rPr>
+          <w:rFonts w:ascii="Times New Roman" w:eastAsia="Times New Roman" w:hAnsi="Times New Roman" w:cs="Times New Roman"/>
+          <w:bCs/>
+          <w:sz w:val="16"/>
+          <w:szCs w:val="16"/>
+        </w:rPr>
+        <w:t xml:space="preserve"> актом </w:t>
+      </w:r>
+      <w:proofErr w:type="spellStart"/>
+      <w:r>
+        <w:rPr>
+          <w:rFonts w:ascii="Times New Roman" w:eastAsia="Times New Roman" w:hAnsi="Times New Roman" w:cs="Times New Roman"/>
+          <w:bCs/>
+          <w:sz w:val="16"/>
+          <w:szCs w:val="16"/>
+        </w:rPr>
+        <w:t>Сторони</w:t>
+      </w:r>
+      <w:proofErr w:type="spellEnd"/>
+      <w:r>
+        <w:rPr>
+          <w:rFonts w:ascii="Times New Roman" w:eastAsia="Times New Roman" w:hAnsi="Times New Roman" w:cs="Times New Roman"/>
+          <w:bCs/>
+          <w:sz w:val="16"/>
+          <w:szCs w:val="16"/>
+        </w:rPr>
+        <w:t xml:space="preserve"> </w:t>
+      </w:r>
+      <w:proofErr w:type="spellStart"/>
+      <w:r>
+        <w:rPr>
+          <w:rFonts w:ascii="Times New Roman" w:eastAsia="Times New Roman" w:hAnsi="Times New Roman" w:cs="Times New Roman"/>
+          <w:bCs/>
+          <w:sz w:val="16"/>
+          <w:szCs w:val="16"/>
+        </w:rPr>
+        <w:t>засвідчую</w:t>
+      </w:r>
+      <w:proofErr w:type="spellEnd"/>
+      <w:r>
+        <w:rPr>
+          <w:rFonts w:ascii="Times New Roman" w:eastAsia="Times New Roman" w:hAnsi="Times New Roman" w:cs="Times New Roman"/>
+          <w:bCs/>
+          <w:sz w:val="16"/>
+          <w:szCs w:val="16"/>
+        </w:rPr>
+        <w:t xml:space="preserve">, </w:t>
+      </w:r>
+      <w:proofErr w:type="spellStart"/>
+      <w:r>
+        <w:rPr>
+          <w:rFonts w:ascii="Times New Roman" w:eastAsia="Times New Roman" w:hAnsi="Times New Roman" w:cs="Times New Roman"/>
+          <w:bCs/>
+          <w:sz w:val="16"/>
+          <w:szCs w:val="16"/>
+        </w:rPr>
+        <w:t>що</w:t>
+      </w:r>
+      <w:proofErr w:type="spellEnd"/>
+      <w:r>
+        <w:rPr>
+          <w:rFonts w:ascii="Times New Roman" w:eastAsia="Times New Roman" w:hAnsi="Times New Roman" w:cs="Times New Roman"/>
+          <w:bCs/>
+          <w:sz w:val="16"/>
+          <w:szCs w:val="16"/>
+        </w:rPr>
+        <w:t xml:space="preserve"> </w:t>
+      </w:r>
+      <w:proofErr w:type="spellStart"/>
+      <w:r>
+        <w:rPr>
+          <w:rFonts w:ascii="Times New Roman" w:eastAsia="Times New Roman" w:hAnsi="Times New Roman" w:cs="Times New Roman"/>
+          <w:bCs/>
+          <w:sz w:val="16"/>
+          <w:szCs w:val="16"/>
+        </w:rPr>
+        <w:t>Орендодавець</w:t>
+      </w:r>
+      <w:proofErr w:type="spellEnd"/>
+      <w:r>
+        <w:rPr>
+          <w:rFonts w:ascii="Times New Roman" w:eastAsia="Times New Roman" w:hAnsi="Times New Roman" w:cs="Times New Roman"/>
+          <w:bCs/>
+          <w:sz w:val="16"/>
+          <w:szCs w:val="16"/>
+        </w:rPr>
+        <w:t xml:space="preserve"> передав, а </w:t>
+      </w:r>
+      <w:proofErr w:type="spellStart"/>
+      <w:r>
+        <w:rPr>
+          <w:rFonts w:ascii="Times New Roman" w:eastAsia="Times New Roman" w:hAnsi="Times New Roman" w:cs="Times New Roman"/>
+          <w:bCs/>
+          <w:sz w:val="16"/>
+          <w:szCs w:val="16"/>
+        </w:rPr>
+        <w:t>Орендар</w:t>
+      </w:r>
+      <w:proofErr w:type="spellEnd"/>
+      <w:r>
+        <w:rPr>
+          <w:rFonts w:ascii="Times New Roman" w:eastAsia="Times New Roman" w:hAnsi="Times New Roman" w:cs="Times New Roman"/>
+          <w:bCs/>
+          <w:sz w:val="16"/>
+          <w:szCs w:val="16"/>
+        </w:rPr>
+        <w:t xml:space="preserve"> </w:t>
+      </w:r>
+      <w:proofErr w:type="spellStart"/>
+      <w:r>
+        <w:rPr>
+          <w:rFonts w:ascii="Times New Roman" w:eastAsia="Times New Roman" w:hAnsi="Times New Roman" w:cs="Times New Roman"/>
+          <w:bCs/>
+          <w:sz w:val="16"/>
+          <w:szCs w:val="16"/>
+        </w:rPr>
+        <w:t>прийняв</w:t>
+      </w:r>
+      <w:proofErr w:type="spellEnd"/>
+      <w:r>
+        <w:rPr>
+          <w:rFonts w:ascii="Times New Roman" w:eastAsia="Times New Roman" w:hAnsi="Times New Roman" w:cs="Times New Roman"/>
+          <w:bCs/>
+          <w:sz w:val="16"/>
+          <w:szCs w:val="16"/>
+        </w:rPr>
+        <w:t xml:space="preserve"> у </w:t>
+      </w:r>
+      <w:proofErr w:type="spellStart"/>
+      <w:r>
+        <w:rPr>
+          <w:rFonts w:ascii="Times New Roman" w:eastAsia="Times New Roman" w:hAnsi="Times New Roman" w:cs="Times New Roman"/>
+          <w:bCs/>
+          <w:sz w:val="16"/>
+          <w:szCs w:val="16"/>
+        </w:rPr>
+        <w:t>тимчасове</w:t>
+      </w:r>
+      <w:proofErr w:type="spellEnd"/>
+      <w:r>
+        <w:rPr>
+          <w:rFonts w:ascii="Times New Roman" w:eastAsia="Times New Roman" w:hAnsi="Times New Roman" w:cs="Times New Roman"/>
+          <w:bCs/>
+          <w:sz w:val="16"/>
+          <w:szCs w:val="16"/>
+        </w:rPr>
+        <w:t xml:space="preserve"> </w:t>
+      </w:r>
+      <w:proofErr w:type="spellStart"/>
+      <w:r>
+        <w:rPr>
+          <w:rFonts w:ascii="Times New Roman" w:eastAsia="Times New Roman" w:hAnsi="Times New Roman" w:cs="Times New Roman"/>
+          <w:bCs/>
+          <w:sz w:val="16"/>
+          <w:szCs w:val="16"/>
+        </w:rPr>
+        <w:t>платне</w:t>
+      </w:r>
+      <w:proofErr w:type="spellEnd"/>
+      <w:r>
+        <w:rPr>
+          <w:rFonts w:ascii="Times New Roman" w:eastAsia="Times New Roman" w:hAnsi="Times New Roman" w:cs="Times New Roman"/>
+          <w:bCs/>
+          <w:sz w:val="16"/>
+          <w:szCs w:val="16"/>
+        </w:rPr>
+        <w:t xml:space="preserve"> </w:t>
+      </w:r>
+      <w:proofErr w:type="spellStart"/>
+      <w:r>
+        <w:rPr>
+          <w:rFonts w:ascii="Times New Roman" w:eastAsia="Times New Roman" w:hAnsi="Times New Roman" w:cs="Times New Roman"/>
+          <w:bCs/>
+          <w:sz w:val="16"/>
+          <w:szCs w:val="16"/>
+        </w:rPr>
+        <w:t>користування</w:t>
+      </w:r>
+      <w:proofErr w:type="spellEnd"/>
+      <w:r>
+        <w:rPr>
+          <w:rFonts w:ascii="Times New Roman" w:eastAsia="Times New Roman" w:hAnsi="Times New Roman" w:cs="Times New Roman"/>
+          <w:bCs/>
+          <w:sz w:val="16"/>
+          <w:szCs w:val="16"/>
+        </w:rPr>
+        <w:t xml:space="preserve"> комплект </w:t>
+      </w:r>
+      <w:proofErr w:type="spellStart"/>
+      <w:r>
+        <w:rPr>
+          <w:rFonts w:ascii="Times New Roman" w:eastAsia="Times New Roman" w:hAnsi="Times New Roman" w:cs="Times New Roman"/>
+          <w:bCs/>
+          <w:sz w:val="16"/>
+          <w:szCs w:val="16"/>
+        </w:rPr>
+        <w:t>обладнання</w:t>
+      </w:r>
+      <w:proofErr w:type="spellEnd"/>
+      <w:r>
+        <w:rPr>
+          <w:rFonts w:ascii="Times New Roman" w:eastAsia="Times New Roman" w:hAnsi="Times New Roman" w:cs="Times New Roman"/>
+          <w:bCs/>
+          <w:sz w:val="16"/>
+          <w:szCs w:val="16"/>
+        </w:rPr>
+        <w:t xml:space="preserve">: </w:t>
       </w:r>
       <w:r>
         <w:rPr>
@@ -11733,7 +17006,25 @@
           <w:sz w:val="16"/>
           <w:szCs w:val="16"/>
         </w:rPr>
-        <w:t>${adminEquipModel}</w:t>
+        <w:t>${</w:t>
+      </w:r>
+      <w:proofErr w:type="spellStart"/>
+      <w:r>
+        <w:rPr>
+          <w:rFonts w:ascii="Times New Roman" w:hAnsi="Times New Roman" w:cs="Times New Roman"/>
+          <w:sz w:val="16"/>
+          <w:szCs w:val="16"/>
+        </w:rPr>
+        <w:t>adminEquipModel</w:t>
+      </w:r>
+      <w:proofErr w:type="spellEnd"/>
+      <w:r>
+        <w:rPr>
+          <w:rFonts w:ascii="Times New Roman" w:hAnsi="Times New Roman" w:cs="Times New Roman"/>
+          <w:sz w:val="16"/>
+          <w:szCs w:val="16"/>
+        </w:rPr>
+        <w:t>}</w:t>
       </w:r>
       <w:r>
         <w:rPr>
@@ -11744,7 +17035,72 @@
           <w:lang w:eastAsia="ru-RU"/>
         </w:rPr>
         <w:br/>
-        <w:t>Вартість майна‚ що орендується:</w:t>
+      </w:r>
+      <w:proofErr w:type="spellStart"/>
+      <w:r>
+        <w:rPr>
+          <w:rFonts w:ascii="Times New Roman" w:eastAsia="Times New Roman" w:hAnsi="Times New Roman" w:cs="Times New Roman"/>
+          <w:color w:val="010101"/>
+          <w:sz w:val="16"/>
+          <w:szCs w:val="16"/>
+          <w:lang w:eastAsia="ru-RU"/>
+        </w:rPr>
+        <w:t>Вартість</w:t>
+      </w:r>
+      <w:proofErr w:type="spellEnd"/>
+      <w:r>
+        <w:rPr>
+          <w:rFonts w:ascii="Times New Roman" w:eastAsia="Times New Roman" w:hAnsi="Times New Roman" w:cs="Times New Roman"/>
+          <w:color w:val="010101"/>
+          <w:sz w:val="16"/>
+          <w:szCs w:val="16"/>
+          <w:lang w:eastAsia="ru-RU"/>
+        </w:rPr>
+        <w:t xml:space="preserve"> майна‚ </w:t>
+      </w:r>
+      <w:proofErr w:type="spellStart"/>
+      <w:r>
+        <w:rPr>
+          <w:rFonts w:ascii="Times New Roman" w:eastAsia="Times New Roman" w:hAnsi="Times New Roman" w:cs="Times New Roman"/>
+          <w:color w:val="010101"/>
+          <w:sz w:val="16"/>
+          <w:szCs w:val="16"/>
+          <w:lang w:eastAsia="ru-RU"/>
+        </w:rPr>
+        <w:t>що</w:t>
+      </w:r>
+      <w:proofErr w:type="spellEnd"/>
+      <w:r>
+        <w:rPr>
+          <w:rFonts w:ascii="Times New Roman" w:eastAsia="Times New Roman" w:hAnsi="Times New Roman" w:cs="Times New Roman"/>
+          <w:color w:val="010101"/>
+          <w:sz w:val="16"/>
+          <w:szCs w:val="16"/>
+          <w:lang w:eastAsia="ru-RU"/>
+        </w:rPr>
+        <w:t xml:space="preserve"> </w:t>
+      </w:r>
+      <w:proofErr w:type="spellStart"/>
+      <w:r>
+        <w:rPr>
+          <w:rFonts w:ascii="Times New Roman" w:eastAsia="Times New Roman" w:hAnsi="Times New Roman" w:cs="Times New Roman"/>
+          <w:color w:val="010101"/>
+          <w:sz w:val="16"/>
+          <w:szCs w:val="16"/>
+          <w:lang w:eastAsia="ru-RU"/>
+        </w:rPr>
+        <w:t>орендується</w:t>
+      </w:r>
+      <w:proofErr w:type="spellEnd"/>
+      <w:r>
+        <w:rPr>
+          <w:rFonts w:ascii="Times New Roman" w:eastAsia="Times New Roman" w:hAnsi="Times New Roman" w:cs="Times New Roman"/>
+          <w:color w:val="010101"/>
+          <w:sz w:val="16"/>
+          <w:szCs w:val="16"/>
+          <w:lang w:eastAsia="ru-RU"/>
+        </w:rPr>
+        <w:t>:</w:t>
       </w:r>
     </w:p>
     <w:p>
@@ -11763,8 +17119,27 @@
           <w:sz w:val="16"/>
           <w:szCs w:val="16"/>
         </w:rPr>
-        <w:t>${adminEquipModel} - ${</w:t>
-      </w:r>
+        <w:t>${</w:t>
+      </w:r>
+      <w:proofErr w:type="spellStart"/>
+      <w:r>
+        <w:rPr>
+          <w:rFonts w:ascii="Times New Roman" w:hAnsi="Times New Roman" w:cs="Times New Roman"/>
+          <w:sz w:val="16"/>
+          <w:szCs w:val="16"/>
+        </w:rPr>
+        <w:t>adminEquipModel</w:t>
+      </w:r>
+      <w:proofErr w:type="spellEnd"/>
+      <w:r>
+        <w:rPr>
+          <w:rFonts w:ascii="Times New Roman" w:hAnsi="Times New Roman" w:cs="Times New Roman"/>
+          <w:sz w:val="16"/>
+          <w:szCs w:val="16"/>
+        </w:rPr>
+        <w:t>} - ${</w:t>
+      </w:r>
+      <w:proofErr w:type="spellStart"/>
       <w:r>
         <w:rPr>
           <w:rFonts w:ascii="Times New Roman" w:hAnsi="Times New Roman" w:cs="Times New Roman"/>
@@ -11774,6 +17149,7 @@
         </w:rPr>
         <w:t>adminEquipCost</w:t>
       </w:r>
+      <w:proofErr w:type="spellEnd"/>
       <w:r>
         <w:rPr>
           <w:rFonts w:ascii="Times New Roman" w:hAnsi="Times New Roman" w:cs="Times New Roman"/>
@@ -11800,8 +17176,29 @@
           <w:szCs w:val="16"/>
           <w:lang w:val="uk-UA"/>
         </w:rPr>
-        <w:t>Об’єкт оренди буде знаходитися за адресою: ${</w:t>
-      </w:r>
+        <w:t xml:space="preserve">Об’єкт оренди буде знаходитися за </w:t>
+      </w:r>
+      <w:proofErr w:type="spellStart"/>
+      <w:r>
+        <w:rPr>
+          <w:rFonts w:ascii="Times New Roman" w:hAnsi="Times New Roman" w:cs="Times New Roman"/>
+          <w:sz w:val="16"/>
+          <w:szCs w:val="16"/>
+          <w:lang w:val="uk-UA"/>
+        </w:rPr>
+        <w:t>адресою</w:t>
+      </w:r>
+      <w:proofErr w:type="spellEnd"/>
+      <w:r>
+        <w:rPr>
+          <w:rFonts w:ascii="Times New Roman" w:hAnsi="Times New Roman" w:cs="Times New Roman"/>
+          <w:sz w:val="16"/>
+          <w:szCs w:val="16"/>
+          <w:lang w:val="uk-UA"/>
+        </w:rPr>
+        <w:t>: ${</w:t>
+      </w:r>
+      <w:proofErr w:type="spellStart"/>
       <w:r>
         <w:rPr>
           <w:rFonts w:ascii="Times New Roman" w:hAnsi="Times New Roman" w:cs="Times New Roman"/>
@@ -11811,6 +17208,7 @@
         </w:rPr>
         <w:t>equipRegion</w:t>
       </w:r>
+      <w:proofErr w:type="spellEnd"/>
       <w:r>
         <w:rPr>
           <w:rFonts w:ascii="Times New Roman" w:hAnsi="Times New Roman" w:cs="Times New Roman"/>
@@ -11835,7 +17233,25 @@
           <w:sz w:val="16"/>
           <w:szCs w:val="16"/>
         </w:rPr>
-        <w:t>(${equipAdditional})</w:t>
+        <w:t>(${</w:t>
+      </w:r>
+      <w:proofErr w:type="spellStart"/>
+      <w:r>
+        <w:rPr>
+          <w:rFonts w:ascii="Times New Roman" w:hAnsi="Times New Roman" w:cs="Times New Roman"/>
+          <w:sz w:val="16"/>
+          <w:szCs w:val="16"/>
+        </w:rPr>
+        <w:t>equipAdditional</w:t>
+      </w:r>
+      <w:proofErr w:type="spellEnd"/>
+      <w:r>
+        <w:rPr>
+          <w:rFonts w:ascii="Times New Roman" w:hAnsi="Times New Roman" w:cs="Times New Roman"/>
+          <w:sz w:val="16"/>
+          <w:szCs w:val="16"/>
+        </w:rPr>
+        <w:t>})</w:t>
       </w:r>
     </w:p>
     <w:p>
@@ -11858,7 +17274,117 @@
           <w:szCs w:val="16"/>
           <w:lang w:eastAsia="ru-RU"/>
         </w:rPr>
-        <w:t>Стан майна‚ що орендується‚ на момент передачі в оренду:  ${adminEquipCondition}</w:t>
+        <w:t xml:space="preserve">Стан майна‚ </w:t>
+      </w:r>
+      <w:proofErr w:type="spellStart"/>
+      <w:r>
+        <w:rPr>
+          <w:rFonts w:ascii="Times New Roman" w:eastAsia="Times New Roman" w:hAnsi="Times New Roman" w:cs="Times New Roman"/>
+          <w:color w:val="010101"/>
+          <w:sz w:val="16"/>
+          <w:szCs w:val="16"/>
+          <w:lang w:eastAsia="ru-RU"/>
+        </w:rPr>
+        <w:t>що</w:t>
+      </w:r>
+      <w:proofErr w:type="spellEnd"/>
+      <w:r>
+        <w:rPr>
+          <w:rFonts w:ascii="Times New Roman" w:eastAsia="Times New Roman" w:hAnsi="Times New Roman" w:cs="Times New Roman"/>
+          <w:color w:val="010101"/>
+          <w:sz w:val="16"/>
+          <w:szCs w:val="16"/>
+          <w:lang w:eastAsia="ru-RU"/>
+        </w:rPr>
+        <w:t xml:space="preserve"> </w:t>
+      </w:r>
+      <w:proofErr w:type="spellStart"/>
+      <w:r>
+        <w:rPr>
+          <w:rFonts w:ascii="Times New Roman" w:eastAsia="Times New Roman" w:hAnsi="Times New Roman" w:cs="Times New Roman"/>
+          <w:color w:val="010101"/>
+          <w:sz w:val="16"/>
+          <w:szCs w:val="16"/>
+          <w:lang w:eastAsia="ru-RU"/>
+        </w:rPr>
+        <w:t>орендується</w:t>
+      </w:r>
+      <w:proofErr w:type="spellEnd"/>
+      <w:r>
+        <w:rPr>
+          <w:rFonts w:ascii="Times New Roman" w:eastAsia="Times New Roman" w:hAnsi="Times New Roman" w:cs="Times New Roman"/>
+          <w:color w:val="010101"/>
+          <w:sz w:val="16"/>
+          <w:szCs w:val="16"/>
+          <w:lang w:eastAsia="ru-RU"/>
+        </w:rPr>
+        <w:t xml:space="preserve">‚ на момент </w:t>
+      </w:r>
+      <w:proofErr w:type="spellStart"/>
+      <w:r>
+        <w:rPr>
+          <w:rFonts w:ascii="Times New Roman" w:eastAsia="Times New Roman" w:hAnsi="Times New Roman" w:cs="Times New Roman"/>
+          <w:color w:val="010101"/>
+          <w:sz w:val="16"/>
+          <w:szCs w:val="16"/>
+          <w:lang w:eastAsia="ru-RU"/>
+        </w:rPr>
+        <w:t>передачі</w:t>
+      </w:r>
+      <w:proofErr w:type="spellEnd"/>
+      <w:r>
+        <w:rPr>
+          <w:rFonts w:ascii="Times New Roman" w:eastAsia="Times New Roman" w:hAnsi="Times New Roman" w:cs="Times New Roman"/>
+          <w:color w:val="010101"/>
+          <w:sz w:val="16"/>
+          <w:szCs w:val="16"/>
+          <w:lang w:eastAsia="ru-RU"/>
+        </w:rPr>
+        <w:t xml:space="preserve"> в </w:t>
+      </w:r>
+      <w:proofErr w:type="spellStart"/>
+      <w:r>
+        <w:rPr>
+          <w:rFonts w:ascii="Times New Roman" w:eastAsia="Times New Roman" w:hAnsi="Times New Roman" w:cs="Times New Roman"/>
+          <w:color w:val="010101"/>
+          <w:sz w:val="16"/>
+          <w:szCs w:val="16"/>
+          <w:lang w:eastAsia="ru-RU"/>
+        </w:rPr>
+        <w:t>оренду</w:t>
+      </w:r>
+      <w:proofErr w:type="spellEnd"/>
+      <w:r>
+        <w:rPr>
+          <w:rFonts w:ascii="Times New Roman" w:eastAsia="Times New Roman" w:hAnsi="Times New Roman" w:cs="Times New Roman"/>
+          <w:color w:val="010101"/>
+          <w:sz w:val="16"/>
+          <w:szCs w:val="16"/>
+          <w:lang w:eastAsia="ru-RU"/>
+        </w:rPr>
+        <w:t>:  ${</w:t>
+      </w:r>
+      <w:proofErr w:type="spellStart"/>
+      <w:r>
+        <w:rPr>
+          <w:rFonts w:ascii="Times New Roman" w:eastAsia="Times New Roman" w:hAnsi="Times New Roman" w:cs="Times New Roman"/>
+          <w:color w:val="010101"/>
+          <w:sz w:val="16"/>
+          <w:szCs w:val="16"/>
+          <w:lang w:eastAsia="ru-RU"/>
+        </w:rPr>
+        <w:t>adminEquipCondition</w:t>
+      </w:r>
+      <w:proofErr w:type="spellEnd"/>
+      <w:r>
+        <w:rPr>
+          <w:rFonts w:ascii="Times New Roman" w:eastAsia="Times New Roman" w:hAnsi="Times New Roman" w:cs="Times New Roman"/>
+          <w:color w:val="010101"/>
+          <w:sz w:val="16"/>
+          <w:szCs w:val="16"/>
+          <w:lang w:eastAsia="ru-RU"/>
+        </w:rPr>
+        <w:t>}</w:t>
       </w:r>
     </w:p>
     <w:p>
@@ -11893,6 +17419,7 @@
         </w:rPr>
         <w:t xml:space="preserve"> №${</w:t>
       </w:r>
+      <w:proofErr w:type="spellStart"/>
       <w:r>
         <w:rPr>
           <w:rFonts w:ascii="Times New Roman" w:eastAsia="Times New Roman" w:hAnsi="Times New Roman" w:cs="Times New Roman"/>
@@ -11904,6 +17431,7 @@
         </w:rPr>
         <w:t>agreementNumber</w:t>
       </w:r>
+      <w:proofErr w:type="spellEnd"/>
       <w:r>
         <w:rPr>
           <w:rFonts w:ascii="Times New Roman" w:eastAsia="Times New Roman" w:hAnsi="Times New Roman" w:cs="Times New Roman"/>
@@ -11957,6 +17485,7 @@
         </w:rPr>
         <w:t>${</w:t>
       </w:r>
+      <w:proofErr w:type="spellStart"/>
       <w:r>
         <w:rPr>
           <w:rFonts w:ascii="Times New Roman" w:eastAsia="Times New Roman" w:hAnsi="Times New Roman" w:cs="Times New Roman"/>
@@ -11967,6 +17496,7 @@
         </w:rPr>
         <w:t>adminDate</w:t>
       </w:r>
+      <w:proofErr w:type="spellEnd"/>
       <w:r>
         <w:rPr>
           <w:rFonts w:ascii="Times New Roman" w:eastAsia="Times New Roman" w:hAnsi="Times New Roman" w:cs="Times New Roman"/>
@@ -12139,8 +17669,31 @@
                 <w:sz w:val="16"/>
                 <w:szCs w:val="16"/>
               </w:rPr>
-              <w:t xml:space="preserve">ФОП Куліш Роман </w:t>
+              <w:t xml:space="preserve">ФОП </w:t>
             </w:r>
+            <w:proofErr w:type="spellStart"/>
+            <w:r>
+              <w:rPr>
+                <w:rFonts w:ascii="Times New Roman" w:eastAsia="Times New Roman" w:hAnsi="Times New Roman" w:cs="Times New Roman"/>
+                <w:b/>
+                <w:bCs/>
+                <w:sz w:val="16"/>
+                <w:szCs w:val="16"/>
+              </w:rPr>
+              <w:t>Куліш</w:t>
+            </w:r>
+            <w:proofErr w:type="spellEnd"/>
+            <w:r>
+              <w:rPr>
+                <w:rFonts w:ascii="Times New Roman" w:eastAsia="Times New Roman" w:hAnsi="Times New Roman" w:cs="Times New Roman"/>
+                <w:b/>
+                <w:bCs/>
+                <w:sz w:val="16"/>
+                <w:szCs w:val="16"/>
+              </w:rPr>
+              <w:t xml:space="preserve"> Роман </w:t>
+            </w:r>
+            <w:proofErr w:type="spellStart"/>
             <w:r>
               <w:rPr>
                 <w:rFonts w:ascii="Times New Roman" w:eastAsia="Times New Roman" w:hAnsi="Times New Roman" w:cs="Times New Roman"/>
@@ -12150,6 +17703,7 @@
               </w:rPr>
               <w:t>Васильович</w:t>
             </w:r>
+            <w:proofErr w:type="spellEnd"/>
           </w:p>
           <w:p>
             <w:pPr>
@@ -12166,7 +17720,25 @@
                 <w:sz w:val="16"/>
                 <w:szCs w:val="16"/>
               </w:rPr>
-              <w:t xml:space="preserve">Адреса: Чернігівської обл., </w:t>
+              <w:t xml:space="preserve">Адреса: </w:t>
+            </w:r>
+            <w:proofErr w:type="spellStart"/>
+            <w:r>
+              <w:rPr>
+                <w:rFonts w:ascii="Times New Roman" w:eastAsia="Times New Roman" w:hAnsi="Times New Roman" w:cs="Times New Roman"/>
+                <w:sz w:val="16"/>
+                <w:szCs w:val="16"/>
+              </w:rPr>
+              <w:t>Чернігівської</w:t>
+            </w:r>
+            <w:proofErr w:type="spellEnd"/>
+            <w:r>
+              <w:rPr>
+                <w:rFonts w:ascii="Times New Roman" w:eastAsia="Times New Roman" w:hAnsi="Times New Roman" w:cs="Times New Roman"/>
+                <w:sz w:val="16"/>
+                <w:szCs w:val="16"/>
+              </w:rPr>
+              <w:t xml:space="preserve"> обл., </w:t>
             </w:r>
             <w:r>
               <w:rPr>
@@ -12174,7 +17746,61 @@
                 <w:sz w:val="16"/>
                 <w:szCs w:val="16"/>
               </w:rPr>
-              <w:t>м. Сновськ , вул. Каденюка 56</w:t>
+              <w:t xml:space="preserve">м. </w:t>
+            </w:r>
+            <w:proofErr w:type="spellStart"/>
+            <w:r>
+              <w:rPr>
+                <w:rFonts w:ascii="Times New Roman" w:eastAsia="Times New Roman" w:hAnsi="Times New Roman" w:cs="Times New Roman"/>
+                <w:sz w:val="16"/>
+                <w:szCs w:val="16"/>
+              </w:rPr>
+              <w:t>Сновськ</w:t>
+            </w:r>
+            <w:proofErr w:type="spellEnd"/>
+            <w:r>
+              <w:rPr>
+                <w:rFonts w:ascii="Times New Roman" w:eastAsia="Times New Roman" w:hAnsi="Times New Roman" w:cs="Times New Roman"/>
+                <w:sz w:val="16"/>
+                <w:szCs w:val="16"/>
+              </w:rPr>
+              <w:t xml:space="preserve"> , </w:t>
+            </w:r>
+            <w:proofErr w:type="spellStart"/>
+            <w:r>
+              <w:rPr>
+                <w:rFonts w:ascii="Times New Roman" w:eastAsia="Times New Roman" w:hAnsi="Times New Roman" w:cs="Times New Roman"/>
+                <w:sz w:val="16"/>
+                <w:szCs w:val="16"/>
+              </w:rPr>
+              <w:t>вул</w:t>
+            </w:r>
+            <w:proofErr w:type="spellEnd"/>
+            <w:r>
+              <w:rPr>
+                <w:rFonts w:ascii="Times New Roman" w:eastAsia="Times New Roman" w:hAnsi="Times New Roman" w:cs="Times New Roman"/>
+                <w:sz w:val="16"/>
+                <w:szCs w:val="16"/>
+              </w:rPr>
+              <w:t xml:space="preserve">. </w:t>
+            </w:r>
+            <w:proofErr w:type="spellStart"/>
+            <w:r>
+              <w:rPr>
+                <w:rFonts w:ascii="Times New Roman" w:eastAsia="Times New Roman" w:hAnsi="Times New Roman" w:cs="Times New Roman"/>
+                <w:sz w:val="16"/>
+                <w:szCs w:val="16"/>
+              </w:rPr>
+              <w:t>Каденюка</w:t>
+            </w:r>
+            <w:proofErr w:type="spellEnd"/>
+            <w:r>
+              <w:rPr>
+                <w:rFonts w:ascii="Times New Roman" w:eastAsia="Times New Roman" w:hAnsi="Times New Roman" w:cs="Times New Roman"/>
+                <w:sz w:val="16"/>
+                <w:szCs w:val="16"/>
+              </w:rPr>
+              <w:t xml:space="preserve"> 56</w:t>
             </w:r>
           </w:p>
           <w:p>
@@ -12199,6 +17825,7 @@
                 <w:szCs w:val="16"/>
               </w:rPr>
             </w:pPr>
+            <w:proofErr w:type="spellStart"/>
             <w:r>
               <w:rPr>
                 <w:rFonts w:ascii="Times New Roman" w:eastAsia="Times New Roman" w:hAnsi="Times New Roman" w:cs="Times New Roman"/>
@@ -12206,8 +17833,19 @@
                 <w:sz w:val="16"/>
                 <w:szCs w:val="16"/>
               </w:rPr>
-              <w:t xml:space="preserve">Установа банку: </w:t>
+              <w:t>Установа</w:t>
             </w:r>
+            <w:proofErr w:type="spellEnd"/>
+            <w:r>
+              <w:rPr>
+                <w:rFonts w:ascii="Times New Roman" w:eastAsia="Times New Roman" w:hAnsi="Times New Roman" w:cs="Times New Roman"/>
+                <w:b/>
+                <w:sz w:val="16"/>
+                <w:szCs w:val="16"/>
+              </w:rPr>
+              <w:t xml:space="preserve"> банку: </w:t>
+            </w:r>
+            <w:proofErr w:type="spellStart"/>
             <w:r>
               <w:rPr>
                 <w:rFonts w:ascii="Times New Roman" w:eastAsia="Times New Roman" w:hAnsi="Times New Roman" w:cs="Times New Roman"/>
@@ -12217,6 +17855,7 @@
               </w:rPr>
               <w:t>ПриватБанк</w:t>
             </w:r>
+            <w:proofErr w:type="spellEnd"/>
           </w:p>
           <w:p>
             <w:pPr>
@@ -12257,6 +17896,7 @@
                 <w:szCs w:val="16"/>
               </w:rPr>
             </w:pPr>
+            <w:proofErr w:type="spellStart"/>
             <w:r>
               <w:rPr>
                 <w:rFonts w:ascii="Times New Roman" w:eastAsia="Times New Roman" w:hAnsi="Times New Roman" w:cs="Times New Roman"/>
@@ -12264,7 +17904,17 @@
                 <w:sz w:val="16"/>
                 <w:szCs w:val="16"/>
               </w:rPr>
-              <w:t>Отримувач платежу</w:t>
+              <w:t>Отримувач</w:t>
+            </w:r>
+            <w:proofErr w:type="spellEnd"/>
+            <w:r>
+              <w:rPr>
+                <w:rFonts w:ascii="Times New Roman" w:eastAsia="Times New Roman" w:hAnsi="Times New Roman" w:cs="Times New Roman"/>
+                <w:b/>
+                <w:sz w:val="16"/>
+                <w:szCs w:val="16"/>
+              </w:rPr>
+              <w:t xml:space="preserve"> платежу</w:t>
             </w:r>
             <w:r>
               <w:rPr>
@@ -12333,6 +17983,7 @@
                 <w:szCs w:val="16"/>
               </w:rPr>
             </w:pPr>
+            <w:proofErr w:type="spellStart"/>
             <w:r>
               <w:rPr>
                 <w:rFonts w:ascii="Times New Roman" w:eastAsia="Times New Roman" w:hAnsi="Times New Roman" w:cs="Times New Roman"/>
@@ -12340,8 +17991,29 @@
                 <w:sz w:val="16"/>
                 <w:szCs w:val="16"/>
               </w:rPr>
-              <w:t>Рахунок отримувача</w:t>
+              <w:t>Рахунок</w:t>
             </w:r>
+            <w:proofErr w:type="spellEnd"/>
+            <w:r>
+              <w:rPr>
+                <w:rFonts w:ascii="Times New Roman" w:eastAsia="Times New Roman" w:hAnsi="Times New Roman" w:cs="Times New Roman"/>
+                <w:b/>
+                <w:sz w:val="16"/>
+                <w:szCs w:val="16"/>
+              </w:rPr>
+              <w:t xml:space="preserve"> </w:t>
+            </w:r>
+            <w:proofErr w:type="spellStart"/>
+            <w:r>
+              <w:rPr>
+                <w:rFonts w:ascii="Times New Roman" w:eastAsia="Times New Roman" w:hAnsi="Times New Roman" w:cs="Times New Roman"/>
+                <w:b/>
+                <w:sz w:val="16"/>
+                <w:szCs w:val="16"/>
+              </w:rPr>
+              <w:t>отримувача</w:t>
+            </w:r>
+            <w:proofErr w:type="spellEnd"/>
             <w:r>
               <w:rPr>
                 <w:rFonts w:ascii="Times New Roman" w:eastAsia="Times New Roman" w:hAnsi="Times New Roman" w:cs="Times New Roman"/>
@@ -12378,8 +18050,19 @@
                 <w:sz w:val="16"/>
                 <w:szCs w:val="16"/>
               </w:rPr>
-              <w:t>РНОКПП отримувача</w:t>
+              <w:t xml:space="preserve">РНОКПП </w:t>
             </w:r>
+            <w:proofErr w:type="spellStart"/>
+            <w:r>
+              <w:rPr>
+                <w:rFonts w:ascii="Times New Roman" w:eastAsia="Times New Roman" w:hAnsi="Times New Roman" w:cs="Times New Roman"/>
+                <w:b/>
+                <w:sz w:val="16"/>
+                <w:szCs w:val="16"/>
+              </w:rPr>
+              <w:t>отримувача</w:t>
+            </w:r>
+            <w:proofErr w:type="spellEnd"/>
             <w:r>
               <w:rPr>
                 <w:rFonts w:ascii="Times New Roman" w:eastAsia="Times New Roman" w:hAnsi="Times New Roman" w:cs="Times New Roman"/>
@@ -12523,6 +18206,7 @@
               </w:rPr>
               <w:t>ФОП ${</w:t>
             </w:r>
+            <w:proofErr w:type="spellStart"/>
             <w:r>
               <w:rPr>
                 <w:rFonts w:ascii="Times New Roman" w:eastAsia="Times New Roman" w:hAnsi="Times New Roman" w:cs="Times New Roman"/>
@@ -12535,6 +18219,7 @@
               </w:rPr>
               <w:t>shortName</w:t>
             </w:r>
+            <w:proofErr w:type="spellEnd"/>
             <w:r>
               <w:rPr>
                 <w:rFonts w:ascii="Times New Roman" w:eastAsia="Times New Roman" w:hAnsi="Times New Roman" w:cs="Times New Roman"/>
@@ -12667,6 +18352,7 @@
               </w:rPr>
               <w:t>Адреса: ${</w:t>
             </w:r>
+            <w:proofErr w:type="spellStart"/>
             <w:r>
               <w:rPr>
                 <w:rFonts w:ascii="Times New Roman" w:eastAsia="Times New Roman" w:hAnsi="Times New Roman" w:cs="Times New Roman"/>
@@ -12677,6 +18363,7 @@
               </w:rPr>
               <w:t>clientRegion</w:t>
             </w:r>
+            <w:proofErr w:type="spellEnd"/>
             <w:r>
               <w:rPr>
                 <w:rFonts w:ascii="Times New Roman" w:eastAsia="Times New Roman" w:hAnsi="Times New Roman" w:cs="Times New Roman"/>
@@ -12720,6 +18407,7 @@
               </w:rPr>
               <w:t xml:space="preserve"> ${</w:t>
             </w:r>
+            <w:proofErr w:type="spellStart"/>
             <w:r>
               <w:rPr>
                 <w:rFonts w:ascii="Times New Roman" w:eastAsia="Times New Roman" w:hAnsi="Times New Roman" w:cs="Times New Roman"/>
@@ -12730,6 +18418,7 @@
               </w:rPr>
               <w:t>clientINN</w:t>
             </w:r>
+            <w:proofErr w:type="spellEnd"/>
             <w:r>
               <w:rPr>
                 <w:rFonts w:ascii="Times New Roman" w:eastAsia="Times New Roman" w:hAnsi="Times New Roman" w:cs="Times New Roman"/>
@@ -12760,6 +18449,7 @@
               </w:rPr>
               <w:t>Номер запису в єдиному державному реєстрі  ${</w:t>
             </w:r>
+            <w:proofErr w:type="spellStart"/>
             <w:r>
               <w:rPr>
                 <w:rFonts w:ascii="Times New Roman" w:eastAsia="Times New Roman" w:hAnsi="Times New Roman" w:cs="Times New Roman"/>
@@ -12768,6 +18458,7 @@
               </w:rPr>
               <w:t>registerNumber</w:t>
             </w:r>
+            <w:proofErr w:type="spellEnd"/>
             <w:r>
               <w:rPr>
                 <w:rFonts w:ascii="Times New Roman" w:eastAsia="Times New Roman" w:hAnsi="Times New Roman" w:cs="Times New Roman"/>
@@ -12900,7 +18591,33 @@
                 <w:szCs w:val="16"/>
                 <w:lang w:val="en-US" w:eastAsia="ru-RU"/>
               </w:rPr>
-              <w:t>${shortName}</w:t>
+              <w:t>${</w:t>
+            </w:r>
+            <w:proofErr w:type="spellStart"/>
+            <w:r>
+              <w:rPr>
+                <w:rFonts w:ascii="Times New Roman" w:eastAsia="Times New Roman" w:hAnsi="Times New Roman" w:cs="Times New Roman"/>
+                <w:b/>
+                <w:bCs/>
+                <w:color w:val="010101"/>
+                <w:sz w:val="16"/>
+                <w:szCs w:val="16"/>
+                <w:lang w:val="en-US" w:eastAsia="ru-RU"/>
+              </w:rPr>
+              <w:t>shortName</w:t>
+            </w:r>
+            <w:proofErr w:type="spellEnd"/>
+            <w:r>
+              <w:rPr>
+                <w:rFonts w:ascii="Times New Roman" w:eastAsia="Times New Roman" w:hAnsi="Times New Roman" w:cs="Times New Roman"/>
+                <w:b/>
+                <w:bCs/>
+                <w:color w:val="010101"/>
+                <w:sz w:val="16"/>
+                <w:szCs w:val="16"/>
+                <w:lang w:val="en-US" w:eastAsia="ru-RU"/>
+              </w:rPr>
+              <w:t>}</w:t>
             </w:r>
           </w:p>
         </w:tc>
